--- a/public/template2.docx
+++ b/public/template2.docx
@@ -102,6 +102,7 @@
               </w:rPr>
               <w:t>{</w:t>
             </w:r>
+            <w:proofErr w:type="spellStart"/>
             <w:r>
               <w:rPr>
                 <w:rStyle w:val="10"/>
@@ -110,6 +111,7 @@
               </w:rPr>
               <w:t>delegation_header</w:t>
             </w:r>
+            <w:proofErr w:type="spellEnd"/>
             <w:r>
               <w:rPr>
                 <w:rStyle w:val="10"/>
@@ -165,6 +167,7 @@
               </w:rPr>
               <w:t>{</w:t>
             </w:r>
+            <w:proofErr w:type="spellStart"/>
             <w:r>
               <w:rPr>
                 <w:rStyle w:val="10"/>
@@ -173,6 +176,7 @@
               </w:rPr>
               <w:t>origin_port</w:t>
             </w:r>
+            <w:proofErr w:type="spellEnd"/>
             <w:r>
               <w:rPr>
                 <w:rStyle w:val="10"/>
@@ -228,6 +232,7 @@
               </w:rPr>
               <w:t>{</w:t>
             </w:r>
+            <w:proofErr w:type="spellStart"/>
             <w:r>
               <w:rPr>
                 <w:rStyle w:val="10"/>
@@ -236,6 +241,7 @@
               </w:rPr>
               <w:t>bl_no</w:t>
             </w:r>
+            <w:proofErr w:type="spellEnd"/>
             <w:r>
               <w:rPr>
                 <w:rStyle w:val="10"/>
@@ -293,6 +299,7 @@
               </w:rPr>
               <w:t>{</w:t>
             </w:r>
+            <w:proofErr w:type="spellStart"/>
             <w:r>
               <w:rPr>
                 <w:rStyle w:val="10"/>
@@ -301,6 +308,7 @@
               </w:rPr>
               <w:t>contract_no</w:t>
             </w:r>
+            <w:proofErr w:type="spellEnd"/>
             <w:r>
               <w:rPr>
                 <w:rStyle w:val="10"/>
@@ -356,6 +364,7 @@
               </w:rPr>
               <w:t>{</w:t>
             </w:r>
+            <w:proofErr w:type="spellStart"/>
             <w:r>
               <w:rPr>
                 <w:rStyle w:val="10"/>
@@ -364,6 +373,7 @@
               </w:rPr>
               <w:t>destination_port</w:t>
             </w:r>
+            <w:proofErr w:type="spellEnd"/>
             <w:r>
               <w:rPr>
                 <w:rStyle w:val="10"/>
@@ -406,7 +416,6 @@
             <w:pPr>
               <w:rPr>
                 <w:rStyle w:val="10"/>
-                <w:rFonts w:hint="eastAsia"/>
                 <w:sz w:val="15"/>
                 <w:szCs w:val="15"/>
               </w:rPr>
@@ -420,6 +429,7 @@
               </w:rPr>
               <w:t>{</w:t>
             </w:r>
+            <w:proofErr w:type="spellStart"/>
             <w:r>
               <w:rPr>
                 <w:rStyle w:val="10"/>
@@ -428,6 +438,7 @@
               </w:rPr>
               <w:t>ship_name</w:t>
             </w:r>
+            <w:proofErr w:type="spellEnd"/>
             <w:r>
               <w:rPr>
                 <w:rStyle w:val="10"/>
@@ -464,6 +475,7 @@
               </w:rPr>
               <w:t>{</w:t>
             </w:r>
+            <w:proofErr w:type="spellStart"/>
             <w:r>
               <w:rPr>
                 <w:rStyle w:val="10"/>
@@ -472,6 +484,7 @@
               </w:rPr>
               <w:t>ship_no</w:t>
             </w:r>
+            <w:proofErr w:type="spellEnd"/>
             <w:r>
               <w:rPr>
                 <w:rStyle w:val="10"/>
@@ -529,6 +542,7 @@
               </w:rPr>
               <w:t>{</w:t>
             </w:r>
+            <w:proofErr w:type="spellStart"/>
             <w:r>
               <w:rPr>
                 <w:rStyle w:val="10"/>
@@ -537,6 +551,7 @@
               </w:rPr>
               <w:t>job_no</w:t>
             </w:r>
+            <w:proofErr w:type="spellEnd"/>
             <w:r>
               <w:rPr>
                 <w:rStyle w:val="10"/>
@@ -592,6 +607,7 @@
               </w:rPr>
               <w:t>{</w:t>
             </w:r>
+            <w:proofErr w:type="spellStart"/>
             <w:r>
               <w:rPr>
                 <w:rStyle w:val="10"/>
@@ -600,6 +616,7 @@
               </w:rPr>
               <w:t>sailing_at</w:t>
             </w:r>
+            <w:proofErr w:type="spellEnd"/>
             <w:r>
               <w:rPr>
                 <w:rStyle w:val="10"/>
@@ -655,6 +672,7 @@
               </w:rPr>
               <w:t>{</w:t>
             </w:r>
+            <w:proofErr w:type="spellStart"/>
             <w:r>
               <w:rPr>
                 <w:rStyle w:val="10"/>
@@ -663,6 +681,7 @@
               </w:rPr>
               <w:t>arrival_at</w:t>
             </w:r>
+            <w:proofErr w:type="spellEnd"/>
             <w:r>
               <w:rPr>
                 <w:rStyle w:val="10"/>
@@ -693,7 +712,7 @@
         <w:tblStyle w:val="a6"/>
         <w:tblpPr w:leftFromText="180" w:rightFromText="180" w:vertAnchor="text" w:horzAnchor="page" w:tblpX="1785" w:tblpY="275"/>
         <w:tblOverlap w:val="never"/>
-        <w:tblW w:w="8522" w:type="dxa"/>
+        <w:tblW w:w="3218" w:type="dxa"/>
         <w:tblBorders>
           <w:top w:val="none" w:sz="0" w:space="0" w:color="auto"/>
           <w:left w:val="none" w:sz="0" w:space="0" w:color="auto"/>
@@ -706,9 +725,6 @@
         <w:tblLook w:val="04A0" w:firstRow="1" w:lastRow="0" w:firstColumn="1" w:lastColumn="0" w:noHBand="0" w:noVBand="1"/>
       </w:tblPr>
       <w:tblGrid>
-        <w:gridCol w:w="3686"/>
-        <w:gridCol w:w="900"/>
-        <w:gridCol w:w="718"/>
         <w:gridCol w:w="764"/>
         <w:gridCol w:w="1033"/>
         <w:gridCol w:w="1421"/>
@@ -716,11 +732,76 @@
       <w:tr>
         <w:tc>
           <w:tcPr>
-            <w:tcW w:w="3686" w:type="dxa"/>
-          </w:tcPr>
-          <w:p>
-            <w:pPr>
-              <w:ind w:firstLineChars="400" w:firstLine="723"/>
+            <w:tcW w:w="764" w:type="dxa"/>
+          </w:tcPr>
+          <w:p>
+            <w:pPr>
+              <w:jc w:val="center"/>
+              <w:rPr>
+                <w:rStyle w:val="10"/>
+                <w:sz w:val="18"/>
+                <w:szCs w:val="18"/>
+              </w:rPr>
+            </w:pPr>
+          </w:p>
+        </w:tc>
+        <w:tc>
+          <w:tcPr>
+            <w:tcW w:w="1033" w:type="dxa"/>
+          </w:tcPr>
+          <w:p>
+            <w:pPr>
+              <w:jc w:val="center"/>
+              <w:rPr>
+                <w:rStyle w:val="10"/>
+                <w:sz w:val="18"/>
+                <w:szCs w:val="18"/>
+              </w:rPr>
+            </w:pPr>
+          </w:p>
+        </w:tc>
+        <w:tc>
+          <w:tcPr>
+            <w:tcW w:w="1421" w:type="dxa"/>
+          </w:tcPr>
+          <w:p>
+            <w:pPr>
+              <w:jc w:val="center"/>
+              <w:rPr>
+                <w:rStyle w:val="10"/>
+                <w:sz w:val="18"/>
+                <w:szCs w:val="18"/>
+              </w:rPr>
+            </w:pPr>
+          </w:p>
+        </w:tc>
+      </w:tr>
+    </w:tbl>
+    <w:tbl>
+      <w:tblPr>
+        <w:tblStyle w:val="a6"/>
+        <w:tblpPr w:leftFromText="180" w:rightFromText="180" w:vertAnchor="text" w:horzAnchor="margin" w:tblpY="224"/>
+        <w:tblW w:w="8296" w:type="dxa"/>
+        <w:tblLook w:val="04A0" w:firstRow="1" w:lastRow="0" w:firstColumn="1" w:lastColumn="0" w:noHBand="0" w:noVBand="1"/>
+      </w:tblPr>
+      <w:tblGrid>
+        <w:gridCol w:w="1636"/>
+        <w:gridCol w:w="1627"/>
+        <w:gridCol w:w="1335"/>
+        <w:gridCol w:w="1190"/>
+        <w:gridCol w:w="1224"/>
+        <w:gridCol w:w="1284"/>
+      </w:tblGrid>
+      <w:tr>
+        <w:trPr>
+          <w:trHeight w:val="578"/>
+        </w:trPr>
+        <w:tc>
+          <w:tcPr>
+            <w:tcW w:w="1581" w:type="dxa"/>
+          </w:tcPr>
+          <w:p>
+            <w:pPr>
               <w:rPr>
                 <w:rStyle w:val="10"/>
                 <w:sz w:val="18"/>
@@ -740,7 +821,7 @@
         </w:tc>
         <w:tc>
           <w:tcPr>
-            <w:tcW w:w="900" w:type="dxa"/>
+            <w:tcW w:w="1567" w:type="dxa"/>
           </w:tcPr>
           <w:p>
             <w:pPr>
@@ -763,11 +844,10 @@
         </w:tc>
         <w:tc>
           <w:tcPr>
-            <w:tcW w:w="718" w:type="dxa"/>
-          </w:tcPr>
-          <w:p>
-            <w:pPr>
-              <w:jc w:val="center"/>
+            <w:tcW w:w="1287" w:type="dxa"/>
+          </w:tcPr>
+          <w:p>
+            <w:pPr>
               <w:rPr>
                 <w:rStyle w:val="10"/>
                 <w:sz w:val="18"/>
@@ -787,11 +867,10 @@
         </w:tc>
         <w:tc>
           <w:tcPr>
-            <w:tcW w:w="764" w:type="dxa"/>
-          </w:tcPr>
-          <w:p>
-            <w:pPr>
-              <w:jc w:val="center"/>
+            <w:tcW w:w="1287" w:type="dxa"/>
+          </w:tcPr>
+          <w:p>
+            <w:pPr>
               <w:rPr>
                 <w:rStyle w:val="10"/>
                 <w:sz w:val="18"/>
@@ -811,11 +890,10 @@
         </w:tc>
         <w:tc>
           <w:tcPr>
-            <w:tcW w:w="1033" w:type="dxa"/>
-          </w:tcPr>
-          <w:p>
-            <w:pPr>
-              <w:jc w:val="center"/>
+            <w:tcW w:w="1287" w:type="dxa"/>
+          </w:tcPr>
+          <w:p>
+            <w:pPr>
               <w:rPr>
                 <w:rStyle w:val="10"/>
                 <w:sz w:val="18"/>
@@ -835,13 +913,13 @@
         </w:tc>
         <w:tc>
           <w:tcPr>
-            <w:tcW w:w="1421" w:type="dxa"/>
-          </w:tcPr>
-          <w:p>
-            <w:pPr>
-              <w:jc w:val="center"/>
-              <w:rPr>
-                <w:rStyle w:val="10"/>
+            <w:tcW w:w="1287" w:type="dxa"/>
+          </w:tcPr>
+          <w:p>
+            <w:pPr>
+              <w:rPr>
+                <w:rStyle w:val="10"/>
+                <w:rFonts w:hint="eastAsia"/>
                 <w:sz w:val="18"/>
                 <w:szCs w:val="18"/>
               </w:rPr>
@@ -854,6 +932,705 @@
                 <w:szCs w:val="18"/>
               </w:rPr>
               <w:t>备注</w:t>
+            </w:r>
+          </w:p>
+        </w:tc>
+      </w:tr>
+      <w:tr>
+        <w:trPr>
+          <w:trHeight w:val="578"/>
+        </w:trPr>
+        <w:tc>
+          <w:tcPr>
+            <w:tcW w:w="1581" w:type="dxa"/>
+          </w:tcPr>
+          <w:p>
+            <w:pPr>
+              <w:rPr>
+                <w:rStyle w:val="10"/>
+                <w:sz w:val="18"/>
+                <w:szCs w:val="18"/>
+              </w:rPr>
+            </w:pPr>
+            <w:r>
+              <w:rPr>
+                <w:rStyle w:val="10"/>
+                <w:rFonts w:hint="eastAsia"/>
+                <w:sz w:val="18"/>
+                <w:szCs w:val="18"/>
+              </w:rPr>
+              <w:t>{#</w:t>
+            </w:r>
+            <w:r>
+              <w:rPr>
+                <w:rStyle w:val="10"/>
+                <w:sz w:val="18"/>
+                <w:szCs w:val="18"/>
+              </w:rPr>
+              <w:t xml:space="preserve"> </w:t>
+            </w:r>
+            <w:proofErr w:type="spellStart"/>
+            <w:r>
+              <w:rPr>
+                <w:rStyle w:val="10"/>
+                <w:sz w:val="18"/>
+                <w:szCs w:val="18"/>
+              </w:rPr>
+              <w:t>orderBillItems</w:t>
+            </w:r>
+            <w:proofErr w:type="spellEnd"/>
+            <w:r>
+              <w:rPr>
+                <w:rStyle w:val="10"/>
+                <w:rFonts w:hint="eastAsia"/>
+                <w:sz w:val="18"/>
+                <w:szCs w:val="18"/>
+              </w:rPr>
+              <w:t>}</w:t>
+            </w:r>
+            <w:r>
+              <w:rPr>
+                <w:rStyle w:val="10"/>
+                <w:rFonts w:hint="eastAsia"/>
+                <w:sz w:val="18"/>
+                <w:szCs w:val="18"/>
+              </w:rPr>
+              <w:t>{</w:t>
+            </w:r>
+            <w:proofErr w:type="spellStart"/>
+            <w:r>
+              <w:rPr>
+                <w:rStyle w:val="10"/>
+                <w:sz w:val="18"/>
+                <w:szCs w:val="18"/>
+              </w:rPr>
+              <w:t>fee_type_</w:t>
+            </w:r>
+            <w:r>
+              <w:rPr>
+                <w:rStyle w:val="10"/>
+                <w:rFonts w:hint="eastAsia"/>
+                <w:sz w:val="18"/>
+                <w:szCs w:val="18"/>
+              </w:rPr>
+              <w:t>name</w:t>
+            </w:r>
+            <w:proofErr w:type="spellEnd"/>
+            <w:r>
+              <w:rPr>
+                <w:rStyle w:val="10"/>
+                <w:rFonts w:hint="eastAsia"/>
+                <w:sz w:val="18"/>
+                <w:szCs w:val="18"/>
+              </w:rPr>
+              <w:t>}</w:t>
+            </w:r>
+            <w:r>
+              <w:rPr>
+                <w:rStyle w:val="10"/>
+                <w:rFonts w:hint="eastAsia"/>
+                <w:sz w:val="18"/>
+                <w:szCs w:val="18"/>
+              </w:rPr>
+              <w:t>{/</w:t>
+            </w:r>
+            <w:r>
+              <w:rPr>
+                <w:rStyle w:val="10"/>
+                <w:sz w:val="18"/>
+                <w:szCs w:val="18"/>
+              </w:rPr>
+              <w:t xml:space="preserve"> </w:t>
+            </w:r>
+            <w:proofErr w:type="spellStart"/>
+            <w:r>
+              <w:rPr>
+                <w:rStyle w:val="10"/>
+                <w:sz w:val="18"/>
+                <w:szCs w:val="18"/>
+              </w:rPr>
+              <w:t>orderBillItems</w:t>
+            </w:r>
+            <w:proofErr w:type="spellEnd"/>
+            <w:r>
+              <w:rPr>
+                <w:rStyle w:val="10"/>
+                <w:rFonts w:hint="eastAsia"/>
+                <w:sz w:val="18"/>
+                <w:szCs w:val="18"/>
+              </w:rPr>
+              <w:t>}</w:t>
+            </w:r>
+          </w:p>
+        </w:tc>
+        <w:tc>
+          <w:tcPr>
+            <w:tcW w:w="1567" w:type="dxa"/>
+          </w:tcPr>
+          <w:p>
+            <w:pPr>
+              <w:rPr>
+                <w:rStyle w:val="10"/>
+                <w:sz w:val="18"/>
+                <w:szCs w:val="18"/>
+              </w:rPr>
+            </w:pPr>
+            <w:r>
+              <w:rPr>
+                <w:rStyle w:val="10"/>
+                <w:rFonts w:hint="eastAsia"/>
+                <w:sz w:val="18"/>
+                <w:szCs w:val="18"/>
+              </w:rPr>
+              <w:t>{#</w:t>
+            </w:r>
+            <w:r>
+              <w:rPr>
+                <w:rStyle w:val="10"/>
+                <w:sz w:val="18"/>
+                <w:szCs w:val="18"/>
+              </w:rPr>
+              <w:t xml:space="preserve"> </w:t>
+            </w:r>
+            <w:proofErr w:type="spellStart"/>
+            <w:r>
+              <w:rPr>
+                <w:rStyle w:val="10"/>
+                <w:sz w:val="18"/>
+                <w:szCs w:val="18"/>
+              </w:rPr>
+              <w:t>orderBillItems</w:t>
+            </w:r>
+            <w:proofErr w:type="spellEnd"/>
+            <w:r>
+              <w:rPr>
+                <w:rStyle w:val="10"/>
+                <w:rFonts w:hint="eastAsia"/>
+                <w:sz w:val="18"/>
+                <w:szCs w:val="18"/>
+              </w:rPr>
+              <w:t>}</w:t>
+            </w:r>
+            <w:r>
+              <w:rPr>
+                <w:rStyle w:val="10"/>
+                <w:rFonts w:hint="eastAsia"/>
+                <w:sz w:val="18"/>
+                <w:szCs w:val="18"/>
+              </w:rPr>
+              <w:t>{</w:t>
+            </w:r>
+            <w:proofErr w:type="spellStart"/>
+            <w:r>
+              <w:rPr>
+                <w:rStyle w:val="10"/>
+                <w:sz w:val="18"/>
+                <w:szCs w:val="18"/>
+              </w:rPr>
+              <w:t>currency</w:t>
+            </w:r>
+            <w:r>
+              <w:rPr>
+                <w:rStyle w:val="10"/>
+                <w:rFonts w:hint="eastAsia"/>
+                <w:sz w:val="18"/>
+                <w:szCs w:val="18"/>
+              </w:rPr>
+              <w:t>_name</w:t>
+            </w:r>
+            <w:proofErr w:type="spellEnd"/>
+            <w:r>
+              <w:rPr>
+                <w:rStyle w:val="10"/>
+                <w:rFonts w:hint="eastAsia"/>
+                <w:sz w:val="18"/>
+                <w:szCs w:val="18"/>
+              </w:rPr>
+              <w:t>}</w:t>
+            </w:r>
+            <w:r>
+              <w:rPr>
+                <w:rStyle w:val="10"/>
+                <w:rFonts w:hint="eastAsia"/>
+                <w:sz w:val="18"/>
+                <w:szCs w:val="18"/>
+              </w:rPr>
+              <w:t>{/</w:t>
+            </w:r>
+            <w:r>
+              <w:rPr>
+                <w:rStyle w:val="10"/>
+                <w:sz w:val="18"/>
+                <w:szCs w:val="18"/>
+              </w:rPr>
+              <w:t xml:space="preserve"> </w:t>
+            </w:r>
+            <w:proofErr w:type="spellStart"/>
+            <w:r>
+              <w:rPr>
+                <w:rStyle w:val="10"/>
+                <w:sz w:val="18"/>
+                <w:szCs w:val="18"/>
+              </w:rPr>
+              <w:t>orderBillItems</w:t>
+            </w:r>
+            <w:proofErr w:type="spellEnd"/>
+            <w:r>
+              <w:rPr>
+                <w:rStyle w:val="10"/>
+                <w:rFonts w:hint="eastAsia"/>
+                <w:sz w:val="18"/>
+                <w:szCs w:val="18"/>
+              </w:rPr>
+              <w:t>}</w:t>
+            </w:r>
+            <w:r>
+              <w:rPr>
+                <w:rStyle w:val="10"/>
+                <w:rFonts w:hint="eastAsia"/>
+                <w:sz w:val="18"/>
+                <w:szCs w:val="18"/>
+              </w:rPr>
+              <w:t xml:space="preserve">   </w:t>
+            </w:r>
+          </w:p>
+        </w:tc>
+        <w:tc>
+          <w:tcPr>
+            <w:tcW w:w="1287" w:type="dxa"/>
+          </w:tcPr>
+          <w:p>
+            <w:pPr>
+              <w:rPr>
+                <w:rStyle w:val="10"/>
+                <w:sz w:val="18"/>
+                <w:szCs w:val="18"/>
+              </w:rPr>
+            </w:pPr>
+            <w:r>
+              <w:rPr>
+                <w:rStyle w:val="10"/>
+                <w:rFonts w:hint="eastAsia"/>
+                <w:sz w:val="18"/>
+                <w:szCs w:val="18"/>
+              </w:rPr>
+              <w:t>{#</w:t>
+            </w:r>
+            <w:r>
+              <w:rPr>
+                <w:rStyle w:val="10"/>
+                <w:sz w:val="18"/>
+                <w:szCs w:val="18"/>
+              </w:rPr>
+              <w:t xml:space="preserve"> </w:t>
+            </w:r>
+            <w:proofErr w:type="spellStart"/>
+            <w:r>
+              <w:rPr>
+                <w:rStyle w:val="10"/>
+                <w:sz w:val="18"/>
+                <w:szCs w:val="18"/>
+              </w:rPr>
+              <w:t>orderBillItems</w:t>
+            </w:r>
+            <w:proofErr w:type="spellEnd"/>
+            <w:r>
+              <w:rPr>
+                <w:rStyle w:val="10"/>
+                <w:rFonts w:hint="eastAsia"/>
+                <w:sz w:val="18"/>
+                <w:szCs w:val="18"/>
+              </w:rPr>
+              <w:t>}</w:t>
+            </w:r>
+            <w:r>
+              <w:rPr>
+                <w:rStyle w:val="10"/>
+                <w:rFonts w:hint="eastAsia"/>
+                <w:sz w:val="18"/>
+                <w:szCs w:val="18"/>
+              </w:rPr>
+              <w:t>{</w:t>
+            </w:r>
+            <w:r>
+              <w:rPr>
+                <w:rStyle w:val="10"/>
+                <w:sz w:val="18"/>
+                <w:szCs w:val="18"/>
+              </w:rPr>
+              <w:t>quantity</w:t>
+            </w:r>
+            <w:r>
+              <w:rPr>
+                <w:rStyle w:val="10"/>
+                <w:rFonts w:hint="eastAsia"/>
+                <w:sz w:val="18"/>
+                <w:szCs w:val="18"/>
+              </w:rPr>
+              <w:t>}</w:t>
+            </w:r>
+            <w:r>
+              <w:rPr>
+                <w:rStyle w:val="10"/>
+                <w:rFonts w:hint="eastAsia"/>
+                <w:sz w:val="18"/>
+                <w:szCs w:val="18"/>
+              </w:rPr>
+              <w:t>{/</w:t>
+            </w:r>
+            <w:r>
+              <w:rPr>
+                <w:rStyle w:val="10"/>
+                <w:sz w:val="18"/>
+                <w:szCs w:val="18"/>
+              </w:rPr>
+              <w:t xml:space="preserve"> </w:t>
+            </w:r>
+            <w:proofErr w:type="spellStart"/>
+            <w:r>
+              <w:rPr>
+                <w:rStyle w:val="10"/>
+                <w:sz w:val="18"/>
+                <w:szCs w:val="18"/>
+              </w:rPr>
+              <w:t>orderBillItems</w:t>
+            </w:r>
+            <w:proofErr w:type="spellEnd"/>
+            <w:r>
+              <w:rPr>
+                <w:rStyle w:val="10"/>
+                <w:rFonts w:hint="eastAsia"/>
+                <w:sz w:val="18"/>
+                <w:szCs w:val="18"/>
+              </w:rPr>
+              <w:t>}</w:t>
+            </w:r>
+          </w:p>
+        </w:tc>
+        <w:tc>
+          <w:tcPr>
+            <w:tcW w:w="1287" w:type="dxa"/>
+          </w:tcPr>
+          <w:p>
+            <w:pPr>
+              <w:rPr>
+                <w:rStyle w:val="10"/>
+                <w:sz w:val="18"/>
+                <w:szCs w:val="18"/>
+              </w:rPr>
+            </w:pPr>
+            <w:r>
+              <w:rPr>
+                <w:rStyle w:val="10"/>
+                <w:rFonts w:hint="eastAsia"/>
+                <w:sz w:val="18"/>
+                <w:szCs w:val="18"/>
+              </w:rPr>
+              <w:t>{#</w:t>
+            </w:r>
+            <w:r>
+              <w:rPr>
+                <w:rStyle w:val="10"/>
+                <w:sz w:val="18"/>
+                <w:szCs w:val="18"/>
+              </w:rPr>
+              <w:t xml:space="preserve"> </w:t>
+            </w:r>
+            <w:proofErr w:type="spellStart"/>
+            <w:r>
+              <w:rPr>
+                <w:rStyle w:val="10"/>
+                <w:sz w:val="18"/>
+                <w:szCs w:val="18"/>
+              </w:rPr>
+              <w:t>orderBillItems</w:t>
+            </w:r>
+            <w:proofErr w:type="spellEnd"/>
+            <w:r>
+              <w:rPr>
+                <w:rStyle w:val="10"/>
+                <w:rFonts w:hint="eastAsia"/>
+                <w:sz w:val="18"/>
+                <w:szCs w:val="18"/>
+              </w:rPr>
+              <w:t>}</w:t>
+            </w:r>
+            <w:r>
+              <w:rPr>
+                <w:rStyle w:val="10"/>
+                <w:rFonts w:hint="eastAsia"/>
+                <w:sz w:val="18"/>
+                <w:szCs w:val="18"/>
+              </w:rPr>
+              <w:t>{</w:t>
+            </w:r>
+            <w:r>
+              <w:rPr>
+                <w:rStyle w:val="10"/>
+                <w:sz w:val="18"/>
+                <w:szCs w:val="18"/>
+              </w:rPr>
+              <w:t>price</w:t>
+            </w:r>
+            <w:r>
+              <w:rPr>
+                <w:rStyle w:val="10"/>
+                <w:rFonts w:hint="eastAsia"/>
+                <w:sz w:val="18"/>
+                <w:szCs w:val="18"/>
+              </w:rPr>
+              <w:t>}</w:t>
+            </w:r>
+            <w:r>
+              <w:rPr>
+                <w:rStyle w:val="10"/>
+                <w:rFonts w:hint="eastAsia"/>
+                <w:sz w:val="18"/>
+                <w:szCs w:val="18"/>
+              </w:rPr>
+              <w:t>{/</w:t>
+            </w:r>
+            <w:r>
+              <w:rPr>
+                <w:rStyle w:val="10"/>
+                <w:sz w:val="18"/>
+                <w:szCs w:val="18"/>
+              </w:rPr>
+              <w:t xml:space="preserve"> </w:t>
+            </w:r>
+            <w:proofErr w:type="spellStart"/>
+            <w:r>
+              <w:rPr>
+                <w:rStyle w:val="10"/>
+                <w:sz w:val="18"/>
+                <w:szCs w:val="18"/>
+              </w:rPr>
+              <w:t>orderBillItems</w:t>
+            </w:r>
+            <w:proofErr w:type="spellEnd"/>
+            <w:r>
+              <w:rPr>
+                <w:rStyle w:val="10"/>
+                <w:rFonts w:hint="eastAsia"/>
+                <w:sz w:val="18"/>
+                <w:szCs w:val="18"/>
+              </w:rPr>
+              <w:t>}</w:t>
+            </w:r>
+          </w:p>
+        </w:tc>
+        <w:tc>
+          <w:tcPr>
+            <w:tcW w:w="1287" w:type="dxa"/>
+          </w:tcPr>
+          <w:p>
+            <w:pPr>
+              <w:rPr>
+                <w:rStyle w:val="10"/>
+                <w:sz w:val="18"/>
+                <w:szCs w:val="18"/>
+              </w:rPr>
+            </w:pPr>
+            <w:r>
+              <w:rPr>
+                <w:rStyle w:val="10"/>
+                <w:rFonts w:hint="eastAsia"/>
+                <w:sz w:val="18"/>
+                <w:szCs w:val="18"/>
+              </w:rPr>
+              <w:t>{#</w:t>
+            </w:r>
+            <w:r>
+              <w:rPr>
+                <w:rStyle w:val="10"/>
+                <w:sz w:val="18"/>
+                <w:szCs w:val="18"/>
+              </w:rPr>
+              <w:t xml:space="preserve"> </w:t>
+            </w:r>
+            <w:proofErr w:type="spellStart"/>
+            <w:r>
+              <w:rPr>
+                <w:rStyle w:val="10"/>
+                <w:sz w:val="18"/>
+                <w:szCs w:val="18"/>
+              </w:rPr>
+              <w:t>orderBillItems</w:t>
+            </w:r>
+            <w:proofErr w:type="spellEnd"/>
+            <w:r>
+              <w:rPr>
+                <w:rStyle w:val="10"/>
+                <w:rFonts w:hint="eastAsia"/>
+                <w:sz w:val="18"/>
+                <w:szCs w:val="18"/>
+              </w:rPr>
+              <w:t>}</w:t>
+            </w:r>
+            <w:r>
+              <w:rPr>
+                <w:rStyle w:val="10"/>
+                <w:rFonts w:hint="eastAsia"/>
+                <w:sz w:val="18"/>
+                <w:szCs w:val="18"/>
+              </w:rPr>
+              <w:t>{</w:t>
+            </w:r>
+            <w:r>
+              <w:rPr>
+                <w:rStyle w:val="10"/>
+                <w:sz w:val="18"/>
+                <w:szCs w:val="18"/>
+              </w:rPr>
+              <w:t>quantity</w:t>
+            </w:r>
+            <w:r>
+              <w:rPr>
+                <w:rStyle w:val="10"/>
+                <w:rFonts w:hint="eastAsia"/>
+                <w:sz w:val="18"/>
+                <w:szCs w:val="18"/>
+              </w:rPr>
+              <w:t xml:space="preserve"> *</w:t>
+            </w:r>
+            <w:r>
+              <w:rPr>
+                <w:rStyle w:val="10"/>
+                <w:sz w:val="18"/>
+                <w:szCs w:val="18"/>
+              </w:rPr>
+              <w:t xml:space="preserve"> price</w:t>
+            </w:r>
+            <w:r>
+              <w:rPr>
+                <w:rStyle w:val="10"/>
+                <w:rFonts w:hint="eastAsia"/>
+                <w:sz w:val="18"/>
+                <w:szCs w:val="18"/>
+              </w:rPr>
+              <w:t>}</w:t>
+            </w:r>
+            <w:r>
+              <w:rPr>
+                <w:rStyle w:val="10"/>
+                <w:rFonts w:hint="eastAsia"/>
+                <w:sz w:val="18"/>
+                <w:szCs w:val="18"/>
+              </w:rPr>
+              <w:t>{/</w:t>
+            </w:r>
+            <w:r>
+              <w:rPr>
+                <w:rStyle w:val="10"/>
+                <w:sz w:val="18"/>
+                <w:szCs w:val="18"/>
+              </w:rPr>
+              <w:t xml:space="preserve"> </w:t>
+            </w:r>
+            <w:proofErr w:type="spellStart"/>
+            <w:r>
+              <w:rPr>
+                <w:rStyle w:val="10"/>
+                <w:sz w:val="18"/>
+                <w:szCs w:val="18"/>
+              </w:rPr>
+              <w:t>orderBillItems</w:t>
+            </w:r>
+            <w:proofErr w:type="spellEnd"/>
+            <w:r>
+              <w:rPr>
+                <w:rStyle w:val="10"/>
+                <w:rFonts w:hint="eastAsia"/>
+                <w:sz w:val="18"/>
+                <w:szCs w:val="18"/>
+              </w:rPr>
+              <w:t>}</w:t>
+            </w:r>
+          </w:p>
+        </w:tc>
+        <w:tc>
+          <w:tcPr>
+            <w:tcW w:w="1287" w:type="dxa"/>
+          </w:tcPr>
+          <w:p>
+            <w:pPr>
+              <w:rPr>
+                <w:rStyle w:val="10"/>
+                <w:rFonts w:hint="eastAsia"/>
+                <w:sz w:val="18"/>
+                <w:szCs w:val="18"/>
+              </w:rPr>
+            </w:pPr>
+            <w:r>
+              <w:rPr>
+                <w:rStyle w:val="10"/>
+                <w:rFonts w:hint="eastAsia"/>
+                <w:sz w:val="18"/>
+                <w:szCs w:val="18"/>
+              </w:rPr>
+              <w:t>{#</w:t>
+            </w:r>
+            <w:r>
+              <w:rPr>
+                <w:rStyle w:val="10"/>
+                <w:sz w:val="18"/>
+                <w:szCs w:val="18"/>
+              </w:rPr>
+              <w:t xml:space="preserve"> </w:t>
+            </w:r>
+            <w:proofErr w:type="spellStart"/>
+            <w:r>
+              <w:rPr>
+                <w:rStyle w:val="10"/>
+                <w:sz w:val="18"/>
+                <w:szCs w:val="18"/>
+              </w:rPr>
+              <w:t>orderBillItems</w:t>
+            </w:r>
+            <w:proofErr w:type="spellEnd"/>
+            <w:r>
+              <w:rPr>
+                <w:rStyle w:val="10"/>
+                <w:rFonts w:hint="eastAsia"/>
+                <w:sz w:val="18"/>
+                <w:szCs w:val="18"/>
+              </w:rPr>
+              <w:t>}</w:t>
+            </w:r>
+            <w:r>
+              <w:rPr>
+                <w:rStyle w:val="10"/>
+                <w:rFonts w:hint="eastAsia"/>
+                <w:sz w:val="18"/>
+                <w:szCs w:val="18"/>
+              </w:rPr>
+              <w:t>{remark}</w:t>
+            </w:r>
+            <w:r>
+              <w:rPr>
+                <w:rStyle w:val="10"/>
+                <w:rFonts w:hint="eastAsia"/>
+                <w:sz w:val="18"/>
+                <w:szCs w:val="18"/>
+              </w:rPr>
+              <w:t>{/</w:t>
+            </w:r>
+            <w:r>
+              <w:rPr>
+                <w:rStyle w:val="10"/>
+                <w:sz w:val="18"/>
+                <w:szCs w:val="18"/>
+              </w:rPr>
+              <w:t xml:space="preserve"> orderBillItems</w:t>
+            </w:r>
+            <w:r>
+              <w:rPr>
+                <w:rStyle w:val="10"/>
+                <w:rFonts w:hint="eastAsia"/>
+                <w:sz w:val="18"/>
+                <w:szCs w:val="18"/>
+              </w:rPr>
+              <w:t>}</w:t>
             </w:r>
           </w:p>
         </w:tc>
@@ -901,51 +1678,9 @@
         </w:rPr>
         <w:t xml:space="preserve">          </w:t>
       </w:r>
-      <w:r>
-        <w:rPr>
-          <w:rStyle w:val="10"/>
-          <w:rFonts w:hint="eastAsia"/>
-          <w:sz w:val="18"/>
-          <w:szCs w:val="18"/>
-        </w:rPr>
-        <w:t>{</w:t>
-      </w:r>
-      <w:r>
-        <w:rPr>
-          <w:rStyle w:val="10"/>
-          <w:rFonts w:hint="eastAsia"/>
-          <w:sz w:val="18"/>
-          <w:szCs w:val="18"/>
-        </w:rPr>
-        <w:t>#</w:t>
-      </w:r>
-      <w:r>
-        <w:t xml:space="preserve"> </w:t>
-      </w:r>
-      <w:r>
-        <w:rPr>
-          <w:rStyle w:val="10"/>
-          <w:sz w:val="18"/>
-          <w:szCs w:val="18"/>
-        </w:rPr>
-        <w:t>orderBillItems</w:t>
-      </w:r>
-      <w:r>
-        <w:rPr>
-          <w:rStyle w:val="10"/>
-          <w:rFonts w:hint="eastAsia"/>
-          <w:sz w:val="18"/>
-          <w:szCs w:val="18"/>
-        </w:rPr>
-        <w:t>}</w:t>
-      </w:r>
     </w:p>
     <w:p>
       <w:pPr>
-        <w:pBdr>
-          <w:bottom w:val="single" w:sz="4" w:space="0" w:color="auto"/>
-        </w:pBdr>
-        <w:ind w:left="542" w:hangingChars="300" w:hanging="542"/>
         <w:rPr>
           <w:rStyle w:val="10"/>
           <w:sz w:val="18"/>
@@ -959,165 +1694,8 @@
           <w:sz w:val="18"/>
           <w:szCs w:val="18"/>
         </w:rPr>
-        <w:t xml:space="preserve">          </w:t>
+        <w:t xml:space="preserve">                                                   </w:t>
       </w:r>
-      <w:r>
-        <w:rPr>
-          <w:rStyle w:val="10"/>
-          <w:rFonts w:hint="eastAsia"/>
-          <w:sz w:val="18"/>
-          <w:szCs w:val="18"/>
-        </w:rPr>
-        <w:t>{</w:t>
-      </w:r>
-      <w:r>
-        <w:rPr>
-          <w:rStyle w:val="10"/>
-          <w:sz w:val="18"/>
-          <w:szCs w:val="18"/>
-        </w:rPr>
-        <w:t>fee_type_</w:t>
-      </w:r>
-      <w:proofErr w:type="gramStart"/>
-      <w:r>
-        <w:rPr>
-          <w:rStyle w:val="10"/>
-          <w:rFonts w:hint="eastAsia"/>
-          <w:sz w:val="18"/>
-          <w:szCs w:val="18"/>
-        </w:rPr>
-        <w:t>name</w:t>
-      </w:r>
-      <w:r>
-        <w:rPr>
-          <w:rStyle w:val="10"/>
-          <w:rFonts w:hint="eastAsia"/>
-          <w:sz w:val="18"/>
-          <w:szCs w:val="18"/>
-        </w:rPr>
-        <w:t>}</w:t>
-      </w:r>
-      <w:r>
-        <w:rPr>
-          <w:rStyle w:val="10"/>
-          <w:rFonts w:hint="eastAsia"/>
-          <w:sz w:val="18"/>
-          <w:szCs w:val="18"/>
-        </w:rPr>
-        <w:t xml:space="preserve">   </w:t>
-      </w:r>
-      <w:proofErr w:type="gramEnd"/>
-      <w:r>
-        <w:rPr>
-          <w:rStyle w:val="10"/>
-          <w:rFonts w:hint="eastAsia"/>
-          <w:sz w:val="18"/>
-          <w:szCs w:val="18"/>
-        </w:rPr>
-        <w:t xml:space="preserve">        </w:t>
-      </w:r>
-      <w:r>
-        <w:rPr>
-          <w:rStyle w:val="10"/>
-          <w:rFonts w:hint="eastAsia"/>
-          <w:sz w:val="18"/>
-          <w:szCs w:val="18"/>
-        </w:rPr>
-        <w:t xml:space="preserve"> </w:t>
-      </w:r>
-      <w:r>
-        <w:rPr>
-          <w:rStyle w:val="10"/>
-          <w:rFonts w:hint="eastAsia"/>
-          <w:sz w:val="18"/>
-          <w:szCs w:val="18"/>
-        </w:rPr>
-        <w:t xml:space="preserve">    </w:t>
-      </w:r>
-      <w:proofErr w:type="gramStart"/>
-      <w:r>
-        <w:rPr>
-          <w:rStyle w:val="10"/>
-          <w:rFonts w:hint="eastAsia"/>
-          <w:sz w:val="18"/>
-          <w:szCs w:val="18"/>
-        </w:rPr>
-        <w:t xml:space="preserve">  </w:t>
-      </w:r>
-      <w:r>
-        <w:rPr>
-          <w:rStyle w:val="10"/>
-          <w:rFonts w:hint="eastAsia"/>
-          <w:sz w:val="18"/>
-          <w:szCs w:val="18"/>
-        </w:rPr>
-        <w:t xml:space="preserve"> </w:t>
-      </w:r>
-      <w:r>
-        <w:rPr>
-          <w:rStyle w:val="10"/>
-          <w:rFonts w:hint="eastAsia"/>
-          <w:sz w:val="18"/>
-          <w:szCs w:val="18"/>
-        </w:rPr>
-        <w:t>{</w:t>
-      </w:r>
-      <w:proofErr w:type="gramEnd"/>
-      <w:r>
-        <w:rPr>
-          <w:rStyle w:val="10"/>
-          <w:sz w:val="18"/>
-          <w:szCs w:val="18"/>
-        </w:rPr>
-        <w:t>currency</w:t>
-      </w:r>
-      <w:r>
-        <w:rPr>
-          <w:rStyle w:val="10"/>
-          <w:rFonts w:hint="eastAsia"/>
-          <w:sz w:val="18"/>
-          <w:szCs w:val="18"/>
-        </w:rPr>
-        <w:t>_</w:t>
-      </w:r>
-      <w:proofErr w:type="gramStart"/>
-      <w:r>
-        <w:rPr>
-          <w:rStyle w:val="10"/>
-          <w:rFonts w:hint="eastAsia"/>
-          <w:sz w:val="18"/>
-          <w:szCs w:val="18"/>
-        </w:rPr>
-        <w:t>name</w:t>
-      </w:r>
-      <w:r>
-        <w:rPr>
-          <w:rStyle w:val="10"/>
-          <w:rFonts w:hint="eastAsia"/>
-          <w:sz w:val="18"/>
-          <w:szCs w:val="18"/>
-        </w:rPr>
-        <w:t>}</w:t>
-      </w:r>
-      <w:r>
-        <w:rPr>
-          <w:rStyle w:val="10"/>
-          <w:rFonts w:hint="eastAsia"/>
-          <w:sz w:val="18"/>
-          <w:szCs w:val="18"/>
-        </w:rPr>
-        <w:t xml:space="preserve"> </w:t>
-      </w:r>
-      <w:r>
-        <w:rPr>
-          <w:rStyle w:val="10"/>
-          <w:rFonts w:hint="eastAsia"/>
-          <w:sz w:val="18"/>
-          <w:szCs w:val="18"/>
-        </w:rPr>
-        <w:t xml:space="preserve">  </w:t>
-      </w:r>
-      <w:proofErr w:type="gramEnd"/>
       <w:r>
         <w:rPr>
           <w:rStyle w:val="10"/>
@@ -1134,417 +1712,7 @@
           <w:sz w:val="18"/>
           <w:szCs w:val="18"/>
         </w:rPr>
-        <w:t xml:space="preserve">  </w:t>
-      </w:r>
-      <w:proofErr w:type="gramStart"/>
-      <w:r>
-        <w:rPr>
-          <w:rStyle w:val="10"/>
-          <w:rFonts w:hint="eastAsia"/>
-          <w:sz w:val="18"/>
-          <w:szCs w:val="18"/>
-        </w:rPr>
-        <w:t xml:space="preserve"> </w:t>
-      </w:r>
-      <w:r>
-        <w:rPr>
-          <w:rStyle w:val="10"/>
-          <w:rFonts w:hint="eastAsia"/>
-          <w:sz w:val="18"/>
-          <w:szCs w:val="18"/>
-        </w:rPr>
-        <w:t xml:space="preserve">  </w:t>
-      </w:r>
-      <w:r>
-        <w:rPr>
-          <w:rStyle w:val="10"/>
-          <w:rFonts w:hint="eastAsia"/>
-          <w:sz w:val="18"/>
-          <w:szCs w:val="18"/>
-        </w:rPr>
-        <w:t>{</w:t>
-      </w:r>
-      <w:r>
-        <w:rPr>
-          <w:rStyle w:val="10"/>
-          <w:sz w:val="18"/>
-          <w:szCs w:val="18"/>
-        </w:rPr>
-        <w:t>quantity</w:t>
-      </w:r>
-      <w:r>
-        <w:rPr>
-          <w:rStyle w:val="10"/>
-          <w:rFonts w:hint="eastAsia"/>
-          <w:sz w:val="18"/>
-          <w:szCs w:val="18"/>
-        </w:rPr>
-        <w:t>}</w:t>
-      </w:r>
-      <w:r>
-        <w:rPr>
-          <w:rStyle w:val="10"/>
-          <w:rFonts w:hint="eastAsia"/>
-          <w:sz w:val="18"/>
-          <w:szCs w:val="18"/>
-        </w:rPr>
-        <w:t xml:space="preserve"> </w:t>
-      </w:r>
-      <w:r>
-        <w:rPr>
-          <w:rStyle w:val="10"/>
-          <w:rFonts w:hint="eastAsia"/>
-          <w:sz w:val="18"/>
-          <w:szCs w:val="18"/>
-        </w:rPr>
-        <w:t xml:space="preserve">  </w:t>
-      </w:r>
-      <w:proofErr w:type="gramEnd"/>
-      <w:r>
-        <w:rPr>
-          <w:rStyle w:val="10"/>
-          <w:rFonts w:hint="eastAsia"/>
-          <w:sz w:val="18"/>
-          <w:szCs w:val="18"/>
-        </w:rPr>
-        <w:t xml:space="preserve">  </w:t>
-      </w:r>
-      <w:proofErr w:type="gramStart"/>
-      <w:r>
-        <w:rPr>
-          <w:rStyle w:val="10"/>
-          <w:rFonts w:hint="eastAsia"/>
-          <w:sz w:val="18"/>
-          <w:szCs w:val="18"/>
-        </w:rPr>
-        <w:t xml:space="preserve">   </w:t>
-      </w:r>
-      <w:r>
-        <w:rPr>
-          <w:rStyle w:val="10"/>
-          <w:rFonts w:hint="eastAsia"/>
-          <w:sz w:val="18"/>
-          <w:szCs w:val="18"/>
-        </w:rPr>
-        <w:t>{</w:t>
-      </w:r>
-      <w:r>
-        <w:rPr>
-          <w:rStyle w:val="10"/>
-          <w:sz w:val="18"/>
-          <w:szCs w:val="18"/>
-        </w:rPr>
-        <w:t>price</w:t>
-      </w:r>
-      <w:r>
-        <w:rPr>
-          <w:rStyle w:val="10"/>
-          <w:rFonts w:hint="eastAsia"/>
-          <w:sz w:val="18"/>
-          <w:szCs w:val="18"/>
-        </w:rPr>
-        <w:t>}</w:t>
-      </w:r>
-      <w:r>
-        <w:rPr>
-          <w:rStyle w:val="10"/>
-          <w:rFonts w:hint="eastAsia"/>
-          <w:sz w:val="18"/>
-          <w:szCs w:val="18"/>
-        </w:rPr>
-        <w:t xml:space="preserve"> </w:t>
-      </w:r>
-      <w:r>
-        <w:rPr>
-          <w:rStyle w:val="10"/>
-          <w:rFonts w:hint="eastAsia"/>
-          <w:sz w:val="18"/>
-          <w:szCs w:val="18"/>
-        </w:rPr>
-        <w:t xml:space="preserve">  </w:t>
-      </w:r>
-      <w:proofErr w:type="gramEnd"/>
-      <w:r>
-        <w:rPr>
-          <w:rStyle w:val="10"/>
-          <w:rFonts w:hint="eastAsia"/>
-          <w:sz w:val="18"/>
-          <w:szCs w:val="18"/>
-        </w:rPr>
-        <w:t xml:space="preserve"> </w:t>
-      </w:r>
-      <w:r>
-        <w:rPr>
-          <w:rStyle w:val="10"/>
-          <w:rFonts w:hint="eastAsia"/>
-          <w:sz w:val="18"/>
-          <w:szCs w:val="18"/>
-        </w:rPr>
-        <w:t xml:space="preserve">  </w:t>
-      </w:r>
-      <w:proofErr w:type="gramStart"/>
-      <w:r>
-        <w:rPr>
-          <w:rStyle w:val="10"/>
-          <w:rFonts w:hint="eastAsia"/>
-          <w:sz w:val="18"/>
-          <w:szCs w:val="18"/>
-        </w:rPr>
-        <w:t xml:space="preserve">   </w:t>
-      </w:r>
-      <w:r>
-        <w:rPr>
-          <w:rStyle w:val="10"/>
-          <w:rFonts w:hint="eastAsia"/>
-          <w:sz w:val="18"/>
-          <w:szCs w:val="18"/>
-        </w:rPr>
-        <w:t>{</w:t>
-      </w:r>
-      <w:proofErr w:type="gramEnd"/>
-      <w:r>
-        <w:rPr>
-          <w:rStyle w:val="10"/>
-          <w:sz w:val="18"/>
-          <w:szCs w:val="18"/>
-        </w:rPr>
-        <w:t>quantity</w:t>
-      </w:r>
-      <w:r>
-        <w:rPr>
-          <w:rStyle w:val="10"/>
-          <w:rFonts w:hint="eastAsia"/>
-          <w:sz w:val="18"/>
-          <w:szCs w:val="18"/>
-        </w:rPr>
-        <w:t xml:space="preserve"> *</w:t>
-      </w:r>
-      <w:r>
-        <w:rPr>
-          <w:rStyle w:val="10"/>
-          <w:sz w:val="18"/>
-          <w:szCs w:val="18"/>
-        </w:rPr>
-        <w:t xml:space="preserve"> </w:t>
-      </w:r>
-      <w:proofErr w:type="gramStart"/>
-      <w:r>
-        <w:rPr>
-          <w:rStyle w:val="10"/>
-          <w:sz w:val="18"/>
-          <w:szCs w:val="18"/>
-        </w:rPr>
-        <w:t>price</w:t>
-      </w:r>
-      <w:r>
-        <w:rPr>
-          <w:rStyle w:val="10"/>
-          <w:rFonts w:hint="eastAsia"/>
-          <w:sz w:val="18"/>
-          <w:szCs w:val="18"/>
-        </w:rPr>
-        <w:t>}</w:t>
-      </w:r>
-      <w:r>
-        <w:rPr>
-          <w:rStyle w:val="10"/>
-          <w:rFonts w:hint="eastAsia"/>
-          <w:sz w:val="18"/>
-          <w:szCs w:val="18"/>
-        </w:rPr>
-        <w:t xml:space="preserve"> </w:t>
-      </w:r>
-      <w:r>
-        <w:rPr>
-          <w:rStyle w:val="10"/>
-          <w:rFonts w:hint="eastAsia"/>
-          <w:sz w:val="18"/>
-          <w:szCs w:val="18"/>
-        </w:rPr>
-        <w:t xml:space="preserve">  </w:t>
-      </w:r>
-      <w:proofErr w:type="gramEnd"/>
-      <w:r>
-        <w:rPr>
-          <w:rStyle w:val="10"/>
-          <w:rFonts w:hint="eastAsia"/>
-          <w:sz w:val="18"/>
-          <w:szCs w:val="18"/>
-        </w:rPr>
-        <w:t xml:space="preserve"> </w:t>
-      </w:r>
-      <w:r>
-        <w:rPr>
-          <w:rStyle w:val="10"/>
-          <w:rFonts w:hint="eastAsia"/>
-          <w:sz w:val="18"/>
-          <w:szCs w:val="18"/>
-        </w:rPr>
-        <w:t xml:space="preserve">      </w:t>
-      </w:r>
-      <w:proofErr w:type="gramStart"/>
-      <w:r>
-        <w:rPr>
-          <w:rStyle w:val="10"/>
-          <w:rFonts w:hint="eastAsia"/>
-          <w:sz w:val="18"/>
-          <w:szCs w:val="18"/>
-        </w:rPr>
-        <w:t xml:space="preserve"> </w:t>
-      </w:r>
-      <w:r>
-        <w:rPr>
-          <w:rStyle w:val="10"/>
-          <w:rFonts w:hint="eastAsia"/>
-          <w:sz w:val="18"/>
-          <w:szCs w:val="18"/>
-        </w:rPr>
-        <w:t xml:space="preserve"> </w:t>
-      </w:r>
-      <w:r>
-        <w:rPr>
-          <w:rStyle w:val="10"/>
-          <w:rFonts w:hint="eastAsia"/>
-          <w:sz w:val="18"/>
-          <w:szCs w:val="18"/>
-        </w:rPr>
-        <w:t xml:space="preserve"> </w:t>
-      </w:r>
-      <w:r>
-        <w:rPr>
-          <w:rStyle w:val="10"/>
-          <w:rFonts w:hint="eastAsia"/>
-          <w:sz w:val="18"/>
-          <w:szCs w:val="18"/>
-        </w:rPr>
-        <w:t>{</w:t>
-      </w:r>
-      <w:proofErr w:type="gramEnd"/>
-      <w:r>
-        <w:rPr>
-          <w:rStyle w:val="10"/>
-          <w:rFonts w:hint="eastAsia"/>
-          <w:sz w:val="18"/>
-          <w:szCs w:val="18"/>
-        </w:rPr>
-        <w:t>remark</w:t>
-      </w:r>
-      <w:r>
-        <w:rPr>
-          <w:rStyle w:val="10"/>
-          <w:rFonts w:hint="eastAsia"/>
-          <w:sz w:val="18"/>
-          <w:szCs w:val="18"/>
-        </w:rPr>
-        <w:t>}</w:t>
-      </w:r>
-    </w:p>
-    <w:p>
-      <w:pPr>
-        <w:pBdr>
-          <w:bottom w:val="single" w:sz="4" w:space="0" w:color="auto"/>
-        </w:pBdr>
-        <w:rPr>
-          <w:rStyle w:val="10"/>
-          <w:sz w:val="18"/>
-          <w:szCs w:val="18"/>
-        </w:rPr>
-      </w:pPr>
-      <w:r>
-        <w:rPr>
-          <w:rStyle w:val="10"/>
-          <w:rFonts w:hint="eastAsia"/>
-          <w:sz w:val="18"/>
-          <w:szCs w:val="18"/>
-        </w:rPr>
-        <w:t xml:space="preserve">         </w:t>
-      </w:r>
-      <w:r>
-        <w:rPr>
-          <w:rStyle w:val="10"/>
-          <w:rFonts w:hint="eastAsia"/>
-          <w:sz w:val="18"/>
-          <w:szCs w:val="18"/>
-        </w:rPr>
-        <w:t>{</w:t>
-      </w:r>
-      <w:r>
-        <w:rPr>
-          <w:rStyle w:val="10"/>
-          <w:rFonts w:hint="eastAsia"/>
-          <w:sz w:val="18"/>
-          <w:szCs w:val="18"/>
-        </w:rPr>
-        <w:t>/</w:t>
-      </w:r>
-      <w:r>
-        <w:rPr>
-          <w:rStyle w:val="10"/>
-          <w:sz w:val="18"/>
-          <w:szCs w:val="18"/>
-        </w:rPr>
-        <w:t xml:space="preserve"> orderBillItems</w:t>
-      </w:r>
-      <w:r>
-        <w:rPr>
-          <w:rStyle w:val="10"/>
-          <w:rFonts w:hint="eastAsia"/>
-          <w:sz w:val="18"/>
-          <w:szCs w:val="18"/>
-        </w:rPr>
-        <w:t>}</w:t>
-      </w:r>
-    </w:p>
-    <w:p>
-      <w:pPr>
-        <w:pBdr>
-          <w:bottom w:val="single" w:sz="4" w:space="0" w:color="auto"/>
-        </w:pBdr>
-        <w:rPr>
-          <w:rStyle w:val="10"/>
-          <w:sz w:val="18"/>
-          <w:szCs w:val="18"/>
-        </w:rPr>
-      </w:pPr>
-    </w:p>
-    <w:p>
-      <w:pPr>
-        <w:pBdr>
-          <w:bottom w:val="single" w:sz="4" w:space="0" w:color="auto"/>
-        </w:pBdr>
-        <w:rPr>
-          <w:rStyle w:val="10"/>
-          <w:sz w:val="18"/>
-          <w:szCs w:val="18"/>
-        </w:rPr>
-      </w:pPr>
-    </w:p>
-    <w:p>
-      <w:pPr>
-        <w:rPr>
-          <w:rStyle w:val="10"/>
-          <w:sz w:val="18"/>
-          <w:szCs w:val="18"/>
-        </w:rPr>
-      </w:pPr>
-      <w:r>
-        <w:rPr>
-          <w:rStyle w:val="10"/>
-          <w:rFonts w:hint="eastAsia"/>
-          <w:sz w:val="18"/>
-          <w:szCs w:val="18"/>
-        </w:rPr>
-        <w:t xml:space="preserve">                                                              TOTAL   CNY:</w:t>
-      </w:r>
-      <w:proofErr w:type="gramStart"/>
-      <w:r>
-        <w:rPr>
-          <w:rStyle w:val="10"/>
-          <w:rFonts w:hint="eastAsia"/>
-          <w:sz w:val="18"/>
-          <w:szCs w:val="18"/>
-        </w:rPr>
-        <w:t xml:space="preserve">  </w:t>
+        <w:t xml:space="preserve">TOTAL   CNY:  </w:t>
       </w:r>
       <w:r>
         <w:t xml:space="preserve"> </w:t>
@@ -1555,6 +1723,7 @@
         </w:rPr>
         <w:t>{</w:t>
       </w:r>
+      <w:proofErr w:type="spellStart"/>
       <w:r>
         <w:rPr>
           <w:rStyle w:val="10"/>
@@ -1563,7 +1732,7 @@
         </w:rPr>
         <w:t>totals.totalCNY</w:t>
       </w:r>
-      <w:proofErr w:type="gramEnd"/>
+      <w:proofErr w:type="spellEnd"/>
       <w:r>
         <w:rPr>
           <w:rStyle w:val="10"/>
@@ -1618,20 +1787,25 @@
                 <w:szCs w:val="13"/>
               </w:rPr>
             </w:pPr>
-            <w:r>
-              <w:rPr>
-                <w:rStyle w:val="10"/>
-                <w:rFonts w:hint="eastAsia"/>
+          </w:p>
+        </w:tc>
+        <w:tc>
+          <w:tcPr>
+            <w:tcW w:w="1430" w:type="dxa"/>
+          </w:tcPr>
+          <w:p>
+            <w:pPr>
+              <w:rPr>
+                <w:rStyle w:val="10"/>
                 <w:sz w:val="13"/>
                 <w:szCs w:val="13"/>
               </w:rPr>
-              <w:t>序号</w:t>
-            </w:r>
-          </w:p>
-        </w:tc>
-        <w:tc>
-          <w:tcPr>
-            <w:tcW w:w="1430" w:type="dxa"/>
+            </w:pPr>
+          </w:p>
+        </w:tc>
+        <w:tc>
+          <w:tcPr>
+            <w:tcW w:w="952" w:type="dxa"/>
           </w:tcPr>
           <w:p>
             <w:pPr>
@@ -1641,63 +1815,20 @@
                 <w:szCs w:val="13"/>
               </w:rPr>
             </w:pPr>
-            <w:r>
-              <w:rPr>
-                <w:rStyle w:val="10"/>
-                <w:rFonts w:hint="eastAsia"/>
+          </w:p>
+        </w:tc>
+        <w:tc>
+          <w:tcPr>
+            <w:tcW w:w="2000" w:type="dxa"/>
+          </w:tcPr>
+          <w:p>
+            <w:pPr>
+              <w:rPr>
+                <w:rStyle w:val="10"/>
                 <w:sz w:val="13"/>
                 <w:szCs w:val="13"/>
               </w:rPr>
-              <w:t>箱号</w:t>
-            </w:r>
-          </w:p>
-        </w:tc>
-        <w:tc>
-          <w:tcPr>
-            <w:tcW w:w="952" w:type="dxa"/>
-          </w:tcPr>
-          <w:p>
-            <w:pPr>
-              <w:rPr>
-                <w:rStyle w:val="10"/>
-                <w:sz w:val="13"/>
-                <w:szCs w:val="13"/>
-              </w:rPr>
-            </w:pPr>
-            <w:proofErr w:type="gramStart"/>
-            <w:r>
-              <w:rPr>
-                <w:rStyle w:val="10"/>
-                <w:rFonts w:hint="eastAsia"/>
-                <w:sz w:val="13"/>
-                <w:szCs w:val="13"/>
-              </w:rPr>
-              <w:t>柜型</w:t>
-            </w:r>
-            <w:proofErr w:type="gramEnd"/>
-          </w:p>
-        </w:tc>
-        <w:tc>
-          <w:tcPr>
-            <w:tcW w:w="2000" w:type="dxa"/>
-          </w:tcPr>
-          <w:p>
-            <w:pPr>
-              <w:rPr>
-                <w:rStyle w:val="10"/>
-                <w:sz w:val="13"/>
-                <w:szCs w:val="13"/>
-              </w:rPr>
-            </w:pPr>
-            <w:r>
-              <w:rPr>
-                <w:rStyle w:val="10"/>
-                <w:rFonts w:hint="eastAsia"/>
-                <w:sz w:val="13"/>
-                <w:szCs w:val="13"/>
-              </w:rPr>
-              <w:t>司机信息</w:t>
-            </w:r>
+            </w:pPr>
           </w:p>
         </w:tc>
       </w:tr>
@@ -1717,9 +1848,8 @@
           <w:sz w:val="18"/>
           <w:szCs w:val="18"/>
         </w:rPr>
-        <w:t xml:space="preserve">             USD:</w:t>
+        <w:t xml:space="preserve">  </w:t>
       </w:r>
-      <w:proofErr w:type="gramStart"/>
       <w:r>
         <w:rPr>
           <w:rStyle w:val="10"/>
@@ -1730,6 +1860,27 @@
         <w:t xml:space="preserve">  </w:t>
       </w:r>
       <w:r>
+        <w:rPr>
+          <w:rStyle w:val="10"/>
+          <w:rFonts w:hint="eastAsia"/>
+          <w:sz w:val="18"/>
+          <w:szCs w:val="18"/>
+        </w:rPr>
+        <w:t xml:space="preserve">   </w:t>
+      </w:r>
+      <w:r>
+        <w:rPr>
+          <w:rStyle w:val="10"/>
+          <w:rFonts w:hint="eastAsia"/>
+          <w:sz w:val="18"/>
+          <w:szCs w:val="18"/>
+        </w:rPr>
+        <w:t xml:space="preserve">USD:  </w:t>
+      </w:r>
+      <w:r>
+        <w:rPr>
+          <w:rFonts w:hint="eastAsia"/>
+        </w:rPr>
         <w:t xml:space="preserve"> </w:t>
       </w:r>
       <w:r>
@@ -1738,6 +1889,7 @@
         </w:rPr>
         <w:t>{</w:t>
       </w:r>
+      <w:proofErr w:type="spellStart"/>
       <w:r>
         <w:rPr>
           <w:rStyle w:val="10"/>
@@ -1746,7 +1898,7 @@
         </w:rPr>
         <w:t>totals.totalUSD</w:t>
       </w:r>
-      <w:proofErr w:type="gramEnd"/>
+      <w:proofErr w:type="spellEnd"/>
       <w:r>
         <w:rPr>
           <w:rStyle w:val="10"/>
@@ -1766,15 +1918,586 @@
         <w:t xml:space="preserve"> </w:t>
       </w:r>
     </w:p>
-    <w:p>
-      <w:pPr>
-        <w:rPr>
-          <w:rStyle w:val="10"/>
-          <w:sz w:val="18"/>
-          <w:szCs w:val="18"/>
-        </w:rPr>
-      </w:pPr>
-    </w:p>
+    <w:tbl>
+      <w:tblPr>
+        <w:tblStyle w:val="a6"/>
+        <w:tblpPr w:leftFromText="180" w:rightFromText="180" w:vertAnchor="text" w:horzAnchor="margin" w:tblpY="224"/>
+        <w:tblW w:w="8246" w:type="dxa"/>
+        <w:tblLook w:val="04A0" w:firstRow="1" w:lastRow="0" w:firstColumn="1" w:lastColumn="0" w:noHBand="0" w:noVBand="1"/>
+      </w:tblPr>
+      <w:tblGrid>
+        <w:gridCol w:w="1871"/>
+        <w:gridCol w:w="1705"/>
+        <w:gridCol w:w="2822"/>
+        <w:gridCol w:w="1898"/>
+      </w:tblGrid>
+      <w:tr>
+        <w:trPr>
+          <w:trHeight w:val="662"/>
+        </w:trPr>
+        <w:tc>
+          <w:tcPr>
+            <w:tcW w:w="2465" w:type="dxa"/>
+          </w:tcPr>
+          <w:p>
+            <w:pPr>
+              <w:rPr>
+                <w:rStyle w:val="10"/>
+                <w:sz w:val="18"/>
+                <w:szCs w:val="18"/>
+              </w:rPr>
+            </w:pPr>
+            <w:r>
+              <w:rPr>
+                <w:rStyle w:val="10"/>
+                <w:rFonts w:hint="eastAsia"/>
+                <w:sz w:val="13"/>
+                <w:szCs w:val="13"/>
+              </w:rPr>
+              <w:t>序号</w:t>
+            </w:r>
+          </w:p>
+        </w:tc>
+        <w:tc>
+          <w:tcPr>
+            <w:tcW w:w="1806" w:type="dxa"/>
+          </w:tcPr>
+          <w:p>
+            <w:pPr>
+              <w:rPr>
+                <w:rStyle w:val="10"/>
+                <w:sz w:val="18"/>
+                <w:szCs w:val="18"/>
+              </w:rPr>
+            </w:pPr>
+            <w:r>
+              <w:rPr>
+                <w:rStyle w:val="10"/>
+                <w:rFonts w:hint="eastAsia"/>
+                <w:sz w:val="13"/>
+                <w:szCs w:val="13"/>
+              </w:rPr>
+              <w:t>箱号</w:t>
+            </w:r>
+          </w:p>
+        </w:tc>
+        <w:tc>
+          <w:tcPr>
+            <w:tcW w:w="2169" w:type="dxa"/>
+          </w:tcPr>
+          <w:p>
+            <w:pPr>
+              <w:rPr>
+                <w:rStyle w:val="10"/>
+                <w:sz w:val="18"/>
+                <w:szCs w:val="18"/>
+              </w:rPr>
+            </w:pPr>
+            <w:r>
+              <w:rPr>
+                <w:rStyle w:val="10"/>
+                <w:rFonts w:hint="eastAsia"/>
+                <w:sz w:val="13"/>
+                <w:szCs w:val="13"/>
+              </w:rPr>
+              <w:t>柜型</w:t>
+            </w:r>
+          </w:p>
+        </w:tc>
+        <w:tc>
+          <w:tcPr>
+            <w:tcW w:w="1806" w:type="dxa"/>
+          </w:tcPr>
+          <w:p>
+            <w:pPr>
+              <w:rPr>
+                <w:rStyle w:val="10"/>
+                <w:sz w:val="18"/>
+                <w:szCs w:val="18"/>
+              </w:rPr>
+            </w:pPr>
+            <w:r>
+              <w:rPr>
+                <w:rStyle w:val="10"/>
+                <w:rFonts w:hint="eastAsia"/>
+                <w:sz w:val="13"/>
+                <w:szCs w:val="13"/>
+              </w:rPr>
+              <w:t>司机信息</w:t>
+            </w:r>
+          </w:p>
+        </w:tc>
+      </w:tr>
+      <w:tr>
+        <w:trPr>
+          <w:trHeight w:val="662"/>
+        </w:trPr>
+        <w:tc>
+          <w:tcPr>
+            <w:tcW w:w="2465" w:type="dxa"/>
+          </w:tcPr>
+          <w:p>
+            <w:pPr>
+              <w:rPr>
+                <w:rStyle w:val="10"/>
+                <w:rFonts w:hint="eastAsia"/>
+                <w:sz w:val="13"/>
+                <w:szCs w:val="13"/>
+              </w:rPr>
+            </w:pPr>
+            <w:r>
+              <w:rPr>
+                <w:rStyle w:val="10"/>
+                <w:rFonts w:hint="eastAsia"/>
+                <w:sz w:val="13"/>
+                <w:szCs w:val="13"/>
+              </w:rPr>
+              <w:t xml:space="preserve">{# </w:t>
+            </w:r>
+            <w:r>
+              <w:rPr>
+                <w:rStyle w:val="10"/>
+                <w:sz w:val="18"/>
+                <w:szCs w:val="18"/>
+              </w:rPr>
+              <w:t xml:space="preserve"> </w:t>
+            </w:r>
+            <w:proofErr w:type="spellStart"/>
+            <w:r>
+              <w:rPr>
+                <w:rStyle w:val="10"/>
+                <w:sz w:val="18"/>
+                <w:szCs w:val="18"/>
+              </w:rPr>
+              <w:t>orderBillContainers</w:t>
+            </w:r>
+            <w:proofErr w:type="spellEnd"/>
+            <w:r>
+              <w:rPr>
+                <w:rStyle w:val="10"/>
+                <w:rFonts w:hint="eastAsia"/>
+                <w:sz w:val="13"/>
+                <w:szCs w:val="13"/>
+              </w:rPr>
+              <w:t xml:space="preserve"> }</w:t>
+            </w:r>
+            <w:r>
+              <w:rPr>
+                <w:rStyle w:val="10"/>
+                <w:rFonts w:hint="eastAsia"/>
+                <w:sz w:val="18"/>
+                <w:szCs w:val="18"/>
+              </w:rPr>
+              <w:t>{</w:t>
+            </w:r>
+            <w:r>
+              <w:rPr>
+                <w:rStyle w:val="10"/>
+                <w:rFonts w:hint="eastAsia"/>
+                <w:sz w:val="18"/>
+                <w:szCs w:val="18"/>
+              </w:rPr>
+              <w:t>index</w:t>
+            </w:r>
+            <w:r>
+              <w:rPr>
+                <w:rStyle w:val="10"/>
+                <w:rFonts w:hint="eastAsia"/>
+                <w:sz w:val="18"/>
+                <w:szCs w:val="18"/>
+              </w:rPr>
+              <w:t>}</w:t>
+            </w:r>
+            <w:r>
+              <w:rPr>
+                <w:rStyle w:val="10"/>
+                <w:rFonts w:hint="eastAsia"/>
+                <w:sz w:val="13"/>
+                <w:szCs w:val="13"/>
+              </w:rPr>
+              <w:t xml:space="preserve">{/ </w:t>
+            </w:r>
+            <w:r>
+              <w:rPr>
+                <w:rStyle w:val="10"/>
+                <w:sz w:val="18"/>
+                <w:szCs w:val="18"/>
+              </w:rPr>
+              <w:t xml:space="preserve"> </w:t>
+            </w:r>
+            <w:proofErr w:type="spellStart"/>
+            <w:r>
+              <w:rPr>
+                <w:rStyle w:val="10"/>
+                <w:sz w:val="18"/>
+                <w:szCs w:val="18"/>
+              </w:rPr>
+              <w:t>orderBillContainers</w:t>
+            </w:r>
+            <w:proofErr w:type="spellEnd"/>
+            <w:r>
+              <w:rPr>
+                <w:rStyle w:val="10"/>
+                <w:rFonts w:hint="eastAsia"/>
+                <w:sz w:val="13"/>
+                <w:szCs w:val="13"/>
+              </w:rPr>
+              <w:t xml:space="preserve"> }</w:t>
+            </w:r>
+          </w:p>
+        </w:tc>
+        <w:tc>
+          <w:tcPr>
+            <w:tcW w:w="1806" w:type="dxa"/>
+          </w:tcPr>
+          <w:p>
+            <w:pPr>
+              <w:rPr>
+                <w:rStyle w:val="10"/>
+                <w:rFonts w:hint="eastAsia"/>
+                <w:sz w:val="13"/>
+                <w:szCs w:val="13"/>
+              </w:rPr>
+            </w:pPr>
+            <w:r>
+              <w:rPr>
+                <w:rStyle w:val="10"/>
+                <w:rFonts w:hint="eastAsia"/>
+                <w:sz w:val="13"/>
+                <w:szCs w:val="13"/>
+              </w:rPr>
+              <w:t xml:space="preserve">{# </w:t>
+            </w:r>
+            <w:r>
+              <w:rPr>
+                <w:rStyle w:val="10"/>
+                <w:sz w:val="18"/>
+                <w:szCs w:val="18"/>
+              </w:rPr>
+              <w:t xml:space="preserve"> </w:t>
+            </w:r>
+            <w:proofErr w:type="spellStart"/>
+            <w:r>
+              <w:rPr>
+                <w:rStyle w:val="10"/>
+                <w:sz w:val="18"/>
+                <w:szCs w:val="18"/>
+              </w:rPr>
+              <w:t>orderBillContainers</w:t>
+            </w:r>
+            <w:proofErr w:type="spellEnd"/>
+            <w:r>
+              <w:rPr>
+                <w:rStyle w:val="10"/>
+                <w:rFonts w:hint="eastAsia"/>
+                <w:sz w:val="13"/>
+                <w:szCs w:val="13"/>
+              </w:rPr>
+              <w:t xml:space="preserve"> }</w:t>
+            </w:r>
+            <w:r>
+              <w:rPr>
+                <w:rStyle w:val="10"/>
+                <w:rFonts w:hint="eastAsia"/>
+                <w:sz w:val="18"/>
+                <w:szCs w:val="18"/>
+              </w:rPr>
+              <w:t>{</w:t>
+            </w:r>
+            <w:r>
+              <w:rPr>
+                <w:rStyle w:val="10"/>
+                <w:sz w:val="18"/>
+                <w:szCs w:val="18"/>
+              </w:rPr>
+              <w:t>no</w:t>
+            </w:r>
+            <w:r>
+              <w:rPr>
+                <w:rStyle w:val="10"/>
+                <w:rFonts w:hint="eastAsia"/>
+                <w:sz w:val="18"/>
+                <w:szCs w:val="18"/>
+              </w:rPr>
+              <w:t>}</w:t>
+            </w:r>
+            <w:r>
+              <w:rPr>
+                <w:rStyle w:val="10"/>
+                <w:rFonts w:hint="eastAsia"/>
+                <w:sz w:val="13"/>
+                <w:szCs w:val="13"/>
+              </w:rPr>
+              <w:t xml:space="preserve">{/ </w:t>
+            </w:r>
+            <w:r>
+              <w:rPr>
+                <w:rStyle w:val="10"/>
+                <w:sz w:val="18"/>
+                <w:szCs w:val="18"/>
+              </w:rPr>
+              <w:t xml:space="preserve"> </w:t>
+            </w:r>
+            <w:proofErr w:type="spellStart"/>
+            <w:r>
+              <w:rPr>
+                <w:rStyle w:val="10"/>
+                <w:sz w:val="18"/>
+                <w:szCs w:val="18"/>
+              </w:rPr>
+              <w:t>orderBillContainers</w:t>
+            </w:r>
+            <w:proofErr w:type="spellEnd"/>
+            <w:r>
+              <w:rPr>
+                <w:rStyle w:val="10"/>
+                <w:rFonts w:hint="eastAsia"/>
+                <w:sz w:val="13"/>
+                <w:szCs w:val="13"/>
+              </w:rPr>
+              <w:t xml:space="preserve"> }</w:t>
+            </w:r>
+          </w:p>
+        </w:tc>
+        <w:tc>
+          <w:tcPr>
+            <w:tcW w:w="2169" w:type="dxa"/>
+          </w:tcPr>
+          <w:p>
+            <w:pPr>
+              <w:rPr>
+                <w:rStyle w:val="10"/>
+                <w:rFonts w:hint="eastAsia"/>
+                <w:sz w:val="13"/>
+                <w:szCs w:val="13"/>
+              </w:rPr>
+            </w:pPr>
+            <w:r>
+              <w:rPr>
+                <w:rStyle w:val="10"/>
+                <w:rFonts w:hint="eastAsia"/>
+                <w:sz w:val="13"/>
+                <w:szCs w:val="13"/>
+              </w:rPr>
+              <w:t xml:space="preserve">{# </w:t>
+            </w:r>
+            <w:r>
+              <w:rPr>
+                <w:rStyle w:val="10"/>
+                <w:sz w:val="18"/>
+                <w:szCs w:val="18"/>
+              </w:rPr>
+              <w:t xml:space="preserve"> </w:t>
+            </w:r>
+            <w:proofErr w:type="spellStart"/>
+            <w:r>
+              <w:rPr>
+                <w:rStyle w:val="10"/>
+                <w:sz w:val="18"/>
+                <w:szCs w:val="18"/>
+              </w:rPr>
+              <w:t>orderBillContainers</w:t>
+            </w:r>
+            <w:proofErr w:type="spellEnd"/>
+            <w:r>
+              <w:rPr>
+                <w:rStyle w:val="10"/>
+                <w:rFonts w:hint="eastAsia"/>
+                <w:sz w:val="13"/>
+                <w:szCs w:val="13"/>
+              </w:rPr>
+              <w:t xml:space="preserve"> }</w:t>
+            </w:r>
+            <w:r>
+              <w:rPr>
+                <w:rStyle w:val="10"/>
+                <w:rFonts w:hint="eastAsia"/>
+                <w:sz w:val="18"/>
+                <w:szCs w:val="18"/>
+              </w:rPr>
+              <w:t>{</w:t>
+            </w:r>
+            <w:proofErr w:type="spellStart"/>
+            <w:r>
+              <w:rPr>
+                <w:rStyle w:val="10"/>
+                <w:sz w:val="18"/>
+                <w:szCs w:val="18"/>
+              </w:rPr>
+              <w:t>container_type</w:t>
+            </w:r>
+            <w:r>
+              <w:rPr>
+                <w:rStyle w:val="10"/>
+                <w:rFonts w:hint="eastAsia"/>
+                <w:sz w:val="18"/>
+                <w:szCs w:val="18"/>
+              </w:rPr>
+              <w:t>_name</w:t>
+            </w:r>
+            <w:proofErr w:type="spellEnd"/>
+            <w:r>
+              <w:rPr>
+                <w:rStyle w:val="10"/>
+                <w:rFonts w:hint="eastAsia"/>
+                <w:sz w:val="18"/>
+                <w:szCs w:val="18"/>
+              </w:rPr>
+              <w:t>}</w:t>
+            </w:r>
+            <w:r>
+              <w:rPr>
+                <w:rStyle w:val="10"/>
+                <w:rFonts w:hint="eastAsia"/>
+                <w:sz w:val="13"/>
+                <w:szCs w:val="13"/>
+              </w:rPr>
+              <w:t xml:space="preserve">{/ </w:t>
+            </w:r>
+            <w:r>
+              <w:rPr>
+                <w:rStyle w:val="10"/>
+                <w:sz w:val="18"/>
+                <w:szCs w:val="18"/>
+              </w:rPr>
+              <w:t xml:space="preserve"> </w:t>
+            </w:r>
+            <w:proofErr w:type="spellStart"/>
+            <w:r>
+              <w:rPr>
+                <w:rStyle w:val="10"/>
+                <w:sz w:val="18"/>
+                <w:szCs w:val="18"/>
+              </w:rPr>
+              <w:t>orderBillContainers</w:t>
+            </w:r>
+            <w:proofErr w:type="spellEnd"/>
+            <w:r>
+              <w:rPr>
+                <w:rStyle w:val="10"/>
+                <w:rFonts w:hint="eastAsia"/>
+                <w:sz w:val="13"/>
+                <w:szCs w:val="13"/>
+              </w:rPr>
+              <w:t xml:space="preserve"> }</w:t>
+            </w:r>
+          </w:p>
+        </w:tc>
+        <w:tc>
+          <w:tcPr>
+            <w:tcW w:w="1806" w:type="dxa"/>
+          </w:tcPr>
+          <w:p>
+            <w:pPr>
+              <w:rPr>
+                <w:rStyle w:val="10"/>
+                <w:rFonts w:hint="eastAsia"/>
+                <w:sz w:val="13"/>
+                <w:szCs w:val="13"/>
+              </w:rPr>
+            </w:pPr>
+            <w:r>
+              <w:rPr>
+                <w:rStyle w:val="10"/>
+                <w:rFonts w:hint="eastAsia"/>
+                <w:sz w:val="13"/>
+                <w:szCs w:val="13"/>
+              </w:rPr>
+              <w:t xml:space="preserve">{# </w:t>
+            </w:r>
+            <w:r>
+              <w:rPr>
+                <w:rStyle w:val="10"/>
+                <w:sz w:val="18"/>
+                <w:szCs w:val="18"/>
+              </w:rPr>
+              <w:t xml:space="preserve"> </w:t>
+            </w:r>
+            <w:proofErr w:type="spellStart"/>
+            <w:r>
+              <w:rPr>
+                <w:rStyle w:val="10"/>
+                <w:sz w:val="18"/>
+                <w:szCs w:val="18"/>
+              </w:rPr>
+              <w:t>orderBillContainers</w:t>
+            </w:r>
+            <w:proofErr w:type="spellEnd"/>
+            <w:r>
+              <w:rPr>
+                <w:rStyle w:val="10"/>
+                <w:rFonts w:hint="eastAsia"/>
+                <w:sz w:val="13"/>
+                <w:szCs w:val="13"/>
+              </w:rPr>
+              <w:t xml:space="preserve"> }</w:t>
+            </w:r>
+            <w:r>
+              <w:rPr>
+                <w:rStyle w:val="10"/>
+                <w:rFonts w:hint="eastAsia"/>
+                <w:sz w:val="18"/>
+                <w:szCs w:val="18"/>
+              </w:rPr>
+              <w:t>{</w:t>
+            </w:r>
+            <w:r>
+              <w:rPr>
+                <w:rStyle w:val="10"/>
+                <w:sz w:val="18"/>
+                <w:szCs w:val="18"/>
+              </w:rPr>
+              <w:t>driver</w:t>
+            </w:r>
+            <w:r>
+              <w:rPr>
+                <w:rStyle w:val="10"/>
+                <w:rFonts w:hint="eastAsia"/>
+                <w:sz w:val="18"/>
+                <w:szCs w:val="18"/>
+              </w:rPr>
+              <w:t>}</w:t>
+            </w:r>
+            <w:r>
+              <w:rPr>
+                <w:rStyle w:val="10"/>
+                <w:rFonts w:hint="eastAsia"/>
+                <w:sz w:val="13"/>
+                <w:szCs w:val="13"/>
+              </w:rPr>
+              <w:t xml:space="preserve">{/ </w:t>
+            </w:r>
+            <w:r>
+              <w:rPr>
+                <w:rStyle w:val="10"/>
+                <w:sz w:val="18"/>
+                <w:szCs w:val="18"/>
+              </w:rPr>
+              <w:t xml:space="preserve"> </w:t>
+            </w:r>
+            <w:proofErr w:type="spellStart"/>
+            <w:r>
+              <w:rPr>
+                <w:rStyle w:val="10"/>
+                <w:sz w:val="18"/>
+                <w:szCs w:val="18"/>
+              </w:rPr>
+              <w:t>orderBillContainers</w:t>
+            </w:r>
+            <w:proofErr w:type="spellEnd"/>
+            <w:r>
+              <w:rPr>
+                <w:rStyle w:val="10"/>
+                <w:rFonts w:hint="eastAsia"/>
+                <w:sz w:val="13"/>
+                <w:szCs w:val="13"/>
+              </w:rPr>
+              <w:t xml:space="preserve"> }</w:t>
+            </w:r>
+          </w:p>
+        </w:tc>
+      </w:tr>
+    </w:tbl>
     <w:p>
       <w:pPr>
         <w:pBdr>
@@ -1787,280 +2510,12 @@
           <w:szCs w:val="18"/>
         </w:rPr>
       </w:pPr>
-      <w:r>
-        <w:rPr>
-          <w:rStyle w:val="10"/>
-          <w:rFonts w:hint="eastAsia"/>
-          <w:sz w:val="18"/>
-          <w:szCs w:val="18"/>
-        </w:rPr>
-        <w:t>{</w:t>
-      </w:r>
-      <w:r>
-        <w:rPr>
-          <w:rStyle w:val="10"/>
-          <w:rFonts w:hint="eastAsia"/>
-          <w:sz w:val="18"/>
-          <w:szCs w:val="18"/>
-        </w:rPr>
-        <w:t>#</w:t>
-      </w:r>
-      <w:r>
-        <w:t xml:space="preserve"> </w:t>
-      </w:r>
-      <w:r>
-        <w:rPr>
-          <w:rStyle w:val="10"/>
-          <w:sz w:val="18"/>
-          <w:szCs w:val="18"/>
-        </w:rPr>
-        <w:t>orderBillContainers</w:t>
-      </w:r>
-      <w:r>
-        <w:rPr>
-          <w:rStyle w:val="10"/>
-          <w:rFonts w:hint="eastAsia"/>
-          <w:sz w:val="18"/>
-          <w:szCs w:val="18"/>
-        </w:rPr>
-        <w:t>}</w:t>
-      </w:r>
-    </w:p>
-    <w:p>
-      <w:pPr>
-        <w:pBdr>
-          <w:bottom w:val="single" w:sz="4" w:space="0" w:color="auto"/>
-        </w:pBdr>
-        <w:rPr>
-          <w:rStyle w:val="10"/>
-          <w:rFonts w:hint="eastAsia"/>
-          <w:sz w:val="18"/>
-          <w:szCs w:val="18"/>
-        </w:rPr>
-      </w:pPr>
-      <w:r>
-        <w:rPr>
-          <w:rStyle w:val="10"/>
-          <w:rFonts w:hint="eastAsia"/>
-          <w:sz w:val="18"/>
-          <w:szCs w:val="18"/>
-        </w:rPr>
-        <w:t>{</w:t>
-      </w:r>
-      <w:proofErr w:type="gramStart"/>
-      <w:r>
-        <w:rPr>
-          <w:rStyle w:val="10"/>
-          <w:sz w:val="18"/>
-          <w:szCs w:val="18"/>
-        </w:rPr>
-        <w:t>index</w:t>
-      </w:r>
-      <w:r>
-        <w:rPr>
-          <w:rStyle w:val="10"/>
-          <w:rFonts w:hint="eastAsia"/>
-          <w:sz w:val="18"/>
-          <w:szCs w:val="18"/>
-        </w:rPr>
-        <w:t>}</w:t>
-      </w:r>
-      <w:r>
-        <w:rPr>
-          <w:rStyle w:val="10"/>
-          <w:rFonts w:hint="eastAsia"/>
-          <w:sz w:val="18"/>
-          <w:szCs w:val="18"/>
-        </w:rPr>
-        <w:t xml:space="preserve">  </w:t>
-      </w:r>
-      <w:r>
-        <w:rPr>
-          <w:rStyle w:val="10"/>
-          <w:rFonts w:hint="eastAsia"/>
-          <w:sz w:val="18"/>
-          <w:szCs w:val="18"/>
-        </w:rPr>
-        <w:t>{</w:t>
-      </w:r>
-      <w:r>
-        <w:rPr>
-          <w:rStyle w:val="10"/>
-          <w:sz w:val="18"/>
-          <w:szCs w:val="18"/>
-        </w:rPr>
-        <w:t>no</w:t>
-      </w:r>
-      <w:r>
-        <w:rPr>
-          <w:rStyle w:val="10"/>
-          <w:rFonts w:hint="eastAsia"/>
-          <w:sz w:val="18"/>
-          <w:szCs w:val="18"/>
-        </w:rPr>
-        <w:t>}</w:t>
-      </w:r>
-      <w:r>
-        <w:rPr>
-          <w:rStyle w:val="10"/>
-          <w:rFonts w:hint="eastAsia"/>
-          <w:sz w:val="18"/>
-          <w:szCs w:val="18"/>
-        </w:rPr>
-        <w:t xml:space="preserve">   </w:t>
-      </w:r>
-      <w:proofErr w:type="gramEnd"/>
-      <w:r>
-        <w:rPr>
-          <w:rStyle w:val="10"/>
-          <w:rFonts w:hint="eastAsia"/>
-          <w:sz w:val="18"/>
-          <w:szCs w:val="18"/>
-        </w:rPr>
-        <w:t>{</w:t>
-      </w:r>
-      <w:r>
-        <w:rPr>
-          <w:rStyle w:val="10"/>
-          <w:sz w:val="18"/>
-          <w:szCs w:val="18"/>
-        </w:rPr>
-        <w:t>container_type</w:t>
-      </w:r>
-      <w:r>
-        <w:rPr>
-          <w:rStyle w:val="10"/>
-          <w:rFonts w:hint="eastAsia"/>
-          <w:sz w:val="18"/>
-          <w:szCs w:val="18"/>
-        </w:rPr>
-        <w:t>_</w:t>
-      </w:r>
-      <w:proofErr w:type="gramStart"/>
-      <w:r>
-        <w:rPr>
-          <w:rStyle w:val="10"/>
-          <w:rFonts w:hint="eastAsia"/>
-          <w:sz w:val="18"/>
-          <w:szCs w:val="18"/>
-        </w:rPr>
-        <w:t>name</w:t>
-      </w:r>
-      <w:r>
-        <w:rPr>
-          <w:rStyle w:val="10"/>
-          <w:rFonts w:hint="eastAsia"/>
-          <w:sz w:val="18"/>
-          <w:szCs w:val="18"/>
-        </w:rPr>
-        <w:t>}</w:t>
-      </w:r>
-      <w:r>
-        <w:rPr>
-          <w:rStyle w:val="10"/>
-          <w:rFonts w:hint="eastAsia"/>
-          <w:sz w:val="18"/>
-          <w:szCs w:val="18"/>
-        </w:rPr>
-        <w:t xml:space="preserve">   </w:t>
-      </w:r>
-      <w:proofErr w:type="gramEnd"/>
-      <w:r>
-        <w:rPr>
-          <w:rStyle w:val="10"/>
-          <w:rFonts w:hint="eastAsia"/>
-          <w:sz w:val="18"/>
-          <w:szCs w:val="18"/>
-        </w:rPr>
-        <w:t>{</w:t>
-      </w:r>
-      <w:r>
-        <w:rPr>
-          <w:rStyle w:val="10"/>
-          <w:sz w:val="18"/>
-          <w:szCs w:val="18"/>
-        </w:rPr>
-        <w:t>driver</w:t>
-      </w:r>
-      <w:r>
-        <w:rPr>
-          <w:rStyle w:val="10"/>
-          <w:rFonts w:hint="eastAsia"/>
-          <w:sz w:val="18"/>
-          <w:szCs w:val="18"/>
-        </w:rPr>
-        <w:t>}</w:t>
-      </w:r>
-    </w:p>
-    <w:p>
-      <w:pPr>
-        <w:pBdr>
-          <w:bottom w:val="single" w:sz="4" w:space="0" w:color="auto"/>
-        </w:pBdr>
-        <w:rPr>
-          <w:rStyle w:val="10"/>
-          <w:rFonts w:hint="eastAsia"/>
-          <w:sz w:val="18"/>
-          <w:szCs w:val="18"/>
-        </w:rPr>
-      </w:pPr>
-      <w:r>
-        <w:rPr>
-          <w:rStyle w:val="10"/>
-          <w:rFonts w:hint="eastAsia"/>
-          <w:sz w:val="18"/>
-          <w:szCs w:val="18"/>
-        </w:rPr>
-        <w:t>{</w:t>
-      </w:r>
-      <w:r>
-        <w:rPr>
-          <w:rStyle w:val="10"/>
-          <w:rFonts w:hint="eastAsia"/>
-          <w:sz w:val="18"/>
-          <w:szCs w:val="18"/>
-        </w:rPr>
-        <w:t>/</w:t>
-      </w:r>
-      <w:r>
-        <w:rPr>
-          <w:rStyle w:val="10"/>
-          <w:sz w:val="18"/>
-          <w:szCs w:val="18"/>
-        </w:rPr>
-        <w:t xml:space="preserve"> </w:t>
-      </w:r>
-      <w:r>
-        <w:rPr>
-          <w:rStyle w:val="10"/>
-          <w:sz w:val="18"/>
-          <w:szCs w:val="18"/>
-        </w:rPr>
-        <w:t>orderBillContainers</w:t>
-      </w:r>
-      <w:r>
-        <w:rPr>
-          <w:rStyle w:val="10"/>
-          <w:rFonts w:hint="eastAsia"/>
-          <w:sz w:val="18"/>
-          <w:szCs w:val="18"/>
-        </w:rPr>
-        <w:t>}</w:t>
-      </w:r>
     </w:p>
     <w:p>
       <w:pPr>
         <w:rPr>
           <w:rStyle w:val="10"/>
-          <w:sz w:val="18"/>
-          <w:szCs w:val="18"/>
-        </w:rPr>
-      </w:pPr>
-    </w:p>
-    <w:p>
-      <w:pPr>
-        <w:rPr>
-          <w:rStyle w:val="10"/>
+          <w:rFonts w:hint="eastAsia"/>
           <w:sz w:val="18"/>
           <w:szCs w:val="18"/>
         </w:rPr>
@@ -2110,43 +2565,6 @@
     <w:tbl>
       <w:tblPr>
         <w:tblStyle w:val="a6"/>
-        <w:tblW w:w="0" w:type="auto"/>
-        <w:tblBorders>
-          <w:top w:val="none" w:sz="0" w:space="0" w:color="auto"/>
-          <w:left w:val="none" w:sz="0" w:space="0" w:color="auto"/>
-          <w:bottom w:val="none" w:sz="0" w:space="0" w:color="auto"/>
-          <w:right w:val="none" w:sz="0" w:space="0" w:color="auto"/>
-          <w:insideH w:val="none" w:sz="0" w:space="0" w:color="auto"/>
-          <w:insideV w:val="none" w:sz="0" w:space="0" w:color="auto"/>
-        </w:tblBorders>
-        <w:tblLook w:val="04A0" w:firstRow="1" w:lastRow="0" w:firstColumn="1" w:lastColumn="0" w:noHBand="0" w:noVBand="1"/>
-      </w:tblPr>
-      <w:tblGrid>
-        <w:gridCol w:w="8306"/>
-      </w:tblGrid>
-      <w:tr>
-        <w:trPr>
-          <w:trHeight w:val="939"/>
-        </w:trPr>
-        <w:tc>
-          <w:tcPr>
-            <w:tcW w:w="8522" w:type="dxa"/>
-          </w:tcPr>
-          <w:p>
-            <w:pPr>
-              <w:rPr>
-                <w:rStyle w:val="10"/>
-                <w:sz w:val="18"/>
-                <w:szCs w:val="18"/>
-              </w:rPr>
-            </w:pPr>
-          </w:p>
-        </w:tc>
-      </w:tr>
-    </w:tbl>
-    <w:tbl>
-      <w:tblPr>
-        <w:tblStyle w:val="a6"/>
         <w:tblpPr w:leftFromText="180" w:rightFromText="180" w:vertAnchor="text" w:horzAnchor="page" w:tblpX="1794" w:tblpY="298"/>
         <w:tblOverlap w:val="never"/>
         <w:tblW w:w="0" w:type="auto"/>
@@ -2169,7 +2587,7 @@
         </w:trPr>
         <w:tc>
           <w:tcPr>
-            <w:tcW w:w="8522" w:type="dxa"/>
+            <w:tcW w:w="8306" w:type="dxa"/>
           </w:tcPr>
           <w:p>
             <w:pPr>
@@ -2208,6 +2626,7 @@
               </w:rPr>
               <w:t>{</w:t>
             </w:r>
+            <w:proofErr w:type="spellStart"/>
             <w:r>
               <w:rPr>
                 <w:rFonts w:ascii="Helvetica Neue" w:hAnsi="Helvetica Neue" w:cs="Helvetica Neue"/>
@@ -2217,6 +2636,7 @@
               </w:rPr>
               <w:t>cost_share</w:t>
             </w:r>
+            <w:proofErr w:type="spellEnd"/>
             <w:r>
               <w:rPr>
                 <w:rFonts w:ascii="Helvetica Neue" w:hAnsi="Helvetica Neue" w:cs="Helvetica Neue" w:hint="eastAsia"/>
@@ -2242,6 +2662,7 @@
       <w:pPr>
         <w:rPr>
           <w:rStyle w:val="10"/>
+          <w:rFonts w:hint="eastAsia"/>
           <w:sz w:val="18"/>
           <w:szCs w:val="18"/>
         </w:rPr>
@@ -2285,6 +2706,7 @@
                 <w:rFonts w:hint="eastAsia"/>
                 <w:sz w:val="24"/>
               </w:rPr>
+              <w:lastRenderedPageBreak/>
               <w:t>我司付款信息：</w:t>
             </w:r>
           </w:p>
@@ -2295,7 +2717,6 @@
               <w:spacing w:beforeAutospacing="0" w:afterAutospacing="0"/>
               <w:rPr>
                 <w:rStyle w:val="10"/>
-                <w:rFonts w:hint="eastAsia"/>
                 <w:sz w:val="18"/>
                 <w:szCs w:val="18"/>
               </w:rPr>
@@ -2309,6 +2730,7 @@
               </w:rPr>
               <w:t>{</w:t>
             </w:r>
+            <w:proofErr w:type="spellStart"/>
             <w:r>
               <w:rPr>
                 <w:rFonts w:ascii="Helvetica Neue" w:hAnsi="Helvetica Neue" w:cs="Helvetica Neue"/>
@@ -2318,6 +2740,7 @@
               </w:rPr>
               <w:t>customer_payment_info</w:t>
             </w:r>
+            <w:proofErr w:type="spellEnd"/>
             <w:r>
               <w:rPr>
                 <w:rFonts w:ascii="Helvetica Neue" w:hAnsi="Helvetica Neue" w:cs="Helvetica Neue" w:hint="eastAsia"/>
@@ -2378,7 +2801,6 @@
       <w:pStyle w:val="a3"/>
       <w:jc w:val="center"/>
       <w:rPr>
-        <w:rFonts w:hint="eastAsia"/>
         <w:sz w:val="15"/>
         <w:szCs w:val="15"/>
       </w:rPr>
@@ -2391,6 +2813,7 @@
       </w:rPr>
       <w:t>{</w:t>
     </w:r>
+    <w:proofErr w:type="spellStart"/>
     <w:r>
       <w:rPr>
         <w:sz w:val="15"/>
@@ -2398,6 +2821,7 @@
       </w:rPr>
       <w:t>remarkBill</w:t>
     </w:r>
+    <w:proofErr w:type="spellEnd"/>
     <w:r>
       <w:rPr>
         <w:rFonts w:hint="eastAsia"/>
@@ -2434,60 +2858,31 @@
   <w:p>
     <w:pPr>
       <w:pStyle w:val="a4"/>
+      <w:tabs>
+        <w:tab w:val="clear" w:pos="8306"/>
+        <w:tab w:val="left" w:pos="554"/>
+        <w:tab w:val="left" w:pos="4690"/>
+      </w:tabs>
+      <w:rPr>
+        <w:rFonts w:hint="eastAsia"/>
+      </w:rPr>
     </w:pPr>
     <w:r>
-      <w:rPr>
-        <w:noProof/>
-      </w:rPr>
-      <w:drawing>
-        <wp:anchor distT="0" distB="0" distL="114300" distR="114300" simplePos="0" relativeHeight="251659264" behindDoc="1" locked="0" layoutInCell="1" allowOverlap="1" wp14:anchorId="51759191" wp14:editId="265E3CF2">
-          <wp:simplePos x="0" y="0"/>
-          <wp:positionH relativeFrom="margin">
-            <wp:posOffset>-1080135</wp:posOffset>
-          </wp:positionH>
-          <wp:positionV relativeFrom="margin">
-            <wp:posOffset>-1619885</wp:posOffset>
-          </wp:positionV>
-          <wp:extent cx="3251200" cy="2600960"/>
-          <wp:effectExtent l="0" t="0" r="0" b="15240"/>
-          <wp:wrapNone/>
-          <wp:docPr id="12" name="WordPictureWatermark2047493" descr="FullLogo (1)"/>
-          <wp:cNvGraphicFramePr>
-            <a:graphicFrameLocks xmlns:a="http://schemas.openxmlformats.org/drawingml/2006/main" noChangeAspect="1"/>
-          </wp:cNvGraphicFramePr>
-          <a:graphic xmlns:a="http://schemas.openxmlformats.org/drawingml/2006/main">
-            <a:graphicData uri="http://schemas.openxmlformats.org/drawingml/2006/picture">
-              <pic:pic xmlns:pic="http://schemas.openxmlformats.org/drawingml/2006/picture">
-                <pic:nvPicPr>
-                  <pic:cNvPr id="12" name="WordPictureWatermark2047493" descr="FullLogo (1)"/>
-                  <pic:cNvPicPr>
-                    <a:picLocks noChangeAspect="1"/>
-                  </pic:cNvPicPr>
-                </pic:nvPicPr>
-                <pic:blipFill>
-                  <a:blip r:embed="rId1"/>
-                  <a:stretch>
-                    <a:fillRect/>
-                  </a:stretch>
-                </pic:blipFill>
-                <pic:spPr>
-                  <a:xfrm>
-                    <a:off x="0" y="0"/>
-                    <a:ext cx="3251200" cy="2600960"/>
-                  </a:xfrm>
-                  <a:prstGeom prst="rect">
-                    <a:avLst/>
-                  </a:prstGeom>
-                  <a:noFill/>
-                  <a:ln>
-                    <a:noFill/>
-                  </a:ln>
-                </pic:spPr>
-              </pic:pic>
-            </a:graphicData>
-          </a:graphic>
-        </wp:anchor>
-      </w:drawing>
+      <w:t>{%</w:t>
+    </w:r>
+    <w:proofErr w:type="spellStart"/>
+    <w:r>
+      <w:t>pay_sure_logo</w:t>
+    </w:r>
+    <w:proofErr w:type="spellEnd"/>
+    <w:r>
+      <w:t>}</w:t>
+    </w:r>
+    <w:r>
+      <w:tab/>
+    </w:r>
+    <w:r>
+      <w:tab/>
     </w:r>
   </w:p>
 </w:hdr>
@@ -2515,6 +2910,7 @@
     <w:lsdException w:name="heading 7" w:semiHidden="1" w:unhideWhenUsed="1" w:qFormat="1"/>
     <w:lsdException w:name="heading 8" w:semiHidden="1" w:unhideWhenUsed="1" w:qFormat="1"/>
     <w:lsdException w:name="heading 9" w:semiHidden="1" w:unhideWhenUsed="1" w:qFormat="1"/>
+    <w:lsdException w:name="footnote text" w:uiPriority="99"/>
     <w:lsdException w:name="caption" w:semiHidden="1" w:unhideWhenUsed="1" w:qFormat="1"/>
     <w:lsdException w:name="Title" w:qFormat="1"/>
     <w:lsdException w:name="Default Paragraph Font" w:semiHidden="1"/>
@@ -2926,6 +3322,162 @@
       <w:sz w:val="44"/>
     </w:rPr>
   </w:style>
+  <w:style w:type="paragraph" w:customStyle="1" w:styleId="DecimalAligned">
+    <w:name w:val="Decimal Aligned"/>
+    <w:basedOn w:val="a"/>
+    <w:uiPriority w:val="40"/>
+    <w:qFormat/>
+    <w:rsid w:val="0026637C"/>
+    <w:pPr>
+      <w:widowControl/>
+      <w:tabs>
+        <w:tab w:val="decimal" w:pos="360"/>
+      </w:tabs>
+      <w:spacing w:after="200" w:line="276" w:lineRule="auto"/>
+      <w:jc w:val="left"/>
+    </w:pPr>
+    <w:rPr>
+      <w:rFonts w:cs="Times New Roman"/>
+      <w:kern w:val="0"/>
+      <w:sz w:val="22"/>
+      <w:szCs w:val="22"/>
+    </w:rPr>
+  </w:style>
+  <w:style w:type="paragraph" w:styleId="a7">
+    <w:name w:val="footnote text"/>
+    <w:basedOn w:val="a"/>
+    <w:link w:val="a8"/>
+    <w:uiPriority w:val="99"/>
+    <w:unhideWhenUsed/>
+    <w:rsid w:val="0026637C"/>
+    <w:pPr>
+      <w:widowControl/>
+      <w:jc w:val="left"/>
+    </w:pPr>
+    <w:rPr>
+      <w:rFonts w:cs="Times New Roman"/>
+      <w:kern w:val="0"/>
+      <w:sz w:val="20"/>
+      <w:szCs w:val="20"/>
+    </w:rPr>
+  </w:style>
+  <w:style w:type="character" w:customStyle="1" w:styleId="a8">
+    <w:name w:val="脚注文本 字符"/>
+    <w:basedOn w:val="a0"/>
+    <w:link w:val="a7"/>
+    <w:uiPriority w:val="99"/>
+    <w:rsid w:val="0026637C"/>
+    <w:rPr>
+      <w:rFonts w:asciiTheme="minorHAnsi" w:eastAsiaTheme="minorEastAsia" w:hAnsiTheme="minorHAnsi"/>
+    </w:rPr>
+  </w:style>
+  <w:style w:type="character" w:styleId="a9">
+    <w:name w:val="Subtle Emphasis"/>
+    <w:basedOn w:val="a0"/>
+    <w:uiPriority w:val="19"/>
+    <w:qFormat/>
+    <w:rsid w:val="0026637C"/>
+    <w:rPr>
+      <w:i/>
+      <w:iCs/>
+    </w:rPr>
+  </w:style>
+  <w:style w:type="table" w:styleId="-1">
+    <w:name w:val="Light Shading Accent 1"/>
+    <w:basedOn w:val="a1"/>
+    <w:uiPriority w:val="60"/>
+    <w:rsid w:val="0026637C"/>
+    <w:rPr>
+      <w:rFonts w:asciiTheme="minorHAnsi" w:eastAsiaTheme="minorEastAsia" w:hAnsiTheme="minorHAnsi" w:cstheme="minorBidi"/>
+      <w:color w:val="2D53A0" w:themeColor="accent1" w:themeShade="BF"/>
+      <w:sz w:val="22"/>
+      <w:szCs w:val="22"/>
+    </w:rPr>
+    <w:tblPr>
+      <w:tblStyleRowBandSize w:val="1"/>
+      <w:tblStyleColBandSize w:val="1"/>
+      <w:tblBorders>
+        <w:top w:val="single" w:sz="8" w:space="0" w:color="4874CB" w:themeColor="accent1"/>
+        <w:bottom w:val="single" w:sz="8" w:space="0" w:color="4874CB" w:themeColor="accent1"/>
+      </w:tblBorders>
+    </w:tblPr>
+    <w:tblStylePr w:type="firstRow">
+      <w:pPr>
+        <w:spacing w:before="0" w:after="0" w:line="240" w:lineRule="auto"/>
+      </w:pPr>
+      <w:rPr>
+        <w:b/>
+        <w:bCs/>
+      </w:rPr>
+      <w:tblPr/>
+      <w:tcPr>
+        <w:tcBorders>
+          <w:top w:val="single" w:sz="8" w:space="0" w:color="4874CB" w:themeColor="accent1"/>
+          <w:left w:val="nil"/>
+          <w:bottom w:val="single" w:sz="8" w:space="0" w:color="4874CB" w:themeColor="accent1"/>
+          <w:right w:val="nil"/>
+          <w:insideH w:val="nil"/>
+          <w:insideV w:val="nil"/>
+        </w:tcBorders>
+      </w:tcPr>
+    </w:tblStylePr>
+    <w:tblStylePr w:type="lastRow">
+      <w:pPr>
+        <w:spacing w:before="0" w:after="0" w:line="240" w:lineRule="auto"/>
+      </w:pPr>
+      <w:rPr>
+        <w:b/>
+        <w:bCs/>
+      </w:rPr>
+      <w:tblPr/>
+      <w:tcPr>
+        <w:tcBorders>
+          <w:top w:val="single" w:sz="8" w:space="0" w:color="4874CB" w:themeColor="accent1"/>
+          <w:left w:val="nil"/>
+          <w:bottom w:val="single" w:sz="8" w:space="0" w:color="4874CB" w:themeColor="accent1"/>
+          <w:right w:val="nil"/>
+          <w:insideH w:val="nil"/>
+          <w:insideV w:val="nil"/>
+        </w:tcBorders>
+      </w:tcPr>
+    </w:tblStylePr>
+    <w:tblStylePr w:type="firstCol">
+      <w:rPr>
+        <w:b/>
+        <w:bCs/>
+      </w:rPr>
+    </w:tblStylePr>
+    <w:tblStylePr w:type="lastCol">
+      <w:rPr>
+        <w:b/>
+        <w:bCs/>
+      </w:rPr>
+    </w:tblStylePr>
+    <w:tblStylePr w:type="band1Vert">
+      <w:tblPr/>
+      <w:tcPr>
+        <w:tcBorders>
+          <w:left w:val="nil"/>
+          <w:right w:val="nil"/>
+          <w:insideH w:val="nil"/>
+          <w:insideV w:val="nil"/>
+        </w:tcBorders>
+        <w:shd w:val="clear" w:color="auto" w:fill="D1DCF2" w:themeFill="accent1" w:themeFillTint="3F"/>
+      </w:tcPr>
+    </w:tblStylePr>
+    <w:tblStylePr w:type="band1Horz">
+      <w:tblPr/>
+      <w:tcPr>
+        <w:tcBorders>
+          <w:left w:val="nil"/>
+          <w:right w:val="nil"/>
+          <w:insideH w:val="nil"/>
+          <w:insideV w:val="nil"/>
+        </w:tcBorders>
+        <w:shd w:val="clear" w:color="auto" w:fill="D1DCF2" w:themeFill="accent1" w:themeFillTint="3F"/>
+      </w:tcPr>
+    </w:tblStylePr>
+  </w:style>
 </w:styles>
 </file>
 

--- a/public/template2.docx
+++ b/public/template2.docx
@@ -102,7 +102,6 @@
               </w:rPr>
               <w:t>{</w:t>
             </w:r>
-            <w:proofErr w:type="spellStart"/>
             <w:r>
               <w:rPr>
                 <w:rStyle w:val="10"/>
@@ -111,7 +110,6 @@
               </w:rPr>
               <w:t>delegation_header</w:t>
             </w:r>
-            <w:proofErr w:type="spellEnd"/>
             <w:r>
               <w:rPr>
                 <w:rStyle w:val="10"/>
@@ -167,7 +165,6 @@
               </w:rPr>
               <w:t>{</w:t>
             </w:r>
-            <w:proofErr w:type="spellStart"/>
             <w:r>
               <w:rPr>
                 <w:rStyle w:val="10"/>
@@ -176,7 +173,6 @@
               </w:rPr>
               <w:t>origin_port</w:t>
             </w:r>
-            <w:proofErr w:type="spellEnd"/>
             <w:r>
               <w:rPr>
                 <w:rStyle w:val="10"/>
@@ -232,7 +228,6 @@
               </w:rPr>
               <w:t>{</w:t>
             </w:r>
-            <w:proofErr w:type="spellStart"/>
             <w:r>
               <w:rPr>
                 <w:rStyle w:val="10"/>
@@ -241,7 +236,6 @@
               </w:rPr>
               <w:t>bl_no</w:t>
             </w:r>
-            <w:proofErr w:type="spellEnd"/>
             <w:r>
               <w:rPr>
                 <w:rStyle w:val="10"/>
@@ -299,7 +293,6 @@
               </w:rPr>
               <w:t>{</w:t>
             </w:r>
-            <w:proofErr w:type="spellStart"/>
             <w:r>
               <w:rPr>
                 <w:rStyle w:val="10"/>
@@ -308,7 +301,6 @@
               </w:rPr>
               <w:t>contract_no</w:t>
             </w:r>
-            <w:proofErr w:type="spellEnd"/>
             <w:r>
               <w:rPr>
                 <w:rStyle w:val="10"/>
@@ -364,7 +356,6 @@
               </w:rPr>
               <w:t>{</w:t>
             </w:r>
-            <w:proofErr w:type="spellStart"/>
             <w:r>
               <w:rPr>
                 <w:rStyle w:val="10"/>
@@ -373,7 +364,6 @@
               </w:rPr>
               <w:t>destination_port</w:t>
             </w:r>
-            <w:proofErr w:type="spellEnd"/>
             <w:r>
               <w:rPr>
                 <w:rStyle w:val="10"/>
@@ -429,7 +419,6 @@
               </w:rPr>
               <w:t>{</w:t>
             </w:r>
-            <w:proofErr w:type="spellStart"/>
             <w:r>
               <w:rPr>
                 <w:rStyle w:val="10"/>
@@ -438,7 +427,6 @@
               </w:rPr>
               <w:t>ship_name</w:t>
             </w:r>
-            <w:proofErr w:type="spellEnd"/>
             <w:r>
               <w:rPr>
                 <w:rStyle w:val="10"/>
@@ -475,7 +463,6 @@
               </w:rPr>
               <w:t>{</w:t>
             </w:r>
-            <w:proofErr w:type="spellStart"/>
             <w:r>
               <w:rPr>
                 <w:rStyle w:val="10"/>
@@ -484,7 +471,6 @@
               </w:rPr>
               <w:t>ship_no</w:t>
             </w:r>
-            <w:proofErr w:type="spellEnd"/>
             <w:r>
               <w:rPr>
                 <w:rStyle w:val="10"/>
@@ -542,7 +528,6 @@
               </w:rPr>
               <w:t>{</w:t>
             </w:r>
-            <w:proofErr w:type="spellStart"/>
             <w:r>
               <w:rPr>
                 <w:rStyle w:val="10"/>
@@ -551,7 +536,6 @@
               </w:rPr>
               <w:t>job_no</w:t>
             </w:r>
-            <w:proofErr w:type="spellEnd"/>
             <w:r>
               <w:rPr>
                 <w:rStyle w:val="10"/>
@@ -607,7 +591,6 @@
               </w:rPr>
               <w:t>{</w:t>
             </w:r>
-            <w:proofErr w:type="spellStart"/>
             <w:r>
               <w:rPr>
                 <w:rStyle w:val="10"/>
@@ -616,7 +599,6 @@
               </w:rPr>
               <w:t>sailing_at</w:t>
             </w:r>
-            <w:proofErr w:type="spellEnd"/>
             <w:r>
               <w:rPr>
                 <w:rStyle w:val="10"/>
@@ -672,7 +654,6 @@
               </w:rPr>
               <w:t>{</w:t>
             </w:r>
-            <w:proofErr w:type="spellStart"/>
             <w:r>
               <w:rPr>
                 <w:rStyle w:val="10"/>
@@ -681,7 +662,6 @@
               </w:rPr>
               <w:t>arrival_at</w:t>
             </w:r>
-            <w:proofErr w:type="spellEnd"/>
             <w:r>
               <w:rPr>
                 <w:rStyle w:val="10"/>
@@ -919,7 +899,6 @@
             <w:pPr>
               <w:rPr>
                 <w:rStyle w:val="10"/>
-                <w:rFonts w:hint="eastAsia"/>
                 <w:sz w:val="18"/>
                 <w:szCs w:val="18"/>
               </w:rPr>
@@ -967,18 +946,8 @@
                 <w:sz w:val="18"/>
                 <w:szCs w:val="18"/>
               </w:rPr>
-              <w:t xml:space="preserve"> </w:t>
-            </w:r>
-            <w:proofErr w:type="spellStart"/>
-            <w:r>
-              <w:rPr>
-                <w:rStyle w:val="10"/>
-                <w:sz w:val="18"/>
-                <w:szCs w:val="18"/>
-              </w:rPr>
-              <w:t>orderBillItems</w:t>
-            </w:r>
-            <w:proofErr w:type="spellEnd"/>
+              <w:t xml:space="preserve"> orderBillItems</w:t>
+            </w:r>
             <w:r>
               <w:rPr>
                 <w:rStyle w:val="10"/>
@@ -997,7 +966,6 @@
               </w:rPr>
               <w:t>{</w:t>
             </w:r>
-            <w:proofErr w:type="spellStart"/>
             <w:r>
               <w:rPr>
                 <w:rStyle w:val="10"/>
@@ -1013,9 +981,25 @@
                 <w:sz w:val="18"/>
                 <w:szCs w:val="18"/>
               </w:rPr>
-              <w:t>name</w:t>
-            </w:r>
-            <w:proofErr w:type="spellEnd"/>
+              <w:t>name}</w:t>
+            </w:r>
+            <w:r>
+              <w:rPr>
+                <w:rStyle w:val="10"/>
+                <w:rFonts w:hint="eastAsia"/>
+                <w:sz w:val="18"/>
+                <w:szCs w:val="18"/>
+              </w:rPr>
+              <w:t>{/</w:t>
+            </w:r>
+            <w:r>
+              <w:rPr>
+                <w:rStyle w:val="10"/>
+                <w:sz w:val="18"/>
+                <w:szCs w:val="18"/>
+              </w:rPr>
+              <w:t xml:space="preserve"> orderBillItems</w:t>
+            </w:r>
             <w:r>
               <w:rPr>
                 <w:rStyle w:val="10"/>
@@ -1025,6 +1009,72 @@
               </w:rPr>
               <w:t>}</w:t>
             </w:r>
+          </w:p>
+        </w:tc>
+        <w:tc>
+          <w:tcPr>
+            <w:tcW w:w="1567" w:type="dxa"/>
+          </w:tcPr>
+          <w:p>
+            <w:pPr>
+              <w:rPr>
+                <w:rStyle w:val="10"/>
+                <w:sz w:val="18"/>
+                <w:szCs w:val="18"/>
+              </w:rPr>
+            </w:pPr>
+            <w:r>
+              <w:rPr>
+                <w:rStyle w:val="10"/>
+                <w:rFonts w:hint="eastAsia"/>
+                <w:sz w:val="18"/>
+                <w:szCs w:val="18"/>
+              </w:rPr>
+              <w:t>{#</w:t>
+            </w:r>
+            <w:r>
+              <w:rPr>
+                <w:rStyle w:val="10"/>
+                <w:sz w:val="18"/>
+                <w:szCs w:val="18"/>
+              </w:rPr>
+              <w:t xml:space="preserve"> orderBillItems</w:t>
+            </w:r>
+            <w:r>
+              <w:rPr>
+                <w:rStyle w:val="10"/>
+                <w:rFonts w:hint="eastAsia"/>
+                <w:sz w:val="18"/>
+                <w:szCs w:val="18"/>
+              </w:rPr>
+              <w:t>}</w:t>
+            </w:r>
+            <w:r>
+              <w:rPr>
+                <w:rStyle w:val="10"/>
+                <w:rFonts w:hint="eastAsia"/>
+                <w:sz w:val="18"/>
+                <w:szCs w:val="18"/>
+              </w:rPr>
+              <w:t>{</w:t>
+            </w:r>
+            <w:r>
+              <w:rPr>
+                <w:rStyle w:val="10"/>
+                <w:sz w:val="18"/>
+                <w:szCs w:val="18"/>
+              </w:rPr>
+              <w:t>currency</w:t>
+            </w:r>
+            <w:r>
+              <w:rPr>
+                <w:rStyle w:val="10"/>
+                <w:rFonts w:hint="eastAsia"/>
+                <w:sz w:val="18"/>
+                <w:szCs w:val="18"/>
+              </w:rPr>
+              <w:t>_name}</w:t>
+            </w:r>
             <w:r>
               <w:rPr>
                 <w:rStyle w:val="10"/>
@@ -1040,18 +1090,8 @@
                 <w:sz w:val="18"/>
                 <w:szCs w:val="18"/>
               </w:rPr>
-              <w:t xml:space="preserve"> </w:t>
-            </w:r>
-            <w:proofErr w:type="spellStart"/>
-            <w:r>
-              <w:rPr>
-                <w:rStyle w:val="10"/>
-                <w:sz w:val="18"/>
-                <w:szCs w:val="18"/>
-              </w:rPr>
-              <w:t>orderBillItems</w:t>
-            </w:r>
-            <w:proofErr w:type="spellEnd"/>
+              <w:t xml:space="preserve"> orderBillItems</w:t>
+            </w:r>
             <w:r>
               <w:rPr>
                 <w:rStyle w:val="10"/>
@@ -1061,11 +1101,20 @@
               </w:rPr>
               <w:t>}</w:t>
             </w:r>
-          </w:p>
-        </w:tc>
-        <w:tc>
-          <w:tcPr>
-            <w:tcW w:w="1567" w:type="dxa"/>
+            <w:r>
+              <w:rPr>
+                <w:rStyle w:val="10"/>
+                <w:rFonts w:hint="eastAsia"/>
+                <w:sz w:val="18"/>
+                <w:szCs w:val="18"/>
+              </w:rPr>
+              <w:t xml:space="preserve">   </w:t>
+            </w:r>
+          </w:p>
+        </w:tc>
+        <w:tc>
+          <w:tcPr>
+            <w:tcW w:w="1287" w:type="dxa"/>
           </w:tcPr>
           <w:p>
             <w:pPr>
@@ -1090,18 +1139,8 @@
                 <w:sz w:val="18"/>
                 <w:szCs w:val="18"/>
               </w:rPr>
-              <w:t xml:space="preserve"> </w:t>
-            </w:r>
-            <w:proofErr w:type="spellStart"/>
-            <w:r>
-              <w:rPr>
-                <w:rStyle w:val="10"/>
-                <w:sz w:val="18"/>
-                <w:szCs w:val="18"/>
-              </w:rPr>
-              <w:t>orderBillItems</w:t>
-            </w:r>
-            <w:proofErr w:type="spellEnd"/>
+              <w:t xml:space="preserve"> orderBillItems</w:t>
+            </w:r>
             <w:r>
               <w:rPr>
                 <w:rStyle w:val="10"/>
@@ -1120,25 +1159,14 @@
               </w:rPr>
               <w:t>{</w:t>
             </w:r>
-            <w:proofErr w:type="spellStart"/>
-            <w:r>
-              <w:rPr>
-                <w:rStyle w:val="10"/>
-                <w:sz w:val="18"/>
-                <w:szCs w:val="18"/>
-              </w:rPr>
-              <w:t>currency</w:t>
-            </w:r>
-            <w:r>
-              <w:rPr>
-                <w:rStyle w:val="10"/>
-                <w:rFonts w:hint="eastAsia"/>
-                <w:sz w:val="18"/>
-                <w:szCs w:val="18"/>
-              </w:rPr>
-              <w:t>_name</w:t>
-            </w:r>
-            <w:proofErr w:type="spellEnd"/>
+            <w:r>
+              <w:rPr>
+                <w:rStyle w:val="10"/>
+                <w:sz w:val="18"/>
+                <w:szCs w:val="18"/>
+              </w:rPr>
+              <w:t>quantity</w:t>
+            </w:r>
             <w:r>
               <w:rPr>
                 <w:rStyle w:val="10"/>
@@ -1163,18 +1191,8 @@
                 <w:sz w:val="18"/>
                 <w:szCs w:val="18"/>
               </w:rPr>
-              <w:t xml:space="preserve"> </w:t>
-            </w:r>
-            <w:proofErr w:type="spellStart"/>
-            <w:r>
-              <w:rPr>
-                <w:rStyle w:val="10"/>
-                <w:sz w:val="18"/>
-                <w:szCs w:val="18"/>
-              </w:rPr>
-              <w:t>orderBillItems</w:t>
-            </w:r>
-            <w:proofErr w:type="spellEnd"/>
+              <w:t xml:space="preserve"> orderBillItems</w:t>
+            </w:r>
             <w:r>
               <w:rPr>
                 <w:rStyle w:val="10"/>
@@ -1184,15 +1202,6 @@
               </w:rPr>
               <w:t>}</w:t>
             </w:r>
-            <w:r>
-              <w:rPr>
-                <w:rStyle w:val="10"/>
-                <w:rFonts w:hint="eastAsia"/>
-                <w:sz w:val="18"/>
-                <w:szCs w:val="18"/>
-              </w:rPr>
-              <w:t xml:space="preserve">   </w:t>
-            </w:r>
           </w:p>
         </w:tc>
         <w:tc>
@@ -1222,18 +1231,8 @@
                 <w:sz w:val="18"/>
                 <w:szCs w:val="18"/>
               </w:rPr>
-              <w:t xml:space="preserve"> </w:t>
-            </w:r>
-            <w:proofErr w:type="spellStart"/>
-            <w:r>
-              <w:rPr>
-                <w:rStyle w:val="10"/>
-                <w:sz w:val="18"/>
-                <w:szCs w:val="18"/>
-              </w:rPr>
-              <w:t>orderBillItems</w:t>
-            </w:r>
-            <w:proofErr w:type="spellEnd"/>
+              <w:t xml:space="preserve"> orderBillItems</w:t>
+            </w:r>
             <w:r>
               <w:rPr>
                 <w:rStyle w:val="10"/>
@@ -1258,6 +1257,98 @@
                 <w:sz w:val="18"/>
                 <w:szCs w:val="18"/>
               </w:rPr>
+              <w:t>price</w:t>
+            </w:r>
+            <w:r>
+              <w:rPr>
+                <w:rStyle w:val="10"/>
+                <w:rFonts w:hint="eastAsia"/>
+                <w:sz w:val="18"/>
+                <w:szCs w:val="18"/>
+              </w:rPr>
+              <w:t>}</w:t>
+            </w:r>
+            <w:r>
+              <w:rPr>
+                <w:rStyle w:val="10"/>
+                <w:rFonts w:hint="eastAsia"/>
+                <w:sz w:val="18"/>
+                <w:szCs w:val="18"/>
+              </w:rPr>
+              <w:t>{/</w:t>
+            </w:r>
+            <w:r>
+              <w:rPr>
+                <w:rStyle w:val="10"/>
+                <w:sz w:val="18"/>
+                <w:szCs w:val="18"/>
+              </w:rPr>
+              <w:t xml:space="preserve"> orderBillItems</w:t>
+            </w:r>
+            <w:r>
+              <w:rPr>
+                <w:rStyle w:val="10"/>
+                <w:rFonts w:hint="eastAsia"/>
+                <w:sz w:val="18"/>
+                <w:szCs w:val="18"/>
+              </w:rPr>
+              <w:t>}</w:t>
+            </w:r>
+          </w:p>
+        </w:tc>
+        <w:tc>
+          <w:tcPr>
+            <w:tcW w:w="1287" w:type="dxa"/>
+          </w:tcPr>
+          <w:p>
+            <w:pPr>
+              <w:rPr>
+                <w:rStyle w:val="10"/>
+                <w:sz w:val="18"/>
+                <w:szCs w:val="18"/>
+              </w:rPr>
+            </w:pPr>
+            <w:r>
+              <w:rPr>
+                <w:rStyle w:val="10"/>
+                <w:rFonts w:hint="eastAsia"/>
+                <w:sz w:val="18"/>
+                <w:szCs w:val="18"/>
+              </w:rPr>
+              <w:t>{#</w:t>
+            </w:r>
+            <w:r>
+              <w:rPr>
+                <w:rStyle w:val="10"/>
+                <w:sz w:val="18"/>
+                <w:szCs w:val="18"/>
+              </w:rPr>
+              <w:t xml:space="preserve"> orderBillItems</w:t>
+            </w:r>
+            <w:r>
+              <w:rPr>
+                <w:rStyle w:val="10"/>
+                <w:rFonts w:hint="eastAsia"/>
+                <w:sz w:val="18"/>
+                <w:szCs w:val="18"/>
+              </w:rPr>
+              <w:t>}</w:t>
+            </w:r>
+            <w:r>
+              <w:rPr>
+                <w:rStyle w:val="10"/>
+                <w:rFonts w:hint="eastAsia"/>
+                <w:sz w:val="18"/>
+                <w:szCs w:val="18"/>
+              </w:rPr>
+              <w:t>{</w:t>
+            </w:r>
+            <w:r>
+              <w:rPr>
+                <w:rStyle w:val="10"/>
+                <w:sz w:val="18"/>
+                <w:szCs w:val="18"/>
+              </w:rPr>
               <w:t>quantity</w:t>
             </w:r>
             <w:r>
@@ -1267,6 +1358,23 @@
                 <w:sz w:val="18"/>
                 <w:szCs w:val="18"/>
               </w:rPr>
+              <w:t xml:space="preserve"> *</w:t>
+            </w:r>
+            <w:r>
+              <w:rPr>
+                <w:rStyle w:val="10"/>
+                <w:sz w:val="18"/>
+                <w:szCs w:val="18"/>
+              </w:rPr>
+              <w:t xml:space="preserve"> price</w:t>
+            </w:r>
+            <w:r>
+              <w:rPr>
+                <w:rStyle w:val="10"/>
+                <w:rFonts w:hint="eastAsia"/>
+                <w:sz w:val="18"/>
+                <w:szCs w:val="18"/>
+              </w:rPr>
               <w:t>}</w:t>
             </w:r>
             <w:r>
@@ -1284,18 +1392,8 @@
                 <w:sz w:val="18"/>
                 <w:szCs w:val="18"/>
               </w:rPr>
-              <w:t xml:space="preserve"> </w:t>
-            </w:r>
-            <w:proofErr w:type="spellStart"/>
-            <w:r>
-              <w:rPr>
-                <w:rStyle w:val="10"/>
-                <w:sz w:val="18"/>
-                <w:szCs w:val="18"/>
-              </w:rPr>
-              <w:t>orderBillItems</w:t>
-            </w:r>
-            <w:proofErr w:type="spellEnd"/>
+              <w:t xml:space="preserve"> orderBillItems</w:t>
+            </w:r>
             <w:r>
               <w:rPr>
                 <w:rStyle w:val="10"/>
@@ -1334,260 +1432,8 @@
                 <w:sz w:val="18"/>
                 <w:szCs w:val="18"/>
               </w:rPr>
-              <w:t xml:space="preserve"> </w:t>
-            </w:r>
-            <w:proofErr w:type="spellStart"/>
-            <w:r>
-              <w:rPr>
-                <w:rStyle w:val="10"/>
-                <w:sz w:val="18"/>
-                <w:szCs w:val="18"/>
-              </w:rPr>
-              <w:t>orderBillItems</w:t>
-            </w:r>
-            <w:proofErr w:type="spellEnd"/>
-            <w:r>
-              <w:rPr>
-                <w:rStyle w:val="10"/>
-                <w:rFonts w:hint="eastAsia"/>
-                <w:sz w:val="18"/>
-                <w:szCs w:val="18"/>
-              </w:rPr>
-              <w:t>}</w:t>
-            </w:r>
-            <w:r>
-              <w:rPr>
-                <w:rStyle w:val="10"/>
-                <w:rFonts w:hint="eastAsia"/>
-                <w:sz w:val="18"/>
-                <w:szCs w:val="18"/>
-              </w:rPr>
-              <w:t>{</w:t>
-            </w:r>
-            <w:r>
-              <w:rPr>
-                <w:rStyle w:val="10"/>
-                <w:sz w:val="18"/>
-                <w:szCs w:val="18"/>
-              </w:rPr>
-              <w:t>price</w:t>
-            </w:r>
-            <w:r>
-              <w:rPr>
-                <w:rStyle w:val="10"/>
-                <w:rFonts w:hint="eastAsia"/>
-                <w:sz w:val="18"/>
-                <w:szCs w:val="18"/>
-              </w:rPr>
-              <w:t>}</w:t>
-            </w:r>
-            <w:r>
-              <w:rPr>
-                <w:rStyle w:val="10"/>
-                <w:rFonts w:hint="eastAsia"/>
-                <w:sz w:val="18"/>
-                <w:szCs w:val="18"/>
-              </w:rPr>
-              <w:t>{/</w:t>
-            </w:r>
-            <w:r>
-              <w:rPr>
-                <w:rStyle w:val="10"/>
-                <w:sz w:val="18"/>
-                <w:szCs w:val="18"/>
-              </w:rPr>
-              <w:t xml:space="preserve"> </w:t>
-            </w:r>
-            <w:proofErr w:type="spellStart"/>
-            <w:r>
-              <w:rPr>
-                <w:rStyle w:val="10"/>
-                <w:sz w:val="18"/>
-                <w:szCs w:val="18"/>
-              </w:rPr>
-              <w:t>orderBillItems</w:t>
-            </w:r>
-            <w:proofErr w:type="spellEnd"/>
-            <w:r>
-              <w:rPr>
-                <w:rStyle w:val="10"/>
-                <w:rFonts w:hint="eastAsia"/>
-                <w:sz w:val="18"/>
-                <w:szCs w:val="18"/>
-              </w:rPr>
-              <w:t>}</w:t>
-            </w:r>
-          </w:p>
-        </w:tc>
-        <w:tc>
-          <w:tcPr>
-            <w:tcW w:w="1287" w:type="dxa"/>
-          </w:tcPr>
-          <w:p>
-            <w:pPr>
-              <w:rPr>
-                <w:rStyle w:val="10"/>
-                <w:sz w:val="18"/>
-                <w:szCs w:val="18"/>
-              </w:rPr>
-            </w:pPr>
-            <w:r>
-              <w:rPr>
-                <w:rStyle w:val="10"/>
-                <w:rFonts w:hint="eastAsia"/>
-                <w:sz w:val="18"/>
-                <w:szCs w:val="18"/>
-              </w:rPr>
-              <w:t>{#</w:t>
-            </w:r>
-            <w:r>
-              <w:rPr>
-                <w:rStyle w:val="10"/>
-                <w:sz w:val="18"/>
-                <w:szCs w:val="18"/>
-              </w:rPr>
-              <w:t xml:space="preserve"> </w:t>
-            </w:r>
-            <w:proofErr w:type="spellStart"/>
-            <w:r>
-              <w:rPr>
-                <w:rStyle w:val="10"/>
-                <w:sz w:val="18"/>
-                <w:szCs w:val="18"/>
-              </w:rPr>
-              <w:t>orderBillItems</w:t>
-            </w:r>
-            <w:proofErr w:type="spellEnd"/>
-            <w:r>
-              <w:rPr>
-                <w:rStyle w:val="10"/>
-                <w:rFonts w:hint="eastAsia"/>
-                <w:sz w:val="18"/>
-                <w:szCs w:val="18"/>
-              </w:rPr>
-              <w:t>}</w:t>
-            </w:r>
-            <w:r>
-              <w:rPr>
-                <w:rStyle w:val="10"/>
-                <w:rFonts w:hint="eastAsia"/>
-                <w:sz w:val="18"/>
-                <w:szCs w:val="18"/>
-              </w:rPr>
-              <w:t>{</w:t>
-            </w:r>
-            <w:r>
-              <w:rPr>
-                <w:rStyle w:val="10"/>
-                <w:sz w:val="18"/>
-                <w:szCs w:val="18"/>
-              </w:rPr>
-              <w:t>quantity</w:t>
-            </w:r>
-            <w:r>
-              <w:rPr>
-                <w:rStyle w:val="10"/>
-                <w:rFonts w:hint="eastAsia"/>
-                <w:sz w:val="18"/>
-                <w:szCs w:val="18"/>
-              </w:rPr>
-              <w:t xml:space="preserve"> *</w:t>
-            </w:r>
-            <w:r>
-              <w:rPr>
-                <w:rStyle w:val="10"/>
-                <w:sz w:val="18"/>
-                <w:szCs w:val="18"/>
-              </w:rPr>
-              <w:t xml:space="preserve"> price</w:t>
-            </w:r>
-            <w:r>
-              <w:rPr>
-                <w:rStyle w:val="10"/>
-                <w:rFonts w:hint="eastAsia"/>
-                <w:sz w:val="18"/>
-                <w:szCs w:val="18"/>
-              </w:rPr>
-              <w:t>}</w:t>
-            </w:r>
-            <w:r>
-              <w:rPr>
-                <w:rStyle w:val="10"/>
-                <w:rFonts w:hint="eastAsia"/>
-                <w:sz w:val="18"/>
-                <w:szCs w:val="18"/>
-              </w:rPr>
-              <w:t>{/</w:t>
-            </w:r>
-            <w:r>
-              <w:rPr>
-                <w:rStyle w:val="10"/>
-                <w:sz w:val="18"/>
-                <w:szCs w:val="18"/>
-              </w:rPr>
-              <w:t xml:space="preserve"> </w:t>
-            </w:r>
-            <w:proofErr w:type="spellStart"/>
-            <w:r>
-              <w:rPr>
-                <w:rStyle w:val="10"/>
-                <w:sz w:val="18"/>
-                <w:szCs w:val="18"/>
-              </w:rPr>
-              <w:t>orderBillItems</w:t>
-            </w:r>
-            <w:proofErr w:type="spellEnd"/>
-            <w:r>
-              <w:rPr>
-                <w:rStyle w:val="10"/>
-                <w:rFonts w:hint="eastAsia"/>
-                <w:sz w:val="18"/>
-                <w:szCs w:val="18"/>
-              </w:rPr>
-              <w:t>}</w:t>
-            </w:r>
-          </w:p>
-        </w:tc>
-        <w:tc>
-          <w:tcPr>
-            <w:tcW w:w="1287" w:type="dxa"/>
-          </w:tcPr>
-          <w:p>
-            <w:pPr>
-              <w:rPr>
-                <w:rStyle w:val="10"/>
-                <w:rFonts w:hint="eastAsia"/>
-                <w:sz w:val="18"/>
-                <w:szCs w:val="18"/>
-              </w:rPr>
-            </w:pPr>
-            <w:r>
-              <w:rPr>
-                <w:rStyle w:val="10"/>
-                <w:rFonts w:hint="eastAsia"/>
-                <w:sz w:val="18"/>
-                <w:szCs w:val="18"/>
-              </w:rPr>
-              <w:t>{#</w:t>
-            </w:r>
-            <w:r>
-              <w:rPr>
-                <w:rStyle w:val="10"/>
-                <w:sz w:val="18"/>
-                <w:szCs w:val="18"/>
-              </w:rPr>
-              <w:t xml:space="preserve"> </w:t>
-            </w:r>
-            <w:proofErr w:type="spellStart"/>
-            <w:r>
-              <w:rPr>
-                <w:rStyle w:val="10"/>
-                <w:sz w:val="18"/>
-                <w:szCs w:val="18"/>
-              </w:rPr>
-              <w:t>orderBillItems</w:t>
-            </w:r>
-            <w:proofErr w:type="spellEnd"/>
+              <w:t xml:space="preserve"> orderBillItems</w:t>
+            </w:r>
             <w:r>
               <w:rPr>
                 <w:rStyle w:val="10"/>
@@ -1664,7 +1510,6 @@
         </w:pBdr>
         <w:rPr>
           <w:rStyle w:val="10"/>
-          <w:rFonts w:hint="eastAsia"/>
           <w:sz w:val="18"/>
           <w:szCs w:val="18"/>
         </w:rPr>
@@ -1723,7 +1568,6 @@
         </w:rPr>
         <w:t>{</w:t>
       </w:r>
-      <w:proofErr w:type="spellStart"/>
       <w:r>
         <w:rPr>
           <w:rStyle w:val="10"/>
@@ -1732,7 +1576,6 @@
         </w:rPr>
         <w:t>totals.totalCNY</w:t>
       </w:r>
-      <w:proofErr w:type="spellEnd"/>
       <w:r>
         <w:rPr>
           <w:rStyle w:val="10"/>
@@ -1889,7 +1732,6 @@
         </w:rPr>
         <w:t>{</w:t>
       </w:r>
-      <w:proofErr w:type="spellStart"/>
       <w:r>
         <w:rPr>
           <w:rStyle w:val="10"/>
@@ -1898,7 +1740,6 @@
         </w:rPr>
         <w:t>totals.totalUSD</w:t>
       </w:r>
-      <w:proofErr w:type="spellEnd"/>
       <w:r>
         <w:rPr>
           <w:rStyle w:val="10"/>
@@ -2040,7 +1881,6 @@
             <w:pPr>
               <w:rPr>
                 <w:rStyle w:val="10"/>
-                <w:rFonts w:hint="eastAsia"/>
                 <w:sz w:val="13"/>
                 <w:szCs w:val="13"/>
               </w:rPr>
@@ -2060,18 +1900,8 @@
                 <w:sz w:val="18"/>
                 <w:szCs w:val="18"/>
               </w:rPr>
-              <w:t xml:space="preserve"> </w:t>
-            </w:r>
-            <w:proofErr w:type="spellStart"/>
-            <w:r>
-              <w:rPr>
-                <w:rStyle w:val="10"/>
-                <w:sz w:val="18"/>
-                <w:szCs w:val="18"/>
-              </w:rPr>
-              <w:t>orderBillContainers</w:t>
-            </w:r>
-            <w:proofErr w:type="spellEnd"/>
+              <w:t xml:space="preserve"> orderBillContainers</w:t>
+            </w:r>
             <w:r>
               <w:rPr>
                 <w:rStyle w:val="10"/>
@@ -2088,25 +1918,7 @@
                 <w:sz w:val="18"/>
                 <w:szCs w:val="18"/>
               </w:rPr>
-              <w:t>{</w:t>
-            </w:r>
-            <w:r>
-              <w:rPr>
-                <w:rStyle w:val="10"/>
-                <w:rFonts w:hint="eastAsia"/>
-                <w:sz w:val="18"/>
-                <w:szCs w:val="18"/>
-              </w:rPr>
-              <w:t>index</w:t>
-            </w:r>
-            <w:r>
-              <w:rPr>
-                <w:rStyle w:val="10"/>
-                <w:rFonts w:hint="eastAsia"/>
-                <w:sz w:val="18"/>
-                <w:szCs w:val="18"/>
-              </w:rPr>
-              <w:t>}</w:t>
+              <w:t>{index}</w:t>
             </w:r>
             <w:r>
               <w:rPr>
@@ -2123,18 +1935,8 @@
                 <w:sz w:val="18"/>
                 <w:szCs w:val="18"/>
               </w:rPr>
-              <w:t xml:space="preserve"> </w:t>
-            </w:r>
-            <w:proofErr w:type="spellStart"/>
-            <w:r>
-              <w:rPr>
-                <w:rStyle w:val="10"/>
-                <w:sz w:val="18"/>
-                <w:szCs w:val="18"/>
-              </w:rPr>
-              <w:t>orderBillContainers</w:t>
-            </w:r>
-            <w:proofErr w:type="spellEnd"/>
+              <w:t xml:space="preserve"> orderBillContainers</w:t>
+            </w:r>
             <w:r>
               <w:rPr>
                 <w:rStyle w:val="10"/>
@@ -2154,7 +1956,6 @@
             <w:pPr>
               <w:rPr>
                 <w:rStyle w:val="10"/>
-                <w:rFonts w:hint="eastAsia"/>
                 <w:sz w:val="13"/>
                 <w:szCs w:val="13"/>
               </w:rPr>
@@ -2174,18 +1975,8 @@
                 <w:sz w:val="18"/>
                 <w:szCs w:val="18"/>
               </w:rPr>
-              <w:t xml:space="preserve"> </w:t>
-            </w:r>
-            <w:proofErr w:type="spellStart"/>
-            <w:r>
-              <w:rPr>
-                <w:rStyle w:val="10"/>
-                <w:sz w:val="18"/>
-                <w:szCs w:val="18"/>
-              </w:rPr>
-              <w:t>orderBillContainers</w:t>
-            </w:r>
-            <w:proofErr w:type="spellEnd"/>
+              <w:t xml:space="preserve"> orderBillContainers</w:t>
+            </w:r>
             <w:r>
               <w:rPr>
                 <w:rStyle w:val="10"/>
@@ -2236,18 +2027,8 @@
                 <w:sz w:val="18"/>
                 <w:szCs w:val="18"/>
               </w:rPr>
-              <w:t xml:space="preserve"> </w:t>
-            </w:r>
-            <w:proofErr w:type="spellStart"/>
-            <w:r>
-              <w:rPr>
-                <w:rStyle w:val="10"/>
-                <w:sz w:val="18"/>
-                <w:szCs w:val="18"/>
-              </w:rPr>
-              <w:t>orderBillContainers</w:t>
-            </w:r>
-            <w:proofErr w:type="spellEnd"/>
+              <w:t xml:space="preserve"> orderBillContainers</w:t>
+            </w:r>
             <w:r>
               <w:rPr>
                 <w:rStyle w:val="10"/>
@@ -2267,7 +2048,6 @@
             <w:pPr>
               <w:rPr>
                 <w:rStyle w:val="10"/>
-                <w:rFonts w:hint="eastAsia"/>
                 <w:sz w:val="13"/>
                 <w:szCs w:val="13"/>
               </w:rPr>
@@ -2287,18 +2067,8 @@
                 <w:sz w:val="18"/>
                 <w:szCs w:val="18"/>
               </w:rPr>
-              <w:t xml:space="preserve"> </w:t>
-            </w:r>
-            <w:proofErr w:type="spellStart"/>
-            <w:r>
-              <w:rPr>
-                <w:rStyle w:val="10"/>
-                <w:sz w:val="18"/>
-                <w:szCs w:val="18"/>
-              </w:rPr>
-              <w:t>orderBillContainers</w:t>
-            </w:r>
-            <w:proofErr w:type="spellEnd"/>
+              <w:t xml:space="preserve"> orderBillContainers</w:t>
+            </w:r>
             <w:r>
               <w:rPr>
                 <w:rStyle w:val="10"/>
@@ -2317,7 +2087,6 @@
               </w:rPr>
               <w:t>{</w:t>
             </w:r>
-            <w:proofErr w:type="spellStart"/>
             <w:r>
               <w:rPr>
                 <w:rStyle w:val="10"/>
@@ -2333,17 +2102,7 @@
                 <w:sz w:val="18"/>
                 <w:szCs w:val="18"/>
               </w:rPr>
-              <w:t>_name</w:t>
-            </w:r>
-            <w:proofErr w:type="spellEnd"/>
-            <w:r>
-              <w:rPr>
-                <w:rStyle w:val="10"/>
-                <w:rFonts w:hint="eastAsia"/>
-                <w:sz w:val="18"/>
-                <w:szCs w:val="18"/>
-              </w:rPr>
-              <w:t>}</w:t>
+              <w:t>_name}</w:t>
             </w:r>
             <w:r>
               <w:rPr>
@@ -2360,18 +2119,8 @@
                 <w:sz w:val="18"/>
                 <w:szCs w:val="18"/>
               </w:rPr>
-              <w:t xml:space="preserve"> </w:t>
-            </w:r>
-            <w:proofErr w:type="spellStart"/>
-            <w:r>
-              <w:rPr>
-                <w:rStyle w:val="10"/>
-                <w:sz w:val="18"/>
-                <w:szCs w:val="18"/>
-              </w:rPr>
-              <w:t>orderBillContainers</w:t>
-            </w:r>
-            <w:proofErr w:type="spellEnd"/>
+              <w:t xml:space="preserve"> orderBillContainers</w:t>
+            </w:r>
             <w:r>
               <w:rPr>
                 <w:rStyle w:val="10"/>
@@ -2391,7 +2140,6 @@
             <w:pPr>
               <w:rPr>
                 <w:rStyle w:val="10"/>
-                <w:rFonts w:hint="eastAsia"/>
                 <w:sz w:val="13"/>
                 <w:szCs w:val="13"/>
               </w:rPr>
@@ -2411,18 +2159,8 @@
                 <w:sz w:val="18"/>
                 <w:szCs w:val="18"/>
               </w:rPr>
-              <w:t xml:space="preserve"> </w:t>
-            </w:r>
-            <w:proofErr w:type="spellStart"/>
-            <w:r>
-              <w:rPr>
-                <w:rStyle w:val="10"/>
-                <w:sz w:val="18"/>
-                <w:szCs w:val="18"/>
-              </w:rPr>
-              <w:t>orderBillContainers</w:t>
-            </w:r>
-            <w:proofErr w:type="spellEnd"/>
+              <w:t xml:space="preserve"> orderBillContainers</w:t>
+            </w:r>
             <w:r>
               <w:rPr>
                 <w:rStyle w:val="10"/>
@@ -2473,18 +2211,8 @@
                 <w:sz w:val="18"/>
                 <w:szCs w:val="18"/>
               </w:rPr>
-              <w:t xml:space="preserve"> </w:t>
-            </w:r>
-            <w:proofErr w:type="spellStart"/>
-            <w:r>
-              <w:rPr>
-                <w:rStyle w:val="10"/>
-                <w:sz w:val="18"/>
-                <w:szCs w:val="18"/>
-              </w:rPr>
-              <w:t>orderBillContainers</w:t>
-            </w:r>
-            <w:proofErr w:type="spellEnd"/>
+              <w:t xml:space="preserve"> orderBillContainers</w:t>
+            </w:r>
             <w:r>
               <w:rPr>
                 <w:rStyle w:val="10"/>
@@ -2505,7 +2233,6 @@
         </w:pBdr>
         <w:rPr>
           <w:rStyle w:val="10"/>
-          <w:rFonts w:hint="eastAsia"/>
           <w:sz w:val="18"/>
           <w:szCs w:val="18"/>
         </w:rPr>
@@ -2515,7 +2242,6 @@
       <w:pPr>
         <w:rPr>
           <w:rStyle w:val="10"/>
-          <w:rFonts w:hint="eastAsia"/>
           <w:sz w:val="18"/>
           <w:szCs w:val="18"/>
         </w:rPr>
@@ -2591,32 +2317,34 @@
           </w:tcPr>
           <w:p>
             <w:pPr>
-              <w:rPr>
-                <w:rStyle w:val="10"/>
-                <w:sz w:val="24"/>
-              </w:rPr>
-            </w:pPr>
-            <w:r>
-              <w:rPr>
-                <w:rStyle w:val="10"/>
-                <w:rFonts w:hint="eastAsia"/>
-                <w:sz w:val="24"/>
-              </w:rPr>
-              <w:t>我司付款信息：</w:t>
-            </w:r>
-          </w:p>
-          <w:p>
-            <w:pPr>
               <w:pStyle w:val="a5"/>
               <w:widowControl/>
               <w:spacing w:beforeAutospacing="0" w:afterAutospacing="0"/>
               <w:rPr>
+                <w:rFonts w:ascii="Helvetica Neue" w:hAnsi="Helvetica Neue" w:cs="Helvetica Neue"/>
+                <w:color w:val="000000"/>
+                <w:sz w:val="15"/>
+                <w:szCs w:val="15"/>
+              </w:rPr>
+            </w:pPr>
+            <w:r>
+              <w:rPr>
                 <w:rFonts w:ascii="Helvetica Neue" w:hAnsi="Helvetica Neue" w:cs="Helvetica Neue" w:hint="eastAsia"/>
                 <w:color w:val="000000"/>
                 <w:sz w:val="15"/>
                 <w:szCs w:val="15"/>
               </w:rPr>
-            </w:pPr>
+              <w:t>{</w:t>
+            </w:r>
+            <w:r>
+              <w:rPr>
+                <w:rFonts w:ascii="Helvetica Neue" w:hAnsi="Helvetica Neue" w:cs="Helvetica Neue"/>
+                <w:color w:val="000000"/>
+                <w:sz w:val="15"/>
+                <w:szCs w:val="15"/>
+              </w:rPr>
+              <w:t>cost_share</w:t>
+            </w:r>
             <w:r>
               <w:rPr>
                 <w:rFonts w:ascii="Helvetica Neue" w:hAnsi="Helvetica Neue" w:cs="Helvetica Neue" w:hint="eastAsia"/>
@@ -2624,19 +2352,37 @@
                 <w:sz w:val="15"/>
                 <w:szCs w:val="15"/>
               </w:rPr>
-              <w:t>{</w:t>
-            </w:r>
-            <w:proofErr w:type="spellStart"/>
-            <w:r>
+              <w:t>}</w:t>
+            </w:r>
+          </w:p>
+          <w:p>
+            <w:pPr>
+              <w:pStyle w:val="a5"/>
+              <w:widowControl/>
+              <w:spacing w:beforeAutospacing="0" w:afterAutospacing="0"/>
+              <w:rPr>
+                <w:rStyle w:val="10"/>
+                <w:rFonts w:ascii="Helvetica Neue" w:hAnsi="Helvetica Neue" w:cs="Helvetica Neue"/>
+                <w:b w:val="0"/>
+                <w:color w:val="000000"/>
+                <w:kern w:val="0"/>
+                <w:sz w:val="15"/>
+                <w:szCs w:val="15"/>
+              </w:rPr>
+            </w:pPr>
+          </w:p>
+          <w:p>
+            <w:pPr>
+              <w:pStyle w:val="a5"/>
+              <w:widowControl/>
+              <w:spacing w:beforeAutospacing="0" w:afterAutospacing="0"/>
               <w:rPr>
                 <w:rFonts w:ascii="Helvetica Neue" w:hAnsi="Helvetica Neue" w:cs="Helvetica Neue"/>
                 <w:color w:val="000000"/>
                 <w:sz w:val="15"/>
                 <w:szCs w:val="15"/>
               </w:rPr>
-              <w:t>cost_share</w:t>
-            </w:r>
-            <w:proofErr w:type="spellEnd"/>
+            </w:pPr>
             <w:r>
               <w:rPr>
                 <w:rFonts w:ascii="Helvetica Neue" w:hAnsi="Helvetica Neue" w:cs="Helvetica Neue" w:hint="eastAsia"/>
@@ -2644,16 +2390,82 @@
                 <w:sz w:val="15"/>
                 <w:szCs w:val="15"/>
               </w:rPr>
+              <w:t>{</w:t>
+            </w:r>
+            <w:r>
+              <w:rPr>
+                <w:rFonts w:ascii="Helvetica Neue" w:hAnsi="Helvetica Neue" w:cs="Helvetica Neue"/>
+                <w:color w:val="000000"/>
+                <w:sz w:val="15"/>
+                <w:szCs w:val="15"/>
+              </w:rPr>
+              <w:t>customer_payment_info</w:t>
+            </w:r>
+            <w:r>
+              <w:rPr>
+                <w:rFonts w:ascii="Helvetica Neue" w:hAnsi="Helvetica Neue" w:cs="Helvetica Neue" w:hint="eastAsia"/>
+                <w:color w:val="000000"/>
+                <w:sz w:val="15"/>
+                <w:szCs w:val="15"/>
+              </w:rPr>
               <w:t>}</w:t>
             </w:r>
           </w:p>
           <w:p>
             <w:pPr>
-              <w:rPr>
-                <w:rStyle w:val="10"/>
-                <w:sz w:val="24"/>
-              </w:rPr>
-            </w:pPr>
+              <w:pStyle w:val="a5"/>
+              <w:widowControl/>
+              <w:spacing w:beforeAutospacing="0" w:afterAutospacing="0"/>
+              <w:rPr>
+                <w:rStyle w:val="10"/>
+                <w:rFonts w:ascii="Helvetica Neue" w:hAnsi="Helvetica Neue" w:cs="Helvetica Neue"/>
+                <w:b w:val="0"/>
+                <w:color w:val="000000"/>
+                <w:kern w:val="0"/>
+                <w:sz w:val="15"/>
+                <w:szCs w:val="15"/>
+              </w:rPr>
+            </w:pPr>
+          </w:p>
+          <w:p>
+            <w:pPr>
+              <w:pStyle w:val="a5"/>
+              <w:widowControl/>
+              <w:spacing w:beforeAutospacing="0" w:afterAutospacing="0"/>
+              <w:rPr>
+                <w:rStyle w:val="10"/>
+                <w:rFonts w:ascii="Helvetica Neue" w:hAnsi="Helvetica Neue" w:cs="Helvetica Neue" w:hint="eastAsia"/>
+                <w:b w:val="0"/>
+                <w:color w:val="000000"/>
+                <w:kern w:val="0"/>
+                <w:sz w:val="15"/>
+                <w:szCs w:val="15"/>
+              </w:rPr>
+            </w:pPr>
+            <w:r>
+              <w:rPr>
+                <w:rStyle w:val="10"/>
+                <w:rFonts w:ascii="Helvetica Neue" w:hAnsi="Helvetica Neue" w:cs="Helvetica Neue" w:hint="eastAsia"/>
+                <w:b w:val="0"/>
+                <w:color w:val="000000"/>
+                <w:kern w:val="0"/>
+                <w:sz w:val="15"/>
+                <w:szCs w:val="15"/>
+              </w:rPr>
+              <w:t>{</w:t>
+            </w:r>
+            <w:r>
+              <w:rPr>
+                <w:rStyle w:val="10"/>
+                <w:rFonts w:ascii="Helvetica Neue" w:hAnsi="Helvetica Neue" w:cs="Helvetica Neue"/>
+                <w:b w:val="0"/>
+                <w:color w:val="000000"/>
+                <w:kern w:val="0"/>
+                <w:sz w:val="15"/>
+                <w:szCs w:val="15"/>
+              </w:rPr>
+              <w:t>company_receipt_info</w:t>
+            </w:r>
           </w:p>
         </w:tc>
       </w:tr>
@@ -2662,7 +2474,6 @@
       <w:pPr>
         <w:rPr>
           <w:rStyle w:val="10"/>
-          <w:rFonts w:hint="eastAsia"/>
           <w:sz w:val="18"/>
           <w:szCs w:val="18"/>
         </w:rPr>
@@ -2700,56 +2511,6 @@
                 <w:sz w:val="24"/>
               </w:rPr>
             </w:pPr>
-            <w:r>
-              <w:rPr>
-                <w:rStyle w:val="10"/>
-                <w:rFonts w:hint="eastAsia"/>
-                <w:sz w:val="24"/>
-              </w:rPr>
-              <w:lastRenderedPageBreak/>
-              <w:t>我司付款信息：</w:t>
-            </w:r>
-          </w:p>
-          <w:p>
-            <w:pPr>
-              <w:pStyle w:val="a5"/>
-              <w:widowControl/>
-              <w:spacing w:beforeAutospacing="0" w:afterAutospacing="0"/>
-              <w:rPr>
-                <w:rStyle w:val="10"/>
-                <w:sz w:val="18"/>
-                <w:szCs w:val="18"/>
-              </w:rPr>
-            </w:pPr>
-            <w:r>
-              <w:rPr>
-                <w:rFonts w:ascii="Helvetica Neue" w:hAnsi="Helvetica Neue" w:cs="Helvetica Neue" w:hint="eastAsia"/>
-                <w:color w:val="000000"/>
-                <w:sz w:val="15"/>
-                <w:szCs w:val="15"/>
-              </w:rPr>
-              <w:t>{</w:t>
-            </w:r>
-            <w:proofErr w:type="spellStart"/>
-            <w:r>
-              <w:rPr>
-                <w:rFonts w:ascii="Helvetica Neue" w:hAnsi="Helvetica Neue" w:cs="Helvetica Neue"/>
-                <w:color w:val="000000"/>
-                <w:sz w:val="15"/>
-                <w:szCs w:val="15"/>
-              </w:rPr>
-              <w:t>customer_payment_info</w:t>
-            </w:r>
-            <w:proofErr w:type="spellEnd"/>
-            <w:r>
-              <w:rPr>
-                <w:rFonts w:ascii="Helvetica Neue" w:hAnsi="Helvetica Neue" w:cs="Helvetica Neue" w:hint="eastAsia"/>
-                <w:color w:val="000000"/>
-                <w:sz w:val="15"/>
-                <w:szCs w:val="15"/>
-              </w:rPr>
-              <w:t>}</w:t>
-            </w:r>
           </w:p>
         </w:tc>
       </w:tr>
@@ -2813,7 +2574,6 @@
       </w:rPr>
       <w:t>{</w:t>
     </w:r>
-    <w:proofErr w:type="spellStart"/>
     <w:r>
       <w:rPr>
         <w:sz w:val="15"/>
@@ -2821,7 +2581,6 @@
       </w:rPr>
       <w:t>remarkBill</w:t>
     </w:r>
-    <w:proofErr w:type="spellEnd"/>
     <w:r>
       <w:rPr>
         <w:rFonts w:hint="eastAsia"/>
@@ -2863,20 +2622,9 @@
         <w:tab w:val="left" w:pos="554"/>
         <w:tab w:val="left" w:pos="4690"/>
       </w:tabs>
-      <w:rPr>
-        <w:rFonts w:hint="eastAsia"/>
-      </w:rPr>
     </w:pPr>
     <w:r>
-      <w:t>{%</w:t>
-    </w:r>
-    <w:proofErr w:type="spellStart"/>
-    <w:r>
-      <w:t>pay_sure_logo</w:t>
-    </w:r>
-    <w:proofErr w:type="spellEnd"/>
-    <w:r>
-      <w:t>}</w:t>
+      <w:t>{%pay_sure_logo}</w:t>
     </w:r>
     <w:r>
       <w:tab/>

--- a/public/template2.docx
+++ b/public/template2.docx
@@ -1,15 +1,15 @@
 
 <file path=word/document.xml><?xml version="1.0" encoding="utf-8"?>
-<w:document xmlns:wpc="http://schemas.microsoft.com/office/word/2010/wordprocessingCanvas" xmlns:cx="http://schemas.microsoft.com/office/drawing/2014/chartex" xmlns:cx1="http://schemas.microsoft.com/office/drawing/2015/9/8/chartex" xmlns:cx2="http://schemas.microsoft.com/office/drawing/2015/10/21/chartex" xmlns:cx3="http://schemas.microsoft.com/office/drawing/2016/5/9/chartex" xmlns:cx4="http://schemas.microsoft.com/office/drawing/2016/5/10/chartex" xmlns:cx5="http://schemas.microsoft.com/office/drawing/2016/5/11/chartex" xmlns:cx6="http://schemas.microsoft.com/office/drawing/2016/5/12/chartex" xmlns:cx7="http://schemas.microsoft.com/office/drawing/2016/5/13/chartex" xmlns:cx8="http://schemas.microsoft.com/office/drawing/2016/5/14/chartex" xmlns:mc="http://schemas.openxmlformats.org/markup-compatibility/2006" xmlns:aink="http://schemas.microsoft.com/office/drawing/2016/ink" xmlns:am3d="http://schemas.microsoft.com/office/drawing/2017/model3d" xmlns:o="urn:schemas-microsoft-com:office:office" xmlns:oel="http://schemas.microsoft.com/office/2019/extlst" xmlns:r="http://schemas.openxmlformats.org/officeDocument/2006/relationships" xmlns:m="http://schemas.openxmlformats.org/officeDocument/2006/math" xmlns:v="urn:schemas-microsoft-com:vml" xmlns:wp14="http://schemas.microsoft.com/office/word/2010/wordprocessingDrawing" xmlns:wp="http://schemas.openxmlformats.org/drawingml/2006/wordprocessingDrawing" xmlns:w10="urn:schemas-microsoft-com:office:word" xmlns:w="http://schemas.openxmlformats.org/wordprocessingml/2006/main" xmlns:w14="http://schemas.microsoft.com/office/word/2010/wordml" xmlns:w15="http://schemas.microsoft.com/office/word/2012/wordml" xmlns:w16cex="http://schemas.microsoft.com/office/word/2018/wordml/cex" xmlns:w16cid="http://schemas.microsoft.com/office/word/2016/wordml/cid" xmlns:w16="http://schemas.microsoft.com/office/word/2018/wordml" xmlns:w16du="http://schemas.microsoft.com/office/word/2023/wordml/word16du" xmlns:w16sdtdh="http://schemas.microsoft.com/office/word/2020/wordml/sdtdatahash" xmlns:w16sdtfl="http://schemas.microsoft.com/office/word/2024/wordml/sdtformatlock" xmlns:w16se="http://schemas.microsoft.com/office/word/2015/wordml/symex" xmlns:wpg="http://schemas.microsoft.com/office/word/2010/wordprocessingGroup" xmlns:wpi="http://schemas.microsoft.com/office/word/2010/wordprocessingInk" xmlns:wne="http://schemas.microsoft.com/office/word/2006/wordml" xmlns:wps="http://schemas.microsoft.com/office/word/2010/wordprocessingShape" mc:Ignorable="w14 w15 w16se w16cid w16 w16cex w16sdtdh w16sdtfl w16du wp14">
+<w:document xmlns:wpc="http://schemas.microsoft.com/office/word/2010/wordprocessingCanvas" xmlns:mc="http://schemas.openxmlformats.org/markup-compatibility/2006" xmlns:o="urn:schemas-microsoft-com:office:office" xmlns:r="http://schemas.openxmlformats.org/officeDocument/2006/relationships" xmlns:m="http://schemas.openxmlformats.org/officeDocument/2006/math" xmlns:v="urn:schemas-microsoft-com:vml" xmlns:wp14="http://schemas.microsoft.com/office/word/2010/wordprocessingDrawing" xmlns:wp="http://schemas.openxmlformats.org/drawingml/2006/wordprocessingDrawing" xmlns:w="http://schemas.openxmlformats.org/wordprocessingml/2006/main" xmlns:w14="http://schemas.microsoft.com/office/word/2010/wordml" xmlns:w10="urn:schemas-microsoft-com:office:word" xmlns:w15="http://schemas.microsoft.com/office/word/2012/wordml" xmlns:wpg="http://schemas.microsoft.com/office/word/2010/wordprocessingGroup" xmlns:wpi="http://schemas.microsoft.com/office/word/2010/wordprocessingInk" xmlns:wne="http://schemas.microsoft.com/office/word/2006/wordml" xmlns:wps="http://schemas.microsoft.com/office/word/2010/wordprocessingShape" xmlns:wpsCustomData="http://www.wps.cn/officeDocument/2013/wpsCustomData" mc:Ignorable="w14 w15 wp14">
   <w:body>
     <w:p/>
     <w:p>
       <w:pPr>
         <w:pBdr>
-          <w:bottom w:val="single" w:sz="4" w:space="0" w:color="auto"/>
+          <w:bottom w:val="single" w:color="auto" w:sz="4" w:space="0"/>
         </w:pBdr>
         <w:rPr>
-          <w:rStyle w:val="10"/>
+          <w:rStyle w:val="11"/>
         </w:rPr>
       </w:pPr>
       <w:r>
@@ -20,44 +20,60 @@
       </w:r>
       <w:r>
         <w:rPr>
-          <w:rStyle w:val="10"/>
+          <w:rStyle w:val="11"/>
           <w:rFonts w:hint="eastAsia"/>
         </w:rPr>
-        <w:t xml:space="preserve"> </w:t>
-      </w:r>
-      <w:r>
-        <w:rPr>
-          <w:rStyle w:val="10"/>
-          <w:rFonts w:hint="eastAsia"/>
-        </w:rPr>
-        <w:t>费用确认单</w:t>
+        <w:t xml:space="preserve"> 费用确认单</w:t>
       </w:r>
     </w:p>
     <w:tbl>
       <w:tblPr>
-        <w:tblStyle w:val="a6"/>
+        <w:tblStyle w:val="8"/>
         <w:tblpPr w:leftFromText="180" w:rightFromText="180" w:vertAnchor="text" w:horzAnchor="page" w:tblpX="1836" w:tblpY="269"/>
         <w:tblOverlap w:val="never"/>
         <w:tblW w:w="0" w:type="auto"/>
+        <w:tblInd w:w="0" w:type="dxa"/>
         <w:tblBorders>
-          <w:top w:val="none" w:sz="0" w:space="0" w:color="auto"/>
-          <w:left w:val="none" w:sz="0" w:space="0" w:color="auto"/>
-          <w:bottom w:val="none" w:sz="0" w:space="0" w:color="auto"/>
-          <w:right w:val="none" w:sz="0" w:space="0" w:color="auto"/>
-          <w:insideH w:val="none" w:sz="0" w:space="0" w:color="auto"/>
-          <w:insideV w:val="none" w:sz="0" w:space="0" w:color="auto"/>
+          <w:top w:val="none" w:color="auto" w:sz="0" w:space="0"/>
+          <w:left w:val="none" w:color="auto" w:sz="0" w:space="0"/>
+          <w:bottom w:val="none" w:color="auto" w:sz="0" w:space="0"/>
+          <w:right w:val="none" w:color="auto" w:sz="0" w:space="0"/>
+          <w:insideH w:val="none" w:color="auto" w:sz="0" w:space="0"/>
+          <w:insideV w:val="none" w:color="auto" w:sz="0" w:space="0"/>
         </w:tblBorders>
-        <w:tblLook w:val="04A0" w:firstRow="1" w:lastRow="0" w:firstColumn="1" w:lastColumn="0" w:noHBand="0" w:noVBand="1"/>
+        <w:tblLayout w:type="autofit"/>
+        <w:tblCellMar>
+          <w:top w:w="0" w:type="dxa"/>
+          <w:left w:w="108" w:type="dxa"/>
+          <w:bottom w:w="0" w:type="dxa"/>
+          <w:right w:w="108" w:type="dxa"/>
+        </w:tblCellMar>
       </w:tblPr>
       <w:tblGrid>
-        <w:gridCol w:w="872"/>
-        <w:gridCol w:w="2244"/>
-        <w:gridCol w:w="890"/>
-        <w:gridCol w:w="1550"/>
-        <w:gridCol w:w="891"/>
-        <w:gridCol w:w="1859"/>
+        <w:gridCol w:w="899"/>
+        <w:gridCol w:w="2300"/>
+        <w:gridCol w:w="918"/>
+        <w:gridCol w:w="1563"/>
+        <w:gridCol w:w="919"/>
+        <w:gridCol w:w="1923"/>
       </w:tblGrid>
       <w:tr>
+        <w:tblPrEx>
+          <w:tblBorders>
+            <w:top w:val="none" w:color="auto" w:sz="0" w:space="0"/>
+            <w:left w:val="none" w:color="auto" w:sz="0" w:space="0"/>
+            <w:bottom w:val="none" w:color="auto" w:sz="0" w:space="0"/>
+            <w:right w:val="none" w:color="auto" w:sz="0" w:space="0"/>
+            <w:insideH w:val="none" w:color="auto" w:sz="0" w:space="0"/>
+            <w:insideV w:val="none" w:color="auto" w:sz="0" w:space="0"/>
+          </w:tblBorders>
+          <w:tblCellMar>
+            <w:top w:w="0" w:type="dxa"/>
+            <w:left w:w="108" w:type="dxa"/>
+            <w:bottom w:w="0" w:type="dxa"/>
+            <w:right w:w="108" w:type="dxa"/>
+          </w:tblCellMar>
+        </w:tblPrEx>
         <w:tc>
           <w:tcPr>
             <w:tcW w:w="899" w:type="dxa"/>
@@ -65,14 +81,14 @@
           <w:p>
             <w:pPr>
               <w:rPr>
-                <w:rStyle w:val="10"/>
-                <w:sz w:val="15"/>
-                <w:szCs w:val="15"/>
-              </w:rPr>
-            </w:pPr>
-            <w:r>
-              <w:rPr>
-                <w:rStyle w:val="10"/>
+                <w:rStyle w:val="11"/>
+                <w:sz w:val="15"/>
+                <w:szCs w:val="15"/>
+              </w:rPr>
+            </w:pPr>
+            <w:r>
+              <w:rPr>
+                <w:rStyle w:val="11"/>
                 <w:rFonts w:hint="eastAsia"/>
                 <w:sz w:val="15"/>
                 <w:szCs w:val="15"/>
@@ -88,14 +104,14 @@
           <w:p>
             <w:pPr>
               <w:rPr>
-                <w:rStyle w:val="10"/>
-                <w:sz w:val="15"/>
-                <w:szCs w:val="15"/>
-              </w:rPr>
-            </w:pPr>
-            <w:r>
-              <w:rPr>
-                <w:rStyle w:val="10"/>
+                <w:rStyle w:val="11"/>
+                <w:sz w:val="15"/>
+                <w:szCs w:val="15"/>
+              </w:rPr>
+            </w:pPr>
+            <w:r>
+              <w:rPr>
+                <w:rStyle w:val="11"/>
                 <w:rFonts w:hint="eastAsia"/>
                 <w:sz w:val="15"/>
                 <w:szCs w:val="15"/>
@@ -104,7 +120,7 @@
             </w:r>
             <w:r>
               <w:rPr>
-                <w:rStyle w:val="10"/>
+                <w:rStyle w:val="11"/>
                 <w:sz w:val="15"/>
                 <w:szCs w:val="15"/>
               </w:rPr>
@@ -112,7 +128,7 @@
             </w:r>
             <w:r>
               <w:rPr>
-                <w:rStyle w:val="10"/>
+                <w:rStyle w:val="11"/>
                 <w:rFonts w:hint="eastAsia"/>
                 <w:sz w:val="15"/>
                 <w:szCs w:val="15"/>
@@ -128,14 +144,14 @@
           <w:p>
             <w:pPr>
               <w:rPr>
-                <w:rStyle w:val="10"/>
-                <w:sz w:val="15"/>
-                <w:szCs w:val="15"/>
-              </w:rPr>
-            </w:pPr>
-            <w:r>
-              <w:rPr>
-                <w:rStyle w:val="10"/>
+                <w:rStyle w:val="11"/>
+                <w:sz w:val="15"/>
+                <w:szCs w:val="15"/>
+              </w:rPr>
+            </w:pPr>
+            <w:r>
+              <w:rPr>
+                <w:rStyle w:val="11"/>
                 <w:rFonts w:hint="eastAsia"/>
                 <w:sz w:val="15"/>
                 <w:szCs w:val="15"/>
@@ -151,14 +167,14 @@
           <w:p>
             <w:pPr>
               <w:rPr>
-                <w:rStyle w:val="10"/>
-                <w:sz w:val="15"/>
-                <w:szCs w:val="15"/>
-              </w:rPr>
-            </w:pPr>
-            <w:r>
-              <w:rPr>
-                <w:rStyle w:val="10"/>
+                <w:rStyle w:val="11"/>
+                <w:sz w:val="15"/>
+                <w:szCs w:val="15"/>
+              </w:rPr>
+            </w:pPr>
+            <w:r>
+              <w:rPr>
+                <w:rStyle w:val="11"/>
                 <w:rFonts w:hint="eastAsia"/>
                 <w:sz w:val="15"/>
                 <w:szCs w:val="15"/>
@@ -167,7 +183,7 @@
             </w:r>
             <w:r>
               <w:rPr>
-                <w:rStyle w:val="10"/>
+                <w:rStyle w:val="11"/>
                 <w:sz w:val="15"/>
                 <w:szCs w:val="15"/>
               </w:rPr>
@@ -175,7 +191,7 @@
             </w:r>
             <w:r>
               <w:rPr>
-                <w:rStyle w:val="10"/>
+                <w:rStyle w:val="11"/>
                 <w:rFonts w:hint="eastAsia"/>
                 <w:sz w:val="15"/>
                 <w:szCs w:val="15"/>
@@ -191,14 +207,14 @@
           <w:p>
             <w:pPr>
               <w:rPr>
-                <w:rStyle w:val="10"/>
-                <w:sz w:val="15"/>
-                <w:szCs w:val="15"/>
-              </w:rPr>
-            </w:pPr>
-            <w:r>
-              <w:rPr>
-                <w:rStyle w:val="10"/>
+                <w:rStyle w:val="11"/>
+                <w:sz w:val="15"/>
+                <w:szCs w:val="15"/>
+              </w:rPr>
+            </w:pPr>
+            <w:r>
+              <w:rPr>
+                <w:rStyle w:val="11"/>
                 <w:rFonts w:hint="eastAsia"/>
                 <w:sz w:val="15"/>
                 <w:szCs w:val="15"/>
@@ -214,14 +230,14 @@
           <w:p>
             <w:pPr>
               <w:rPr>
-                <w:rStyle w:val="10"/>
-                <w:sz w:val="15"/>
-                <w:szCs w:val="15"/>
-              </w:rPr>
-            </w:pPr>
-            <w:r>
-              <w:rPr>
-                <w:rStyle w:val="10"/>
+                <w:rStyle w:val="11"/>
+                <w:sz w:val="15"/>
+                <w:szCs w:val="15"/>
+              </w:rPr>
+            </w:pPr>
+            <w:r>
+              <w:rPr>
+                <w:rStyle w:val="11"/>
                 <w:rFonts w:hint="eastAsia"/>
                 <w:sz w:val="15"/>
                 <w:szCs w:val="15"/>
@@ -230,7 +246,7 @@
             </w:r>
             <w:r>
               <w:rPr>
-                <w:rStyle w:val="10"/>
+                <w:rStyle w:val="11"/>
                 <w:sz w:val="15"/>
                 <w:szCs w:val="15"/>
               </w:rPr>
@@ -238,7 +254,7 @@
             </w:r>
             <w:r>
               <w:rPr>
-                <w:rStyle w:val="10"/>
+                <w:rStyle w:val="11"/>
                 <w:rFonts w:hint="eastAsia"/>
                 <w:sz w:val="15"/>
                 <w:szCs w:val="15"/>
@@ -249,6 +265,22 @@
         </w:tc>
       </w:tr>
       <w:tr>
+        <w:tblPrEx>
+          <w:tblBorders>
+            <w:top w:val="none" w:color="auto" w:sz="0" w:space="0"/>
+            <w:left w:val="none" w:color="auto" w:sz="0" w:space="0"/>
+            <w:bottom w:val="none" w:color="auto" w:sz="0" w:space="0"/>
+            <w:right w:val="none" w:color="auto" w:sz="0" w:space="0"/>
+            <w:insideH w:val="none" w:color="auto" w:sz="0" w:space="0"/>
+            <w:insideV w:val="none" w:color="auto" w:sz="0" w:space="0"/>
+          </w:tblBorders>
+          <w:tblCellMar>
+            <w:top w:w="0" w:type="dxa"/>
+            <w:left w:w="108" w:type="dxa"/>
+            <w:bottom w:w="0" w:type="dxa"/>
+            <w:right w:w="108" w:type="dxa"/>
+          </w:tblCellMar>
+        </w:tblPrEx>
         <w:tc>
           <w:tcPr>
             <w:tcW w:w="899" w:type="dxa"/>
@@ -256,14 +288,14 @@
           <w:p>
             <w:pPr>
               <w:rPr>
-                <w:rStyle w:val="10"/>
-                <w:sz w:val="15"/>
-                <w:szCs w:val="15"/>
-              </w:rPr>
-            </w:pPr>
-            <w:r>
-              <w:rPr>
-                <w:rStyle w:val="10"/>
+                <w:rStyle w:val="11"/>
+                <w:sz w:val="15"/>
+                <w:szCs w:val="15"/>
+              </w:rPr>
+            </w:pPr>
+            <w:r>
+              <w:rPr>
+                <w:rStyle w:val="11"/>
                 <w:rFonts w:hint="eastAsia"/>
                 <w:sz w:val="15"/>
                 <w:szCs w:val="15"/>
@@ -279,14 +311,14 @@
           <w:p>
             <w:pPr>
               <w:rPr>
-                <w:rStyle w:val="10"/>
-                <w:sz w:val="15"/>
-                <w:szCs w:val="15"/>
-              </w:rPr>
-            </w:pPr>
-            <w:r>
-              <w:rPr>
-                <w:rStyle w:val="10"/>
+                <w:rStyle w:val="11"/>
+                <w:sz w:val="15"/>
+                <w:szCs w:val="15"/>
+              </w:rPr>
+            </w:pPr>
+            <w:r>
+              <w:rPr>
+                <w:rStyle w:val="11"/>
                 <w:rFonts w:hint="eastAsia"/>
                 <w:sz w:val="15"/>
                 <w:szCs w:val="15"/>
@@ -295,7 +327,7 @@
             </w:r>
             <w:r>
               <w:rPr>
-                <w:rStyle w:val="10"/>
+                <w:rStyle w:val="11"/>
                 <w:sz w:val="15"/>
                 <w:szCs w:val="15"/>
               </w:rPr>
@@ -303,7 +335,7 @@
             </w:r>
             <w:r>
               <w:rPr>
-                <w:rStyle w:val="10"/>
+                <w:rStyle w:val="11"/>
                 <w:rFonts w:hint="eastAsia"/>
                 <w:sz w:val="15"/>
                 <w:szCs w:val="15"/>
@@ -319,14 +351,14 @@
           <w:p>
             <w:pPr>
               <w:rPr>
-                <w:rStyle w:val="10"/>
-                <w:sz w:val="15"/>
-                <w:szCs w:val="15"/>
-              </w:rPr>
-            </w:pPr>
-            <w:r>
-              <w:rPr>
-                <w:rStyle w:val="10"/>
+                <w:rStyle w:val="11"/>
+                <w:sz w:val="15"/>
+                <w:szCs w:val="15"/>
+              </w:rPr>
+            </w:pPr>
+            <w:r>
+              <w:rPr>
+                <w:rStyle w:val="11"/>
                 <w:rFonts w:hint="eastAsia"/>
                 <w:sz w:val="15"/>
                 <w:szCs w:val="15"/>
@@ -342,14 +374,14 @@
           <w:p>
             <w:pPr>
               <w:rPr>
-                <w:rStyle w:val="10"/>
-                <w:sz w:val="15"/>
-                <w:szCs w:val="15"/>
-              </w:rPr>
-            </w:pPr>
-            <w:r>
-              <w:rPr>
-                <w:rStyle w:val="10"/>
+                <w:rStyle w:val="11"/>
+                <w:sz w:val="15"/>
+                <w:szCs w:val="15"/>
+              </w:rPr>
+            </w:pPr>
+            <w:r>
+              <w:rPr>
+                <w:rStyle w:val="11"/>
                 <w:rFonts w:hint="eastAsia"/>
                 <w:sz w:val="15"/>
                 <w:szCs w:val="15"/>
@@ -358,7 +390,7 @@
             </w:r>
             <w:r>
               <w:rPr>
-                <w:rStyle w:val="10"/>
+                <w:rStyle w:val="11"/>
                 <w:sz w:val="15"/>
                 <w:szCs w:val="15"/>
               </w:rPr>
@@ -366,7 +398,7 @@
             </w:r>
             <w:r>
               <w:rPr>
-                <w:rStyle w:val="10"/>
+                <w:rStyle w:val="11"/>
                 <w:rFonts w:hint="eastAsia"/>
                 <w:sz w:val="15"/>
                 <w:szCs w:val="15"/>
@@ -382,14 +414,14 @@
           <w:p>
             <w:pPr>
               <w:rPr>
-                <w:rStyle w:val="10"/>
-                <w:sz w:val="15"/>
-                <w:szCs w:val="15"/>
-              </w:rPr>
-            </w:pPr>
-            <w:r>
-              <w:rPr>
-                <w:rStyle w:val="10"/>
+                <w:rStyle w:val="11"/>
+                <w:sz w:val="15"/>
+                <w:szCs w:val="15"/>
+              </w:rPr>
+            </w:pPr>
+            <w:r>
+              <w:rPr>
+                <w:rStyle w:val="11"/>
                 <w:rFonts w:hint="eastAsia"/>
                 <w:sz w:val="15"/>
                 <w:szCs w:val="15"/>
@@ -405,14 +437,14 @@
           <w:p>
             <w:pPr>
               <w:rPr>
-                <w:rStyle w:val="10"/>
-                <w:sz w:val="15"/>
-                <w:szCs w:val="15"/>
-              </w:rPr>
-            </w:pPr>
-            <w:r>
-              <w:rPr>
-                <w:rStyle w:val="10"/>
+                <w:rStyle w:val="11"/>
+                <w:sz w:val="15"/>
+                <w:szCs w:val="15"/>
+              </w:rPr>
+            </w:pPr>
+            <w:r>
+              <w:rPr>
+                <w:rStyle w:val="11"/>
                 <w:rFonts w:hint="eastAsia"/>
                 <w:sz w:val="15"/>
                 <w:szCs w:val="15"/>
@@ -421,7 +453,7 @@
             </w:r>
             <w:r>
               <w:rPr>
-                <w:rStyle w:val="10"/>
+                <w:rStyle w:val="11"/>
                 <w:sz w:val="15"/>
                 <w:szCs w:val="15"/>
               </w:rPr>
@@ -429,43 +461,25 @@
             </w:r>
             <w:r>
               <w:rPr>
-                <w:rStyle w:val="10"/>
-                <w:rFonts w:hint="eastAsia"/>
-                <w:sz w:val="15"/>
-                <w:szCs w:val="15"/>
-              </w:rPr>
-              <w:t>}</w:t>
-            </w:r>
-            <w:r>
-              <w:rPr>
-                <w:rStyle w:val="10"/>
-                <w:rFonts w:hint="eastAsia"/>
-                <w:sz w:val="15"/>
-                <w:szCs w:val="15"/>
-              </w:rPr>
+                <w:rStyle w:val="11"/>
+                <w:rFonts w:hint="eastAsia"/>
+                <w:sz w:val="15"/>
+                <w:szCs w:val="15"/>
+              </w:rPr>
+              <w:t>} /</w:t>
+            </w:r>
+            <w:r>
               <w:t xml:space="preserve"> </w:t>
             </w:r>
             <w:r>
               <w:rPr>
-                <w:rStyle w:val="10"/>
-                <w:rFonts w:hint="eastAsia"/>
-                <w:sz w:val="15"/>
-                <w:szCs w:val="15"/>
-              </w:rPr>
-              <w:t>/</w:t>
-            </w:r>
-            <w:r>
-              <w:t xml:space="preserve"> </w:t>
-            </w:r>
-            <w:r>
-              <w:rPr>
                 <w:rFonts w:hint="eastAsia"/>
               </w:rPr>
               <w:t>{</w:t>
             </w:r>
             <w:r>
               <w:rPr>
-                <w:rStyle w:val="10"/>
+                <w:rStyle w:val="11"/>
                 <w:sz w:val="15"/>
                 <w:szCs w:val="15"/>
               </w:rPr>
@@ -473,7 +487,7 @@
             </w:r>
             <w:r>
               <w:rPr>
-                <w:rStyle w:val="10"/>
+                <w:rStyle w:val="11"/>
                 <w:rFonts w:hint="eastAsia"/>
                 <w:sz w:val="15"/>
                 <w:szCs w:val="15"/>
@@ -484,6 +498,22 @@
         </w:tc>
       </w:tr>
       <w:tr>
+        <w:tblPrEx>
+          <w:tblBorders>
+            <w:top w:val="none" w:color="auto" w:sz="0" w:space="0"/>
+            <w:left w:val="none" w:color="auto" w:sz="0" w:space="0"/>
+            <w:bottom w:val="none" w:color="auto" w:sz="0" w:space="0"/>
+            <w:right w:val="none" w:color="auto" w:sz="0" w:space="0"/>
+            <w:insideH w:val="none" w:color="auto" w:sz="0" w:space="0"/>
+            <w:insideV w:val="none" w:color="auto" w:sz="0" w:space="0"/>
+          </w:tblBorders>
+          <w:tblCellMar>
+            <w:top w:w="0" w:type="dxa"/>
+            <w:left w:w="108" w:type="dxa"/>
+            <w:bottom w:w="0" w:type="dxa"/>
+            <w:right w:w="108" w:type="dxa"/>
+          </w:tblCellMar>
+        </w:tblPrEx>
         <w:tc>
           <w:tcPr>
             <w:tcW w:w="899" w:type="dxa"/>
@@ -491,14 +521,14 @@
           <w:p>
             <w:pPr>
               <w:rPr>
-                <w:rStyle w:val="10"/>
-                <w:sz w:val="15"/>
-                <w:szCs w:val="15"/>
-              </w:rPr>
-            </w:pPr>
-            <w:r>
-              <w:rPr>
-                <w:rStyle w:val="10"/>
+                <w:rStyle w:val="11"/>
+                <w:sz w:val="15"/>
+                <w:szCs w:val="15"/>
+              </w:rPr>
+            </w:pPr>
+            <w:r>
+              <w:rPr>
+                <w:rStyle w:val="11"/>
                 <w:rFonts w:hint="eastAsia"/>
                 <w:sz w:val="15"/>
                 <w:szCs w:val="15"/>
@@ -514,14 +544,14 @@
           <w:p>
             <w:pPr>
               <w:rPr>
-                <w:rStyle w:val="10"/>
-                <w:sz w:val="15"/>
-                <w:szCs w:val="15"/>
-              </w:rPr>
-            </w:pPr>
-            <w:r>
-              <w:rPr>
-                <w:rStyle w:val="10"/>
+                <w:rStyle w:val="11"/>
+                <w:sz w:val="15"/>
+                <w:szCs w:val="15"/>
+              </w:rPr>
+            </w:pPr>
+            <w:r>
+              <w:rPr>
+                <w:rStyle w:val="11"/>
                 <w:rFonts w:hint="eastAsia"/>
                 <w:sz w:val="15"/>
                 <w:szCs w:val="15"/>
@@ -530,7 +560,7 @@
             </w:r>
             <w:r>
               <w:rPr>
-                <w:rStyle w:val="10"/>
+                <w:rStyle w:val="11"/>
                 <w:sz w:val="15"/>
                 <w:szCs w:val="15"/>
               </w:rPr>
@@ -538,7 +568,7 @@
             </w:r>
             <w:r>
               <w:rPr>
-                <w:rStyle w:val="10"/>
+                <w:rStyle w:val="11"/>
                 <w:rFonts w:hint="eastAsia"/>
                 <w:sz w:val="15"/>
                 <w:szCs w:val="15"/>
@@ -554,14 +584,14 @@
           <w:p>
             <w:pPr>
               <w:rPr>
-                <w:rStyle w:val="10"/>
-                <w:sz w:val="15"/>
-                <w:szCs w:val="15"/>
-              </w:rPr>
-            </w:pPr>
-            <w:r>
-              <w:rPr>
-                <w:rStyle w:val="10"/>
+                <w:rStyle w:val="11"/>
+                <w:sz w:val="15"/>
+                <w:szCs w:val="15"/>
+              </w:rPr>
+            </w:pPr>
+            <w:r>
+              <w:rPr>
+                <w:rStyle w:val="11"/>
                 <w:rFonts w:hint="eastAsia"/>
                 <w:sz w:val="15"/>
                 <w:szCs w:val="15"/>
@@ -577,14 +607,14 @@
           <w:p>
             <w:pPr>
               <w:rPr>
-                <w:rStyle w:val="10"/>
-                <w:sz w:val="15"/>
-                <w:szCs w:val="15"/>
-              </w:rPr>
-            </w:pPr>
-            <w:r>
-              <w:rPr>
-                <w:rStyle w:val="10"/>
+                <w:rStyle w:val="11"/>
+                <w:sz w:val="15"/>
+                <w:szCs w:val="15"/>
+              </w:rPr>
+            </w:pPr>
+            <w:r>
+              <w:rPr>
+                <w:rStyle w:val="11"/>
                 <w:rFonts w:hint="eastAsia"/>
                 <w:sz w:val="15"/>
                 <w:szCs w:val="15"/>
@@ -593,7 +623,7 @@
             </w:r>
             <w:r>
               <w:rPr>
-                <w:rStyle w:val="10"/>
+                <w:rStyle w:val="11"/>
                 <w:sz w:val="15"/>
                 <w:szCs w:val="15"/>
               </w:rPr>
@@ -601,7 +631,7 @@
             </w:r>
             <w:r>
               <w:rPr>
-                <w:rStyle w:val="10"/>
+                <w:rStyle w:val="11"/>
                 <w:rFonts w:hint="eastAsia"/>
                 <w:sz w:val="15"/>
                 <w:szCs w:val="15"/>
@@ -617,14 +647,14 @@
           <w:p>
             <w:pPr>
               <w:rPr>
-                <w:rStyle w:val="10"/>
-                <w:sz w:val="15"/>
-                <w:szCs w:val="15"/>
-              </w:rPr>
-            </w:pPr>
-            <w:r>
-              <w:rPr>
-                <w:rStyle w:val="10"/>
+                <w:rStyle w:val="11"/>
+                <w:sz w:val="15"/>
+                <w:szCs w:val="15"/>
+              </w:rPr>
+            </w:pPr>
+            <w:r>
+              <w:rPr>
+                <w:rStyle w:val="11"/>
                 <w:rFonts w:hint="eastAsia"/>
                 <w:sz w:val="15"/>
                 <w:szCs w:val="15"/>
@@ -640,14 +670,14 @@
           <w:p>
             <w:pPr>
               <w:rPr>
-                <w:rStyle w:val="10"/>
-                <w:sz w:val="15"/>
-                <w:szCs w:val="15"/>
-              </w:rPr>
-            </w:pPr>
-            <w:r>
-              <w:rPr>
-                <w:rStyle w:val="10"/>
+                <w:rStyle w:val="11"/>
+                <w:sz w:val="15"/>
+                <w:szCs w:val="15"/>
+              </w:rPr>
+            </w:pPr>
+            <w:r>
+              <w:rPr>
+                <w:rStyle w:val="11"/>
                 <w:rFonts w:hint="eastAsia"/>
                 <w:sz w:val="15"/>
                 <w:szCs w:val="15"/>
@@ -656,7 +686,7 @@
             </w:r>
             <w:r>
               <w:rPr>
-                <w:rStyle w:val="10"/>
+                <w:rStyle w:val="11"/>
                 <w:sz w:val="15"/>
                 <w:szCs w:val="15"/>
               </w:rPr>
@@ -664,7 +694,7 @@
             </w:r>
             <w:r>
               <w:rPr>
-                <w:rStyle w:val="10"/>
+                <w:rStyle w:val="11"/>
                 <w:rFonts w:hint="eastAsia"/>
                 <w:sz w:val="15"/>
                 <w:szCs w:val="15"/>
@@ -678,10 +708,10 @@
     <w:p>
       <w:pPr>
         <w:pBdr>
-          <w:bottom w:val="single" w:sz="4" w:space="0" w:color="auto"/>
+          <w:bottom w:val="single" w:color="auto" w:sz="4" w:space="0"/>
         </w:pBdr>
         <w:rPr>
-          <w:rStyle w:val="10"/>
+          <w:rStyle w:val="11"/>
           <w:sz w:val="18"/>
           <w:szCs w:val="18"/>
         </w:rPr>
@@ -689,20 +719,26 @@
     </w:p>
     <w:tbl>
       <w:tblPr>
-        <w:tblStyle w:val="a6"/>
+        <w:tblStyle w:val="8"/>
         <w:tblpPr w:leftFromText="180" w:rightFromText="180" w:vertAnchor="text" w:horzAnchor="page" w:tblpX="1785" w:tblpY="275"/>
         <w:tblOverlap w:val="never"/>
         <w:tblW w:w="3218" w:type="dxa"/>
+        <w:tblInd w:w="0" w:type="dxa"/>
         <w:tblBorders>
-          <w:top w:val="none" w:sz="0" w:space="0" w:color="auto"/>
-          <w:left w:val="none" w:sz="0" w:space="0" w:color="auto"/>
-          <w:bottom w:val="none" w:sz="0" w:space="0" w:color="auto"/>
-          <w:right w:val="none" w:sz="0" w:space="0" w:color="auto"/>
-          <w:insideH w:val="none" w:sz="0" w:space="0" w:color="auto"/>
-          <w:insideV w:val="none" w:sz="0" w:space="0" w:color="auto"/>
+          <w:top w:val="none" w:color="auto" w:sz="0" w:space="0"/>
+          <w:left w:val="none" w:color="auto" w:sz="0" w:space="0"/>
+          <w:bottom w:val="none" w:color="auto" w:sz="0" w:space="0"/>
+          <w:right w:val="none" w:color="auto" w:sz="0" w:space="0"/>
+          <w:insideH w:val="none" w:color="auto" w:sz="0" w:space="0"/>
+          <w:insideV w:val="none" w:color="auto" w:sz="0" w:space="0"/>
         </w:tblBorders>
         <w:tblLayout w:type="fixed"/>
-        <w:tblLook w:val="04A0" w:firstRow="1" w:lastRow="0" w:firstColumn="1" w:lastColumn="0" w:noHBand="0" w:noVBand="1"/>
+        <w:tblCellMar>
+          <w:top w:w="0" w:type="dxa"/>
+          <w:left w:w="108" w:type="dxa"/>
+          <w:bottom w:w="0" w:type="dxa"/>
+          <w:right w:w="108" w:type="dxa"/>
+        </w:tblCellMar>
       </w:tblPr>
       <w:tblGrid>
         <w:gridCol w:w="764"/>
@@ -710,6 +746,22 @@
         <w:gridCol w:w="1421"/>
       </w:tblGrid>
       <w:tr>
+        <w:tblPrEx>
+          <w:tblBorders>
+            <w:top w:val="none" w:color="auto" w:sz="0" w:space="0"/>
+            <w:left w:val="none" w:color="auto" w:sz="0" w:space="0"/>
+            <w:bottom w:val="none" w:color="auto" w:sz="0" w:space="0"/>
+            <w:right w:val="none" w:color="auto" w:sz="0" w:space="0"/>
+            <w:insideH w:val="none" w:color="auto" w:sz="0" w:space="0"/>
+            <w:insideV w:val="none" w:color="auto" w:sz="0" w:space="0"/>
+          </w:tblBorders>
+          <w:tblCellMar>
+            <w:top w:w="0" w:type="dxa"/>
+            <w:left w:w="108" w:type="dxa"/>
+            <w:bottom w:w="0" w:type="dxa"/>
+            <w:right w:w="108" w:type="dxa"/>
+          </w:tblCellMar>
+        </w:tblPrEx>
         <w:tc>
           <w:tcPr>
             <w:tcW w:w="764" w:type="dxa"/>
@@ -718,7 +770,7 @@
             <w:pPr>
               <w:jc w:val="center"/>
               <w:rPr>
-                <w:rStyle w:val="10"/>
+                <w:rStyle w:val="11"/>
                 <w:sz w:val="18"/>
                 <w:szCs w:val="18"/>
               </w:rPr>
@@ -733,7 +785,7 @@
             <w:pPr>
               <w:jc w:val="center"/>
               <w:rPr>
-                <w:rStyle w:val="10"/>
+                <w:rStyle w:val="11"/>
                 <w:sz w:val="18"/>
                 <w:szCs w:val="18"/>
               </w:rPr>
@@ -748,7 +800,7 @@
             <w:pPr>
               <w:jc w:val="center"/>
               <w:rPr>
-                <w:rStyle w:val="10"/>
+                <w:rStyle w:val="11"/>
                 <w:sz w:val="18"/>
                 <w:szCs w:val="18"/>
               </w:rPr>
@@ -759,22 +811,53 @@
     </w:tbl>
     <w:tbl>
       <w:tblPr>
-        <w:tblStyle w:val="a6"/>
+        <w:tblStyle w:val="8"/>
         <w:tblpPr w:leftFromText="180" w:rightFromText="180" w:vertAnchor="text" w:horzAnchor="margin" w:tblpY="224"/>
         <w:tblW w:w="8296" w:type="dxa"/>
-        <w:tblLook w:val="04A0" w:firstRow="1" w:lastRow="0" w:firstColumn="1" w:lastColumn="0" w:noHBand="0" w:noVBand="1"/>
+        <w:tblInd w:w="0" w:type="dxa"/>
+        <w:tblBorders>
+          <w:top w:val="single" w:color="auto" w:sz="4" w:space="0"/>
+          <w:left w:val="single" w:color="auto" w:sz="4" w:space="0"/>
+          <w:bottom w:val="single" w:color="auto" w:sz="4" w:space="0"/>
+          <w:right w:val="single" w:color="auto" w:sz="4" w:space="0"/>
+          <w:insideH w:val="single" w:color="auto" w:sz="4" w:space="0"/>
+          <w:insideV w:val="single" w:color="auto" w:sz="4" w:space="0"/>
+        </w:tblBorders>
+        <w:tblLayout w:type="autofit"/>
+        <w:tblCellMar>
+          <w:top w:w="0" w:type="dxa"/>
+          <w:left w:w="108" w:type="dxa"/>
+          <w:bottom w:w="0" w:type="dxa"/>
+          <w:right w:w="108" w:type="dxa"/>
+        </w:tblCellMar>
       </w:tblPr>
       <w:tblGrid>
-        <w:gridCol w:w="1636"/>
-        <w:gridCol w:w="1627"/>
-        <w:gridCol w:w="1335"/>
-        <w:gridCol w:w="1190"/>
-        <w:gridCol w:w="1224"/>
-        <w:gridCol w:w="1284"/>
+        <w:gridCol w:w="1663"/>
+        <w:gridCol w:w="1657"/>
+        <w:gridCol w:w="1459"/>
+        <w:gridCol w:w="1360"/>
+        <w:gridCol w:w="959"/>
+        <w:gridCol w:w="1424"/>
       </w:tblGrid>
       <w:tr>
+        <w:tblPrEx>
+          <w:tblBorders>
+            <w:top w:val="single" w:color="auto" w:sz="4" w:space="0"/>
+            <w:left w:val="single" w:color="auto" w:sz="4" w:space="0"/>
+            <w:bottom w:val="single" w:color="auto" w:sz="4" w:space="0"/>
+            <w:right w:val="single" w:color="auto" w:sz="4" w:space="0"/>
+            <w:insideH w:val="single" w:color="auto" w:sz="4" w:space="0"/>
+            <w:insideV w:val="single" w:color="auto" w:sz="4" w:space="0"/>
+          </w:tblBorders>
+          <w:tblCellMar>
+            <w:top w:w="0" w:type="dxa"/>
+            <w:left w:w="108" w:type="dxa"/>
+            <w:bottom w:w="0" w:type="dxa"/>
+            <w:right w:w="108" w:type="dxa"/>
+          </w:tblCellMar>
+        </w:tblPrEx>
         <w:trPr>
-          <w:trHeight w:val="578"/>
+          <w:trHeight w:val="578" w:hRule="atLeast"/>
         </w:trPr>
         <w:tc>
           <w:tcPr>
@@ -783,14 +866,14 @@
           <w:p>
             <w:pPr>
               <w:rPr>
-                <w:rStyle w:val="10"/>
-                <w:sz w:val="18"/>
-                <w:szCs w:val="18"/>
-              </w:rPr>
-            </w:pPr>
-            <w:r>
-              <w:rPr>
-                <w:rStyle w:val="10"/>
+                <w:rStyle w:val="11"/>
+                <w:sz w:val="18"/>
+                <w:szCs w:val="18"/>
+              </w:rPr>
+            </w:pPr>
+            <w:r>
+              <w:rPr>
+                <w:rStyle w:val="11"/>
                 <w:rFonts w:hint="eastAsia"/>
                 <w:sz w:val="18"/>
                 <w:szCs w:val="18"/>
@@ -806,14 +889,14 @@
           <w:p>
             <w:pPr>
               <w:rPr>
-                <w:rStyle w:val="10"/>
-                <w:sz w:val="18"/>
-                <w:szCs w:val="18"/>
-              </w:rPr>
-            </w:pPr>
-            <w:r>
-              <w:rPr>
-                <w:rStyle w:val="10"/>
+                <w:rStyle w:val="11"/>
+                <w:sz w:val="18"/>
+                <w:szCs w:val="18"/>
+              </w:rPr>
+            </w:pPr>
+            <w:r>
+              <w:rPr>
+                <w:rStyle w:val="11"/>
                 <w:rFonts w:hint="eastAsia"/>
                 <w:sz w:val="18"/>
                 <w:szCs w:val="18"/>
@@ -829,14 +912,14 @@
           <w:p>
             <w:pPr>
               <w:rPr>
-                <w:rStyle w:val="10"/>
-                <w:sz w:val="18"/>
-                <w:szCs w:val="18"/>
-              </w:rPr>
-            </w:pPr>
-            <w:r>
-              <w:rPr>
-                <w:rStyle w:val="10"/>
+                <w:rStyle w:val="11"/>
+                <w:sz w:val="18"/>
+                <w:szCs w:val="18"/>
+              </w:rPr>
+            </w:pPr>
+            <w:r>
+              <w:rPr>
+                <w:rStyle w:val="11"/>
                 <w:rFonts w:hint="eastAsia"/>
                 <w:sz w:val="18"/>
                 <w:szCs w:val="18"/>
@@ -852,14 +935,14 @@
           <w:p>
             <w:pPr>
               <w:rPr>
-                <w:rStyle w:val="10"/>
-                <w:sz w:val="18"/>
-                <w:szCs w:val="18"/>
-              </w:rPr>
-            </w:pPr>
-            <w:r>
-              <w:rPr>
-                <w:rStyle w:val="10"/>
+                <w:rStyle w:val="11"/>
+                <w:sz w:val="18"/>
+                <w:szCs w:val="18"/>
+              </w:rPr>
+            </w:pPr>
+            <w:r>
+              <w:rPr>
+                <w:rStyle w:val="11"/>
                 <w:rFonts w:hint="eastAsia"/>
                 <w:sz w:val="18"/>
                 <w:szCs w:val="18"/>
@@ -875,14 +958,14 @@
           <w:p>
             <w:pPr>
               <w:rPr>
-                <w:rStyle w:val="10"/>
-                <w:sz w:val="18"/>
-                <w:szCs w:val="18"/>
-              </w:rPr>
-            </w:pPr>
-            <w:r>
-              <w:rPr>
-                <w:rStyle w:val="10"/>
+                <w:rStyle w:val="11"/>
+                <w:sz w:val="18"/>
+                <w:szCs w:val="18"/>
+              </w:rPr>
+            </w:pPr>
+            <w:r>
+              <w:rPr>
+                <w:rStyle w:val="11"/>
                 <w:rFonts w:hint="eastAsia"/>
                 <w:sz w:val="18"/>
                 <w:szCs w:val="18"/>
@@ -898,14 +981,14 @@
           <w:p>
             <w:pPr>
               <w:rPr>
-                <w:rStyle w:val="10"/>
-                <w:sz w:val="18"/>
-                <w:szCs w:val="18"/>
-              </w:rPr>
-            </w:pPr>
-            <w:r>
-              <w:rPr>
-                <w:rStyle w:val="10"/>
+                <w:rStyle w:val="11"/>
+                <w:sz w:val="18"/>
+                <w:szCs w:val="18"/>
+              </w:rPr>
+            </w:pPr>
+            <w:r>
+              <w:rPr>
+                <w:rStyle w:val="11"/>
                 <w:rFonts w:hint="eastAsia"/>
                 <w:sz w:val="18"/>
                 <w:szCs w:val="18"/>
@@ -916,8 +999,24 @@
         </w:tc>
       </w:tr>
       <w:tr>
+        <w:tblPrEx>
+          <w:tblBorders>
+            <w:top w:val="single" w:color="auto" w:sz="4" w:space="0"/>
+            <w:left w:val="single" w:color="auto" w:sz="4" w:space="0"/>
+            <w:bottom w:val="single" w:color="auto" w:sz="4" w:space="0"/>
+            <w:right w:val="single" w:color="auto" w:sz="4" w:space="0"/>
+            <w:insideH w:val="single" w:color="auto" w:sz="4" w:space="0"/>
+            <w:insideV w:val="single" w:color="auto" w:sz="4" w:space="0"/>
+          </w:tblBorders>
+          <w:tblCellMar>
+            <w:top w:w="0" w:type="dxa"/>
+            <w:left w:w="108" w:type="dxa"/>
+            <w:bottom w:w="0" w:type="dxa"/>
+            <w:right w:w="108" w:type="dxa"/>
+          </w:tblCellMar>
+        </w:tblPrEx>
         <w:trPr>
-          <w:trHeight w:val="578"/>
+          <w:trHeight w:val="578" w:hRule="atLeast"/>
         </w:trPr>
         <w:tc>
           <w:tcPr>
@@ -926,14 +1025,14 @@
           <w:p>
             <w:pPr>
               <w:rPr>
-                <w:rStyle w:val="10"/>
-                <w:sz w:val="18"/>
-                <w:szCs w:val="18"/>
-              </w:rPr>
-            </w:pPr>
-            <w:r>
-              <w:rPr>
-                <w:rStyle w:val="10"/>
+                <w:rStyle w:val="11"/>
+                <w:sz w:val="18"/>
+                <w:szCs w:val="18"/>
+              </w:rPr>
+            </w:pPr>
+            <w:r>
+              <w:rPr>
+                <w:rStyle w:val="11"/>
                 <w:rFonts w:hint="eastAsia"/>
                 <w:sz w:val="18"/>
                 <w:szCs w:val="18"/>
@@ -942,67 +1041,197 @@
             </w:r>
             <w:r>
               <w:rPr>
-                <w:rStyle w:val="10"/>
-                <w:sz w:val="18"/>
-                <w:szCs w:val="18"/>
-              </w:rPr>
-              <w:t xml:space="preserve"> orderBillItems</w:t>
-            </w:r>
-            <w:r>
-              <w:rPr>
-                <w:rStyle w:val="10"/>
+                <w:rStyle w:val="11"/>
+                <w:sz w:val="18"/>
+                <w:szCs w:val="18"/>
+              </w:rPr>
+              <w:t>orderBillItems</w:t>
+            </w:r>
+            <w:r>
+              <w:rPr>
+                <w:rStyle w:val="11"/>
+                <w:rFonts w:hint="eastAsia"/>
+                <w:sz w:val="18"/>
+                <w:szCs w:val="18"/>
+              </w:rPr>
+              <w:t>}{</w:t>
+            </w:r>
+            <w:r>
+              <w:rPr>
+                <w:rStyle w:val="11"/>
+                <w:sz w:val="18"/>
+                <w:szCs w:val="18"/>
+              </w:rPr>
+              <w:t>fee_type_</w:t>
+            </w:r>
+            <w:r>
+              <w:rPr>
+                <w:rStyle w:val="11"/>
+                <w:rFonts w:hint="eastAsia"/>
+                <w:sz w:val="18"/>
+                <w:szCs w:val="18"/>
+              </w:rPr>
+              <w:t>name}{/</w:t>
+            </w:r>
+            <w:r>
+              <w:rPr>
+                <w:rStyle w:val="11"/>
+                <w:sz w:val="18"/>
+                <w:szCs w:val="18"/>
+              </w:rPr>
+              <w:t>orderBillItems</w:t>
+            </w:r>
+            <w:r>
+              <w:rPr>
+                <w:rStyle w:val="11"/>
                 <w:rFonts w:hint="eastAsia"/>
                 <w:sz w:val="18"/>
                 <w:szCs w:val="18"/>
               </w:rPr>
               <w:t>}</w:t>
             </w:r>
-            <w:r>
-              <w:rPr>
-                <w:rStyle w:val="10"/>
-                <w:rFonts w:hint="eastAsia"/>
-                <w:sz w:val="18"/>
-                <w:szCs w:val="18"/>
-              </w:rPr>
-              <w:t>{</w:t>
-            </w:r>
-            <w:r>
-              <w:rPr>
-                <w:rStyle w:val="10"/>
-                <w:sz w:val="18"/>
-                <w:szCs w:val="18"/>
-              </w:rPr>
-              <w:t>fee_type_</w:t>
-            </w:r>
-            <w:r>
-              <w:rPr>
-                <w:rStyle w:val="10"/>
-                <w:rFonts w:hint="eastAsia"/>
-                <w:sz w:val="18"/>
-                <w:szCs w:val="18"/>
-              </w:rPr>
-              <w:t>name}</w:t>
-            </w:r>
-            <w:r>
-              <w:rPr>
-                <w:rStyle w:val="10"/>
-                <w:rFonts w:hint="eastAsia"/>
-                <w:sz w:val="18"/>
-                <w:szCs w:val="18"/>
-              </w:rPr>
-              <w:t>{/</w:t>
-            </w:r>
-            <w:r>
-              <w:rPr>
-                <w:rStyle w:val="10"/>
-                <w:sz w:val="18"/>
-                <w:szCs w:val="18"/>
-              </w:rPr>
-              <w:t xml:space="preserve"> orderBillItems</w:t>
-            </w:r>
-            <w:r>
-              <w:rPr>
-                <w:rStyle w:val="10"/>
+          </w:p>
+        </w:tc>
+        <w:tc>
+          <w:tcPr>
+            <w:tcW w:w="1567" w:type="dxa"/>
+          </w:tcPr>
+          <w:p>
+            <w:pPr>
+              <w:rPr>
+                <w:rStyle w:val="11"/>
+                <w:sz w:val="18"/>
+                <w:szCs w:val="18"/>
+              </w:rPr>
+            </w:pPr>
+            <w:r>
+              <w:rPr>
+                <w:rStyle w:val="11"/>
+                <w:rFonts w:hint="eastAsia"/>
+                <w:sz w:val="18"/>
+                <w:szCs w:val="18"/>
+              </w:rPr>
+              <w:t>{#</w:t>
+            </w:r>
+            <w:r>
+              <w:rPr>
+                <w:rStyle w:val="11"/>
+                <w:sz w:val="18"/>
+                <w:szCs w:val="18"/>
+              </w:rPr>
+              <w:t>orderBillItems</w:t>
+            </w:r>
+            <w:r>
+              <w:rPr>
+                <w:rStyle w:val="11"/>
+                <w:rFonts w:hint="eastAsia"/>
+                <w:sz w:val="18"/>
+                <w:szCs w:val="18"/>
+              </w:rPr>
+              <w:t>}{</w:t>
+            </w:r>
+            <w:r>
+              <w:rPr>
+                <w:rStyle w:val="11"/>
+                <w:sz w:val="18"/>
+                <w:szCs w:val="18"/>
+              </w:rPr>
+              <w:t>currency</w:t>
+            </w:r>
+            <w:r>
+              <w:rPr>
+                <w:rStyle w:val="11"/>
+                <w:rFonts w:hint="eastAsia"/>
+                <w:sz w:val="18"/>
+                <w:szCs w:val="18"/>
+              </w:rPr>
+              <w:t>_name}{/</w:t>
+            </w:r>
+            <w:r>
+              <w:rPr>
+                <w:rStyle w:val="11"/>
+                <w:sz w:val="18"/>
+                <w:szCs w:val="18"/>
+              </w:rPr>
+              <w:t>orderBillItems</w:t>
+            </w:r>
+            <w:r>
+              <w:rPr>
+                <w:rStyle w:val="11"/>
+                <w:rFonts w:hint="eastAsia"/>
+                <w:sz w:val="18"/>
+                <w:szCs w:val="18"/>
+              </w:rPr>
+              <w:t xml:space="preserve">}   </w:t>
+            </w:r>
+          </w:p>
+        </w:tc>
+        <w:tc>
+          <w:tcPr>
+            <w:tcW w:w="1287" w:type="dxa"/>
+          </w:tcPr>
+          <w:p>
+            <w:pPr>
+              <w:rPr>
+                <w:rStyle w:val="11"/>
+                <w:sz w:val="18"/>
+                <w:szCs w:val="18"/>
+              </w:rPr>
+            </w:pPr>
+            <w:r>
+              <w:rPr>
+                <w:rStyle w:val="11"/>
+                <w:rFonts w:hint="eastAsia"/>
+                <w:sz w:val="18"/>
+                <w:szCs w:val="18"/>
+              </w:rPr>
+              <w:t>{#</w:t>
+            </w:r>
+            <w:r>
+              <w:rPr>
+                <w:rStyle w:val="11"/>
+                <w:sz w:val="18"/>
+                <w:szCs w:val="18"/>
+              </w:rPr>
+              <w:t>orderBillItems</w:t>
+            </w:r>
+            <w:r>
+              <w:rPr>
+                <w:rStyle w:val="11"/>
+                <w:rFonts w:hint="eastAsia"/>
+                <w:sz w:val="18"/>
+                <w:szCs w:val="18"/>
+              </w:rPr>
+              <w:t>}{</w:t>
+            </w:r>
+            <w:r>
+              <w:rPr>
+                <w:rStyle w:val="11"/>
+                <w:sz w:val="18"/>
+                <w:szCs w:val="18"/>
+              </w:rPr>
+              <w:t>quantity</w:t>
+            </w:r>
+            <w:r>
+              <w:rPr>
+                <w:rStyle w:val="11"/>
+                <w:rFonts w:hint="eastAsia"/>
+                <w:sz w:val="18"/>
+                <w:szCs w:val="18"/>
+              </w:rPr>
+              <w:t>}{/</w:t>
+            </w:r>
+            <w:r>
+              <w:rPr>
+                <w:rStyle w:val="11"/>
+                <w:sz w:val="18"/>
+                <w:szCs w:val="18"/>
+              </w:rPr>
+              <w:t>orderBillItems</w:t>
+            </w:r>
+            <w:r>
+              <w:rPr>
+                <w:rStyle w:val="11"/>
                 <w:rFonts w:hint="eastAsia"/>
                 <w:sz w:val="18"/>
                 <w:szCs w:val="18"/>
@@ -1013,19 +1242,19 @@
         </w:tc>
         <w:tc>
           <w:tcPr>
-            <w:tcW w:w="1567" w:type="dxa"/>
-          </w:tcPr>
-          <w:p>
-            <w:pPr>
-              <w:rPr>
-                <w:rStyle w:val="10"/>
-                <w:sz w:val="18"/>
-                <w:szCs w:val="18"/>
-              </w:rPr>
-            </w:pPr>
-            <w:r>
-              <w:rPr>
-                <w:rStyle w:val="10"/>
+            <w:tcW w:w="1287" w:type="dxa"/>
+          </w:tcPr>
+          <w:p>
+            <w:pPr>
+              <w:rPr>
+                <w:rStyle w:val="11"/>
+                <w:sz w:val="18"/>
+                <w:szCs w:val="18"/>
+              </w:rPr>
+            </w:pPr>
+            <w:r>
+              <w:rPr>
+                <w:rStyle w:val="11"/>
                 <w:rFonts w:hint="eastAsia"/>
                 <w:sz w:val="18"/>
                 <w:szCs w:val="18"/>
@@ -1034,82 +1263,146 @@
             </w:r>
             <w:r>
               <w:rPr>
-                <w:rStyle w:val="10"/>
-                <w:sz w:val="18"/>
-                <w:szCs w:val="18"/>
-              </w:rPr>
-              <w:t xml:space="preserve"> orderBillItems</w:t>
-            </w:r>
-            <w:r>
-              <w:rPr>
-                <w:rStyle w:val="10"/>
+                <w:rStyle w:val="11"/>
+                <w:sz w:val="18"/>
+                <w:szCs w:val="18"/>
+              </w:rPr>
+              <w:t>orderBillItems</w:t>
+            </w:r>
+            <w:r>
+              <w:rPr>
+                <w:rStyle w:val="11"/>
+                <w:rFonts w:hint="eastAsia"/>
+                <w:sz w:val="18"/>
+                <w:szCs w:val="18"/>
+              </w:rPr>
+              <w:t>}{</w:t>
+            </w:r>
+            <w:r>
+              <w:rPr>
+                <w:rStyle w:val="11"/>
+                <w:sz w:val="18"/>
+                <w:szCs w:val="18"/>
+              </w:rPr>
+              <w:t>price</w:t>
+            </w:r>
+            <w:r>
+              <w:rPr>
+                <w:rStyle w:val="11"/>
+                <w:rFonts w:hint="eastAsia"/>
+                <w:sz w:val="18"/>
+                <w:szCs w:val="18"/>
+              </w:rPr>
+              <w:t>}{/</w:t>
+            </w:r>
+            <w:r>
+              <w:rPr>
+                <w:rStyle w:val="11"/>
+                <w:sz w:val="18"/>
+                <w:szCs w:val="18"/>
+              </w:rPr>
+              <w:t>orderBillItems</w:t>
+            </w:r>
+            <w:r>
+              <w:rPr>
+                <w:rStyle w:val="11"/>
                 <w:rFonts w:hint="eastAsia"/>
                 <w:sz w:val="18"/>
                 <w:szCs w:val="18"/>
               </w:rPr>
               <w:t>}</w:t>
             </w:r>
-            <w:r>
-              <w:rPr>
-                <w:rStyle w:val="10"/>
-                <w:rFonts w:hint="eastAsia"/>
-                <w:sz w:val="18"/>
-                <w:szCs w:val="18"/>
-              </w:rPr>
-              <w:t>{</w:t>
-            </w:r>
-            <w:r>
-              <w:rPr>
-                <w:rStyle w:val="10"/>
-                <w:sz w:val="18"/>
-                <w:szCs w:val="18"/>
-              </w:rPr>
-              <w:t>currency</w:t>
-            </w:r>
-            <w:r>
-              <w:rPr>
-                <w:rStyle w:val="10"/>
-                <w:rFonts w:hint="eastAsia"/>
-                <w:sz w:val="18"/>
-                <w:szCs w:val="18"/>
-              </w:rPr>
-              <w:t>_name}</w:t>
-            </w:r>
-            <w:r>
-              <w:rPr>
-                <w:rStyle w:val="10"/>
-                <w:rFonts w:hint="eastAsia"/>
-                <w:sz w:val="18"/>
-                <w:szCs w:val="18"/>
-              </w:rPr>
-              <w:t>{/</w:t>
-            </w:r>
-            <w:r>
-              <w:rPr>
-                <w:rStyle w:val="10"/>
-                <w:sz w:val="18"/>
-                <w:szCs w:val="18"/>
-              </w:rPr>
-              <w:t xml:space="preserve"> orderBillItems</w:t>
-            </w:r>
-            <w:r>
-              <w:rPr>
-                <w:rStyle w:val="10"/>
+          </w:p>
+        </w:tc>
+        <w:tc>
+          <w:tcPr>
+            <w:tcW w:w="1287" w:type="dxa"/>
+          </w:tcPr>
+          <w:p>
+            <w:pPr>
+              <w:rPr>
+                <w:rStyle w:val="11"/>
+                <w:sz w:val="18"/>
+                <w:szCs w:val="18"/>
+              </w:rPr>
+            </w:pPr>
+            <w:r>
+              <w:rPr>
+                <w:rStyle w:val="11"/>
+                <w:rFonts w:hint="eastAsia"/>
+                <w:sz w:val="18"/>
+                <w:szCs w:val="18"/>
+              </w:rPr>
+              <w:t>{#</w:t>
+            </w:r>
+            <w:r>
+              <w:rPr>
+                <w:rStyle w:val="11"/>
+                <w:sz w:val="18"/>
+                <w:szCs w:val="18"/>
+              </w:rPr>
+              <w:t>orderBillItems</w:t>
+            </w:r>
+            <w:r>
+              <w:rPr>
+                <w:rStyle w:val="11"/>
+                <w:rFonts w:hint="eastAsia"/>
+                <w:sz w:val="18"/>
+                <w:szCs w:val="18"/>
+              </w:rPr>
+              <w:t>}{</w:t>
+            </w:r>
+            <w:r>
+              <w:rPr>
+                <w:rStyle w:val="11"/>
+                <w:sz w:val="18"/>
+                <w:szCs w:val="18"/>
+              </w:rPr>
+              <w:t>quantity</w:t>
+            </w:r>
+            <w:r>
+              <w:rPr>
+                <w:rStyle w:val="11"/>
+                <w:rFonts w:hint="eastAsia"/>
+                <w:sz w:val="18"/>
+                <w:szCs w:val="18"/>
+              </w:rPr>
+              <w:t xml:space="preserve"> *</w:t>
+            </w:r>
+            <w:r>
+              <w:rPr>
+                <w:rStyle w:val="11"/>
+                <w:sz w:val="18"/>
+                <w:szCs w:val="18"/>
+              </w:rPr>
+              <w:t xml:space="preserve"> price</w:t>
+            </w:r>
+            <w:r>
+              <w:rPr>
+                <w:rStyle w:val="11"/>
+                <w:rFonts w:hint="eastAsia"/>
+                <w:sz w:val="18"/>
+                <w:szCs w:val="18"/>
+              </w:rPr>
+              <w:t>}{/</w:t>
+            </w:r>
+            <w:r>
+              <w:rPr>
+                <w:rStyle w:val="11"/>
+                <w:sz w:val="18"/>
+                <w:szCs w:val="18"/>
+              </w:rPr>
+              <w:t>orderBillItems</w:t>
+            </w:r>
+            <w:r>
+              <w:rPr>
+                <w:rStyle w:val="11"/>
                 <w:rFonts w:hint="eastAsia"/>
                 <w:sz w:val="18"/>
                 <w:szCs w:val="18"/>
               </w:rPr>
               <w:t>}</w:t>
             </w:r>
-            <w:r>
-              <w:rPr>
-                <w:rStyle w:val="10"/>
-                <w:rFonts w:hint="eastAsia"/>
-                <w:sz w:val="18"/>
-                <w:szCs w:val="18"/>
-              </w:rPr>
-              <w:t xml:space="preserve">   </w:t>
-            </w:r>
           </w:p>
         </w:tc>
         <w:tc>
@@ -1119,14 +1412,14 @@
           <w:p>
             <w:pPr>
               <w:rPr>
-                <w:rStyle w:val="10"/>
-                <w:sz w:val="18"/>
-                <w:szCs w:val="18"/>
-              </w:rPr>
-            </w:pPr>
-            <w:r>
-              <w:rPr>
-                <w:rStyle w:val="10"/>
+                <w:rStyle w:val="11"/>
+                <w:sz w:val="18"/>
+                <w:szCs w:val="18"/>
+              </w:rPr>
+            </w:pPr>
+            <w:r>
+              <w:rPr>
+                <w:rStyle w:val="11"/>
                 <w:rFonts w:hint="eastAsia"/>
                 <w:sz w:val="18"/>
                 <w:szCs w:val="18"/>
@@ -1135,343 +1428,32 @@
             </w:r>
             <w:r>
               <w:rPr>
-                <w:rStyle w:val="10"/>
-                <w:sz w:val="18"/>
-                <w:szCs w:val="18"/>
-              </w:rPr>
-              <w:t xml:space="preserve"> orderBillItems</w:t>
-            </w:r>
-            <w:r>
-              <w:rPr>
-                <w:rStyle w:val="10"/>
-                <w:rFonts w:hint="eastAsia"/>
-                <w:sz w:val="18"/>
-                <w:szCs w:val="18"/>
-              </w:rPr>
-              <w:t>}</w:t>
-            </w:r>
-            <w:r>
-              <w:rPr>
-                <w:rStyle w:val="10"/>
-                <w:rFonts w:hint="eastAsia"/>
-                <w:sz w:val="18"/>
-                <w:szCs w:val="18"/>
-              </w:rPr>
-              <w:t>{</w:t>
-            </w:r>
-            <w:r>
-              <w:rPr>
-                <w:rStyle w:val="10"/>
-                <w:sz w:val="18"/>
-                <w:szCs w:val="18"/>
-              </w:rPr>
-              <w:t>quantity</w:t>
-            </w:r>
-            <w:r>
-              <w:rPr>
-                <w:rStyle w:val="10"/>
-                <w:rFonts w:hint="eastAsia"/>
-                <w:sz w:val="18"/>
-                <w:szCs w:val="18"/>
-              </w:rPr>
-              <w:t>}</w:t>
-            </w:r>
-            <w:r>
-              <w:rPr>
-                <w:rStyle w:val="10"/>
-                <w:rFonts w:hint="eastAsia"/>
-                <w:sz w:val="18"/>
-                <w:szCs w:val="18"/>
-              </w:rPr>
-              <w:t>{/</w:t>
-            </w:r>
-            <w:r>
-              <w:rPr>
-                <w:rStyle w:val="10"/>
-                <w:sz w:val="18"/>
-                <w:szCs w:val="18"/>
-              </w:rPr>
-              <w:t xml:space="preserve"> orderBillItems</w:t>
-            </w:r>
-            <w:r>
-              <w:rPr>
-                <w:rStyle w:val="10"/>
-                <w:rFonts w:hint="eastAsia"/>
-                <w:sz w:val="18"/>
-                <w:szCs w:val="18"/>
-              </w:rPr>
-              <w:t>}</w:t>
-            </w:r>
-          </w:p>
-        </w:tc>
-        <w:tc>
-          <w:tcPr>
-            <w:tcW w:w="1287" w:type="dxa"/>
-          </w:tcPr>
-          <w:p>
-            <w:pPr>
-              <w:rPr>
-                <w:rStyle w:val="10"/>
-                <w:sz w:val="18"/>
-                <w:szCs w:val="18"/>
-              </w:rPr>
-            </w:pPr>
-            <w:r>
-              <w:rPr>
-                <w:rStyle w:val="10"/>
-                <w:rFonts w:hint="eastAsia"/>
-                <w:sz w:val="18"/>
-                <w:szCs w:val="18"/>
-              </w:rPr>
-              <w:t>{#</w:t>
-            </w:r>
-            <w:r>
-              <w:rPr>
-                <w:rStyle w:val="10"/>
-                <w:sz w:val="18"/>
-                <w:szCs w:val="18"/>
-              </w:rPr>
-              <w:t xml:space="preserve"> orderBillItems</w:t>
-            </w:r>
-            <w:r>
-              <w:rPr>
-                <w:rStyle w:val="10"/>
-                <w:rFonts w:hint="eastAsia"/>
-                <w:sz w:val="18"/>
-                <w:szCs w:val="18"/>
-              </w:rPr>
-              <w:t>}</w:t>
-            </w:r>
-            <w:r>
-              <w:rPr>
-                <w:rStyle w:val="10"/>
-                <w:rFonts w:hint="eastAsia"/>
-                <w:sz w:val="18"/>
-                <w:szCs w:val="18"/>
-              </w:rPr>
-              <w:t>{</w:t>
-            </w:r>
-            <w:r>
-              <w:rPr>
-                <w:rStyle w:val="10"/>
-                <w:sz w:val="18"/>
-                <w:szCs w:val="18"/>
-              </w:rPr>
-              <w:t>price</w:t>
-            </w:r>
-            <w:r>
-              <w:rPr>
-                <w:rStyle w:val="10"/>
-                <w:rFonts w:hint="eastAsia"/>
-                <w:sz w:val="18"/>
-                <w:szCs w:val="18"/>
-              </w:rPr>
-              <w:t>}</w:t>
-            </w:r>
-            <w:r>
-              <w:rPr>
-                <w:rStyle w:val="10"/>
-                <w:rFonts w:hint="eastAsia"/>
-                <w:sz w:val="18"/>
-                <w:szCs w:val="18"/>
-              </w:rPr>
-              <w:t>{/</w:t>
-            </w:r>
-            <w:r>
-              <w:rPr>
-                <w:rStyle w:val="10"/>
-                <w:sz w:val="18"/>
-                <w:szCs w:val="18"/>
-              </w:rPr>
-              <w:t xml:space="preserve"> orderBillItems</w:t>
-            </w:r>
-            <w:r>
-              <w:rPr>
-                <w:rStyle w:val="10"/>
-                <w:rFonts w:hint="eastAsia"/>
-                <w:sz w:val="18"/>
-                <w:szCs w:val="18"/>
-              </w:rPr>
-              <w:t>}</w:t>
-            </w:r>
-          </w:p>
-        </w:tc>
-        <w:tc>
-          <w:tcPr>
-            <w:tcW w:w="1287" w:type="dxa"/>
-          </w:tcPr>
-          <w:p>
-            <w:pPr>
-              <w:rPr>
-                <w:rStyle w:val="10"/>
-                <w:sz w:val="18"/>
-                <w:szCs w:val="18"/>
-              </w:rPr>
-            </w:pPr>
-            <w:r>
-              <w:rPr>
-                <w:rStyle w:val="10"/>
-                <w:rFonts w:hint="eastAsia"/>
-                <w:sz w:val="18"/>
-                <w:szCs w:val="18"/>
-              </w:rPr>
-              <w:t>{#</w:t>
-            </w:r>
-            <w:r>
-              <w:rPr>
-                <w:rStyle w:val="10"/>
-                <w:sz w:val="18"/>
-                <w:szCs w:val="18"/>
-              </w:rPr>
-              <w:t xml:space="preserve"> orderBillItems</w:t>
-            </w:r>
-            <w:r>
-              <w:rPr>
-                <w:rStyle w:val="10"/>
-                <w:rFonts w:hint="eastAsia"/>
-                <w:sz w:val="18"/>
-                <w:szCs w:val="18"/>
-              </w:rPr>
-              <w:t>}</w:t>
-            </w:r>
-            <w:r>
-              <w:rPr>
-                <w:rStyle w:val="10"/>
-                <w:rFonts w:hint="eastAsia"/>
-                <w:sz w:val="18"/>
-                <w:szCs w:val="18"/>
-              </w:rPr>
-              <w:t>{</w:t>
-            </w:r>
-            <w:r>
-              <w:rPr>
-                <w:rStyle w:val="10"/>
-                <w:sz w:val="18"/>
-                <w:szCs w:val="18"/>
-              </w:rPr>
-              <w:t>quantity</w:t>
-            </w:r>
-            <w:r>
-              <w:rPr>
-                <w:rStyle w:val="10"/>
-                <w:rFonts w:hint="eastAsia"/>
-                <w:sz w:val="18"/>
-                <w:szCs w:val="18"/>
-              </w:rPr>
-              <w:t xml:space="preserve"> *</w:t>
-            </w:r>
-            <w:r>
-              <w:rPr>
-                <w:rStyle w:val="10"/>
-                <w:sz w:val="18"/>
-                <w:szCs w:val="18"/>
-              </w:rPr>
-              <w:t xml:space="preserve"> price</w:t>
-            </w:r>
-            <w:r>
-              <w:rPr>
-                <w:rStyle w:val="10"/>
-                <w:rFonts w:hint="eastAsia"/>
-                <w:sz w:val="18"/>
-                <w:szCs w:val="18"/>
-              </w:rPr>
-              <w:t>}</w:t>
-            </w:r>
-            <w:r>
-              <w:rPr>
-                <w:rStyle w:val="10"/>
-                <w:rFonts w:hint="eastAsia"/>
-                <w:sz w:val="18"/>
-                <w:szCs w:val="18"/>
-              </w:rPr>
-              <w:t>{/</w:t>
-            </w:r>
-            <w:r>
-              <w:rPr>
-                <w:rStyle w:val="10"/>
-                <w:sz w:val="18"/>
-                <w:szCs w:val="18"/>
-              </w:rPr>
-              <w:t xml:space="preserve"> orderBillItems</w:t>
-            </w:r>
-            <w:r>
-              <w:rPr>
-                <w:rStyle w:val="10"/>
-                <w:rFonts w:hint="eastAsia"/>
-                <w:sz w:val="18"/>
-                <w:szCs w:val="18"/>
-              </w:rPr>
-              <w:t>}</w:t>
-            </w:r>
-          </w:p>
-        </w:tc>
-        <w:tc>
-          <w:tcPr>
-            <w:tcW w:w="1287" w:type="dxa"/>
-          </w:tcPr>
-          <w:p>
-            <w:pPr>
-              <w:rPr>
-                <w:rStyle w:val="10"/>
-                <w:sz w:val="18"/>
-                <w:szCs w:val="18"/>
-              </w:rPr>
-            </w:pPr>
-            <w:r>
-              <w:rPr>
-                <w:rStyle w:val="10"/>
-                <w:rFonts w:hint="eastAsia"/>
-                <w:sz w:val="18"/>
-                <w:szCs w:val="18"/>
-              </w:rPr>
-              <w:t>{#</w:t>
-            </w:r>
-            <w:r>
-              <w:rPr>
-                <w:rStyle w:val="10"/>
-                <w:sz w:val="18"/>
-                <w:szCs w:val="18"/>
-              </w:rPr>
-              <w:t xml:space="preserve"> orderBillItems</w:t>
-            </w:r>
-            <w:r>
-              <w:rPr>
-                <w:rStyle w:val="10"/>
-                <w:rFonts w:hint="eastAsia"/>
-                <w:sz w:val="18"/>
-                <w:szCs w:val="18"/>
-              </w:rPr>
-              <w:t>}</w:t>
-            </w:r>
-            <w:r>
-              <w:rPr>
-                <w:rStyle w:val="10"/>
-                <w:rFonts w:hint="eastAsia"/>
-                <w:sz w:val="18"/>
-                <w:szCs w:val="18"/>
-              </w:rPr>
-              <w:t>{remark}</w:t>
-            </w:r>
-            <w:r>
-              <w:rPr>
-                <w:rStyle w:val="10"/>
-                <w:rFonts w:hint="eastAsia"/>
-                <w:sz w:val="18"/>
-                <w:szCs w:val="18"/>
-              </w:rPr>
-              <w:t>{/</w:t>
-            </w:r>
-            <w:r>
-              <w:rPr>
-                <w:rStyle w:val="10"/>
-                <w:sz w:val="18"/>
-                <w:szCs w:val="18"/>
-              </w:rPr>
-              <w:t xml:space="preserve"> orderBillItems</w:t>
-            </w:r>
-            <w:r>
-              <w:rPr>
-                <w:rStyle w:val="10"/>
+                <w:rStyle w:val="11"/>
+                <w:sz w:val="18"/>
+                <w:szCs w:val="18"/>
+              </w:rPr>
+              <w:t>orderBillItems</w:t>
+            </w:r>
+            <w:r>
+              <w:rPr>
+                <w:rStyle w:val="11"/>
+                <w:rFonts w:hint="eastAsia"/>
+                <w:sz w:val="18"/>
+                <w:szCs w:val="18"/>
+              </w:rPr>
+              <w:t>}{remark}{/</w:t>
+            </w:r>
+            <w:r>
+              <w:rPr>
+                <w:rStyle w:val="11"/>
+                <w:sz w:val="18"/>
+                <w:szCs w:val="18"/>
+              </w:rPr>
+              <w:t>orderBillItems</w:t>
+            </w:r>
+            <w:r>
+              <w:rPr>
+                <w:rStyle w:val="11"/>
                 <w:rFonts w:hint="eastAsia"/>
                 <w:sz w:val="18"/>
                 <w:szCs w:val="18"/>
@@ -1485,17 +1467,17 @@
     <w:p>
       <w:pPr>
         <w:pBdr>
-          <w:bottom w:val="single" w:sz="4" w:space="0" w:color="auto"/>
+          <w:bottom w:val="single" w:color="auto" w:sz="4" w:space="0"/>
         </w:pBdr>
         <w:rPr>
-          <w:rStyle w:val="10"/>
+          <w:rStyle w:val="11"/>
           <w:sz w:val="18"/>
           <w:szCs w:val="18"/>
         </w:rPr>
       </w:pPr>
       <w:r>
         <w:rPr>
-          <w:rStyle w:val="10"/>
+          <w:rStyle w:val="11"/>
           <w:rFonts w:hint="eastAsia"/>
           <w:sz w:val="18"/>
           <w:szCs w:val="18"/>
@@ -1506,17 +1488,17 @@
     <w:p>
       <w:pPr>
         <w:pBdr>
-          <w:bottom w:val="single" w:sz="4" w:space="0" w:color="auto"/>
+          <w:bottom w:val="single" w:color="auto" w:sz="4" w:space="0"/>
         </w:pBdr>
         <w:rPr>
-          <w:rStyle w:val="10"/>
+          <w:rStyle w:val="11"/>
           <w:sz w:val="18"/>
           <w:szCs w:val="18"/>
         </w:rPr>
       </w:pPr>
       <w:r>
         <w:rPr>
-          <w:rStyle w:val="10"/>
+          <w:rStyle w:val="11"/>
           <w:rFonts w:hint="eastAsia"/>
           <w:sz w:val="18"/>
           <w:szCs w:val="18"/>
@@ -1527,37 +1509,19 @@
     <w:p>
       <w:pPr>
         <w:rPr>
-          <w:rStyle w:val="10"/>
+          <w:rStyle w:val="11"/>
           <w:sz w:val="18"/>
           <w:szCs w:val="18"/>
         </w:rPr>
       </w:pPr>
       <w:r>
         <w:rPr>
-          <w:rStyle w:val="10"/>
+          <w:rStyle w:val="11"/>
           <w:rFonts w:hint="eastAsia"/>
           <w:sz w:val="18"/>
           <w:szCs w:val="18"/>
         </w:rPr>
-        <w:t xml:space="preserve">                                                   </w:t>
-      </w:r>
-      <w:r>
-        <w:rPr>
-          <w:rStyle w:val="10"/>
-          <w:rFonts w:hint="eastAsia"/>
-          <w:sz w:val="18"/>
-          <w:szCs w:val="18"/>
-        </w:rPr>
-        <w:t xml:space="preserve">    </w:t>
-      </w:r>
-      <w:r>
-        <w:rPr>
-          <w:rStyle w:val="10"/>
-          <w:rFonts w:hint="eastAsia"/>
-          <w:sz w:val="18"/>
-          <w:szCs w:val="18"/>
-        </w:rPr>
-        <w:t xml:space="preserve">TOTAL   CNY:  </w:t>
+        <w:t xml:space="preserve">                                                       TOTAL   CNY:  </w:t>
       </w:r>
       <w:r>
         <w:t xml:space="preserve"> </w:t>
@@ -1570,7 +1534,7 @@
       </w:r>
       <w:r>
         <w:rPr>
-          <w:rStyle w:val="10"/>
+          <w:rStyle w:val="11"/>
           <w:sz w:val="18"/>
           <w:szCs w:val="18"/>
         </w:rPr>
@@ -1578,38 +1542,36 @@
       </w:r>
       <w:r>
         <w:rPr>
-          <w:rStyle w:val="10"/>
+          <w:rStyle w:val="11"/>
           <w:rFonts w:hint="eastAsia"/>
           <w:sz w:val="18"/>
           <w:szCs w:val="18"/>
         </w:rPr>
-        <w:t>}</w:t>
-      </w:r>
-      <w:r>
-        <w:rPr>
-          <w:rStyle w:val="10"/>
-          <w:rFonts w:hint="eastAsia"/>
-          <w:sz w:val="18"/>
-          <w:szCs w:val="18"/>
-        </w:rPr>
-        <w:t xml:space="preserve"> </w:t>
+        <w:t xml:space="preserve">} </w:t>
       </w:r>
     </w:p>
     <w:tbl>
       <w:tblPr>
-        <w:tblStyle w:val="a6"/>
+        <w:tblStyle w:val="8"/>
         <w:tblpPr w:leftFromText="180" w:rightFromText="180" w:vertAnchor="text" w:horzAnchor="page" w:tblpX="1776" w:tblpY="111"/>
         <w:tblOverlap w:val="never"/>
         <w:tblW w:w="0" w:type="auto"/>
+        <w:tblInd w:w="0" w:type="dxa"/>
         <w:tblBorders>
-          <w:top w:val="none" w:sz="0" w:space="0" w:color="auto"/>
-          <w:left w:val="none" w:sz="0" w:space="0" w:color="auto"/>
-          <w:bottom w:val="none" w:sz="0" w:space="0" w:color="auto"/>
-          <w:right w:val="none" w:sz="0" w:space="0" w:color="auto"/>
-          <w:insideH w:val="none" w:sz="0" w:space="0" w:color="auto"/>
-          <w:insideV w:val="none" w:sz="0" w:space="0" w:color="auto"/>
+          <w:top w:val="none" w:color="auto" w:sz="0" w:space="0"/>
+          <w:left w:val="none" w:color="auto" w:sz="0" w:space="0"/>
+          <w:bottom w:val="none" w:color="auto" w:sz="0" w:space="0"/>
+          <w:right w:val="none" w:color="auto" w:sz="0" w:space="0"/>
+          <w:insideH w:val="none" w:color="auto" w:sz="0" w:space="0"/>
+          <w:insideV w:val="none" w:color="auto" w:sz="0" w:space="0"/>
         </w:tblBorders>
-        <w:tblLook w:val="04A0" w:firstRow="1" w:lastRow="0" w:firstColumn="1" w:lastColumn="0" w:noHBand="0" w:noVBand="1"/>
+        <w:tblLayout w:type="autofit"/>
+        <w:tblCellMar>
+          <w:top w:w="0" w:type="dxa"/>
+          <w:left w:w="108" w:type="dxa"/>
+          <w:bottom w:w="0" w:type="dxa"/>
+          <w:right w:w="108" w:type="dxa"/>
+        </w:tblCellMar>
       </w:tblPr>
       <w:tblGrid>
         <w:gridCol w:w="588"/>
@@ -1618,6 +1580,22 @@
         <w:gridCol w:w="2000"/>
       </w:tblGrid>
       <w:tr>
+        <w:tblPrEx>
+          <w:tblBorders>
+            <w:top w:val="none" w:color="auto" w:sz="0" w:space="0"/>
+            <w:left w:val="none" w:color="auto" w:sz="0" w:space="0"/>
+            <w:bottom w:val="none" w:color="auto" w:sz="0" w:space="0"/>
+            <w:right w:val="none" w:color="auto" w:sz="0" w:space="0"/>
+            <w:insideH w:val="none" w:color="auto" w:sz="0" w:space="0"/>
+            <w:insideV w:val="none" w:color="auto" w:sz="0" w:space="0"/>
+          </w:tblBorders>
+          <w:tblCellMar>
+            <w:top w:w="0" w:type="dxa"/>
+            <w:left w:w="108" w:type="dxa"/>
+            <w:bottom w:w="0" w:type="dxa"/>
+            <w:right w:w="108" w:type="dxa"/>
+          </w:tblCellMar>
+        </w:tblPrEx>
         <w:tc>
           <w:tcPr>
             <w:tcW w:w="588" w:type="dxa"/>
@@ -1625,7 +1603,7 @@
           <w:p>
             <w:pPr>
               <w:rPr>
-                <w:rStyle w:val="10"/>
+                <w:rStyle w:val="11"/>
                 <w:sz w:val="13"/>
                 <w:szCs w:val="13"/>
               </w:rPr>
@@ -1639,7 +1617,7 @@
           <w:p>
             <w:pPr>
               <w:rPr>
-                <w:rStyle w:val="10"/>
+                <w:rStyle w:val="11"/>
                 <w:sz w:val="13"/>
                 <w:szCs w:val="13"/>
               </w:rPr>
@@ -1653,7 +1631,7 @@
           <w:p>
             <w:pPr>
               <w:rPr>
-                <w:rStyle w:val="10"/>
+                <w:rStyle w:val="11"/>
                 <w:sz w:val="13"/>
                 <w:szCs w:val="13"/>
               </w:rPr>
@@ -1667,7 +1645,7 @@
           <w:p>
             <w:pPr>
               <w:rPr>
-                <w:rStyle w:val="10"/>
+                <w:rStyle w:val="11"/>
                 <w:sz w:val="13"/>
                 <w:szCs w:val="13"/>
               </w:rPr>
@@ -1679,62 +1657,29 @@
     <w:p>
       <w:pPr>
         <w:rPr>
-          <w:rStyle w:val="10"/>
+          <w:rStyle w:val="11"/>
           <w:sz w:val="18"/>
           <w:szCs w:val="18"/>
         </w:rPr>
       </w:pPr>
       <w:r>
         <w:rPr>
-          <w:rStyle w:val="10"/>
+          <w:rStyle w:val="11"/>
           <w:rFonts w:hint="eastAsia"/>
           <w:sz w:val="18"/>
           <w:szCs w:val="18"/>
         </w:rPr>
-        <w:t xml:space="preserve">  </w:t>
-      </w:r>
-      <w:r>
-        <w:rPr>
-          <w:rStyle w:val="10"/>
-          <w:rFonts w:hint="eastAsia"/>
-          <w:sz w:val="18"/>
-          <w:szCs w:val="18"/>
-        </w:rPr>
-        <w:t xml:space="preserve">  </w:t>
-      </w:r>
-      <w:r>
-        <w:rPr>
-          <w:rStyle w:val="10"/>
-          <w:rFonts w:hint="eastAsia"/>
-          <w:sz w:val="18"/>
-          <w:szCs w:val="18"/>
-        </w:rPr>
-        <w:t xml:space="preserve">   </w:t>
-      </w:r>
-      <w:r>
-        <w:rPr>
-          <w:rStyle w:val="10"/>
-          <w:rFonts w:hint="eastAsia"/>
-          <w:sz w:val="18"/>
-          <w:szCs w:val="18"/>
-        </w:rPr>
-        <w:t xml:space="preserve">USD:  </w:t>
+        <w:t xml:space="preserve">       USD:  </w:t>
       </w:r>
       <w:r>
         <w:rPr>
           <w:rFonts w:hint="eastAsia"/>
         </w:rPr>
-        <w:t xml:space="preserve"> </w:t>
+        <w:t xml:space="preserve"> {</w:t>
       </w:r>
       <w:r>
         <w:rPr>
-          <w:rFonts w:hint="eastAsia"/>
-        </w:rPr>
-        <w:t>{</w:t>
-      </w:r>
-      <w:r>
-        <w:rPr>
-          <w:rStyle w:val="10"/>
+          <w:rStyle w:val="11"/>
           <w:sz w:val="18"/>
           <w:szCs w:val="18"/>
         </w:rPr>
@@ -1742,39 +1687,61 @@
       </w:r>
       <w:r>
         <w:rPr>
-          <w:rStyle w:val="10"/>
+          <w:rStyle w:val="11"/>
           <w:rFonts w:hint="eastAsia"/>
           <w:sz w:val="18"/>
           <w:szCs w:val="18"/>
         </w:rPr>
-        <w:t>}</w:t>
-      </w:r>
-      <w:r>
-        <w:rPr>
-          <w:rStyle w:val="10"/>
-          <w:rFonts w:hint="eastAsia"/>
-          <w:sz w:val="18"/>
-          <w:szCs w:val="18"/>
-        </w:rPr>
-        <w:t xml:space="preserve"> </w:t>
+        <w:t xml:space="preserve">} </w:t>
       </w:r>
     </w:p>
     <w:tbl>
       <w:tblPr>
-        <w:tblStyle w:val="a6"/>
+        <w:tblStyle w:val="8"/>
         <w:tblpPr w:leftFromText="180" w:rightFromText="180" w:vertAnchor="text" w:horzAnchor="margin" w:tblpY="224"/>
         <w:tblW w:w="8246" w:type="dxa"/>
-        <w:tblLook w:val="04A0" w:firstRow="1" w:lastRow="0" w:firstColumn="1" w:lastColumn="0" w:noHBand="0" w:noVBand="1"/>
+        <w:tblInd w:w="0" w:type="dxa"/>
+        <w:tblBorders>
+          <w:top w:val="single" w:color="auto" w:sz="4" w:space="0"/>
+          <w:left w:val="single" w:color="auto" w:sz="4" w:space="0"/>
+          <w:bottom w:val="single" w:color="auto" w:sz="4" w:space="0"/>
+          <w:right w:val="single" w:color="auto" w:sz="4" w:space="0"/>
+          <w:insideH w:val="single" w:color="auto" w:sz="4" w:space="0"/>
+          <w:insideV w:val="single" w:color="auto" w:sz="4" w:space="0"/>
+        </w:tblBorders>
+        <w:tblLayout w:type="autofit"/>
+        <w:tblCellMar>
+          <w:top w:w="0" w:type="dxa"/>
+          <w:left w:w="108" w:type="dxa"/>
+          <w:bottom w:w="0" w:type="dxa"/>
+          <w:right w:w="108" w:type="dxa"/>
+        </w:tblCellMar>
       </w:tblPr>
       <w:tblGrid>
-        <w:gridCol w:w="1871"/>
-        <w:gridCol w:w="1705"/>
-        <w:gridCol w:w="2822"/>
-        <w:gridCol w:w="1898"/>
+        <w:gridCol w:w="2006"/>
+        <w:gridCol w:w="1903"/>
+        <w:gridCol w:w="2591"/>
+        <w:gridCol w:w="2022"/>
       </w:tblGrid>
       <w:tr>
+        <w:tblPrEx>
+          <w:tblBorders>
+            <w:top w:val="single" w:color="auto" w:sz="4" w:space="0"/>
+            <w:left w:val="single" w:color="auto" w:sz="4" w:space="0"/>
+            <w:bottom w:val="single" w:color="auto" w:sz="4" w:space="0"/>
+            <w:right w:val="single" w:color="auto" w:sz="4" w:space="0"/>
+            <w:insideH w:val="single" w:color="auto" w:sz="4" w:space="0"/>
+            <w:insideV w:val="single" w:color="auto" w:sz="4" w:space="0"/>
+          </w:tblBorders>
+          <w:tblCellMar>
+            <w:top w:w="0" w:type="dxa"/>
+            <w:left w:w="108" w:type="dxa"/>
+            <w:bottom w:w="0" w:type="dxa"/>
+            <w:right w:w="108" w:type="dxa"/>
+          </w:tblCellMar>
+        </w:tblPrEx>
         <w:trPr>
-          <w:trHeight w:val="662"/>
+          <w:trHeight w:val="662" w:hRule="atLeast"/>
         </w:trPr>
         <w:tc>
           <w:tcPr>
@@ -1783,14 +1750,14 @@
           <w:p>
             <w:pPr>
               <w:rPr>
-                <w:rStyle w:val="10"/>
-                <w:sz w:val="18"/>
-                <w:szCs w:val="18"/>
-              </w:rPr>
-            </w:pPr>
-            <w:r>
-              <w:rPr>
-                <w:rStyle w:val="10"/>
+                <w:rStyle w:val="11"/>
+                <w:sz w:val="18"/>
+                <w:szCs w:val="18"/>
+              </w:rPr>
+            </w:pPr>
+            <w:r>
+              <w:rPr>
+                <w:rStyle w:val="11"/>
                 <w:rFonts w:hint="eastAsia"/>
                 <w:sz w:val="13"/>
                 <w:szCs w:val="13"/>
@@ -1806,14 +1773,14 @@
           <w:p>
             <w:pPr>
               <w:rPr>
-                <w:rStyle w:val="10"/>
-                <w:sz w:val="18"/>
-                <w:szCs w:val="18"/>
-              </w:rPr>
-            </w:pPr>
-            <w:r>
-              <w:rPr>
-                <w:rStyle w:val="10"/>
+                <w:rStyle w:val="11"/>
+                <w:sz w:val="18"/>
+                <w:szCs w:val="18"/>
+              </w:rPr>
+            </w:pPr>
+            <w:r>
+              <w:rPr>
+                <w:rStyle w:val="11"/>
                 <w:rFonts w:hint="eastAsia"/>
                 <w:sz w:val="13"/>
                 <w:szCs w:val="13"/>
@@ -1829,14 +1796,14 @@
           <w:p>
             <w:pPr>
               <w:rPr>
-                <w:rStyle w:val="10"/>
-                <w:sz w:val="18"/>
-                <w:szCs w:val="18"/>
-              </w:rPr>
-            </w:pPr>
-            <w:r>
-              <w:rPr>
-                <w:rStyle w:val="10"/>
+                <w:rStyle w:val="11"/>
+                <w:sz w:val="18"/>
+                <w:szCs w:val="18"/>
+              </w:rPr>
+            </w:pPr>
+            <w:r>
+              <w:rPr>
+                <w:rStyle w:val="11"/>
                 <w:rFonts w:hint="eastAsia"/>
                 <w:sz w:val="13"/>
                 <w:szCs w:val="13"/>
@@ -1852,14 +1819,14 @@
           <w:p>
             <w:pPr>
               <w:rPr>
-                <w:rStyle w:val="10"/>
-                <w:sz w:val="18"/>
-                <w:szCs w:val="18"/>
-              </w:rPr>
-            </w:pPr>
-            <w:r>
-              <w:rPr>
-                <w:rStyle w:val="10"/>
+                <w:rStyle w:val="11"/>
+                <w:sz w:val="18"/>
+                <w:szCs w:val="18"/>
+              </w:rPr>
+            </w:pPr>
+            <w:r>
+              <w:rPr>
+                <w:rStyle w:val="11"/>
                 <w:rFonts w:hint="eastAsia"/>
                 <w:sz w:val="13"/>
                 <w:szCs w:val="13"/>
@@ -1870,8 +1837,24 @@
         </w:tc>
       </w:tr>
       <w:tr>
+        <w:tblPrEx>
+          <w:tblBorders>
+            <w:top w:val="single" w:color="auto" w:sz="4" w:space="0"/>
+            <w:left w:val="single" w:color="auto" w:sz="4" w:space="0"/>
+            <w:bottom w:val="single" w:color="auto" w:sz="4" w:space="0"/>
+            <w:right w:val="single" w:color="auto" w:sz="4" w:space="0"/>
+            <w:insideH w:val="single" w:color="auto" w:sz="4" w:space="0"/>
+            <w:insideV w:val="single" w:color="auto" w:sz="4" w:space="0"/>
+          </w:tblBorders>
+          <w:tblCellMar>
+            <w:top w:w="0" w:type="dxa"/>
+            <w:left w:w="108" w:type="dxa"/>
+            <w:bottom w:w="0" w:type="dxa"/>
+            <w:right w:w="108" w:type="dxa"/>
+          </w:tblCellMar>
+        </w:tblPrEx>
         <w:trPr>
-          <w:trHeight w:val="662"/>
+          <w:trHeight w:val="662" w:hRule="atLeast"/>
         </w:trPr>
         <w:tc>
           <w:tcPr>
@@ -1880,31 +1863,31 @@
           <w:p>
             <w:pPr>
               <w:rPr>
-                <w:rStyle w:val="10"/>
+                <w:rStyle w:val="11"/>
                 <w:sz w:val="13"/>
                 <w:szCs w:val="13"/>
               </w:rPr>
             </w:pPr>
             <w:r>
               <w:rPr>
-                <w:rStyle w:val="10"/>
+                <w:rStyle w:val="11"/>
                 <w:rFonts w:hint="eastAsia"/>
                 <w:sz w:val="13"/>
                 <w:szCs w:val="13"/>
               </w:rPr>
-              <w:t xml:space="preserve">{# </w:t>
-            </w:r>
-            <w:r>
-              <w:rPr>
-                <w:rStyle w:val="10"/>
-                <w:sz w:val="18"/>
-                <w:szCs w:val="18"/>
-              </w:rPr>
-              <w:t xml:space="preserve"> orderBillContainers</w:t>
-            </w:r>
-            <w:r>
-              <w:rPr>
-                <w:rStyle w:val="10"/>
+              <w:t>{#</w:t>
+            </w:r>
+            <w:r>
+              <w:rPr>
+                <w:rStyle w:val="11"/>
+                <w:sz w:val="18"/>
+                <w:szCs w:val="18"/>
+              </w:rPr>
+              <w:t>orderBillContainers</w:t>
+            </w:r>
+            <w:r>
+              <w:rPr>
+                <w:rStyle w:val="11"/>
                 <w:rFonts w:hint="eastAsia"/>
                 <w:sz w:val="13"/>
                 <w:szCs w:val="13"/>
@@ -1913,7 +1896,7 @@
             </w:r>
             <w:r>
               <w:rPr>
-                <w:rStyle w:val="10"/>
+                <w:rStyle w:val="11"/>
                 <w:rFonts w:hint="eastAsia"/>
                 <w:sz w:val="18"/>
                 <w:szCs w:val="18"/>
@@ -1922,24 +1905,24 @@
             </w:r>
             <w:r>
               <w:rPr>
-                <w:rStyle w:val="10"/>
+                <w:rStyle w:val="11"/>
                 <w:rFonts w:hint="eastAsia"/>
                 <w:sz w:val="13"/>
                 <w:szCs w:val="13"/>
               </w:rPr>
-              <w:t xml:space="preserve">{/ </w:t>
-            </w:r>
-            <w:r>
-              <w:rPr>
-                <w:rStyle w:val="10"/>
-                <w:sz w:val="18"/>
-                <w:szCs w:val="18"/>
-              </w:rPr>
-              <w:t xml:space="preserve"> orderBillContainers</w:t>
-            </w:r>
-            <w:r>
-              <w:rPr>
-                <w:rStyle w:val="10"/>
+              <w:t>{/</w:t>
+            </w:r>
+            <w:r>
+              <w:rPr>
+                <w:rStyle w:val="11"/>
+                <w:sz w:val="18"/>
+                <w:szCs w:val="18"/>
+              </w:rPr>
+              <w:t>orderBillContainers</w:t>
+            </w:r>
+            <w:r>
+              <w:rPr>
+                <w:rStyle w:val="11"/>
                 <w:rFonts w:hint="eastAsia"/>
                 <w:sz w:val="13"/>
                 <w:szCs w:val="13"/>
@@ -1955,31 +1938,31 @@
           <w:p>
             <w:pPr>
               <w:rPr>
-                <w:rStyle w:val="10"/>
+                <w:rStyle w:val="11"/>
                 <w:sz w:val="13"/>
                 <w:szCs w:val="13"/>
               </w:rPr>
             </w:pPr>
             <w:r>
               <w:rPr>
-                <w:rStyle w:val="10"/>
+                <w:rStyle w:val="11"/>
                 <w:rFonts w:hint="eastAsia"/>
                 <w:sz w:val="13"/>
                 <w:szCs w:val="13"/>
               </w:rPr>
-              <w:t xml:space="preserve">{# </w:t>
-            </w:r>
-            <w:r>
-              <w:rPr>
-                <w:rStyle w:val="10"/>
-                <w:sz w:val="18"/>
-                <w:szCs w:val="18"/>
-              </w:rPr>
-              <w:t xml:space="preserve"> orderBillContainers</w:t>
-            </w:r>
-            <w:r>
-              <w:rPr>
-                <w:rStyle w:val="10"/>
+              <w:t>{#</w:t>
+            </w:r>
+            <w:r>
+              <w:rPr>
+                <w:rStyle w:val="11"/>
+                <w:sz w:val="18"/>
+                <w:szCs w:val="18"/>
+              </w:rPr>
+              <w:t>orderBillContainers</w:t>
+            </w:r>
+            <w:r>
+              <w:rPr>
+                <w:rStyle w:val="11"/>
                 <w:rFonts w:hint="eastAsia"/>
                 <w:sz w:val="13"/>
                 <w:szCs w:val="13"/>
@@ -1988,7 +1971,7 @@
             </w:r>
             <w:r>
               <w:rPr>
-                <w:rStyle w:val="10"/>
+                <w:rStyle w:val="11"/>
                 <w:rFonts w:hint="eastAsia"/>
                 <w:sz w:val="18"/>
                 <w:szCs w:val="18"/>
@@ -1997,7 +1980,7 @@
             </w:r>
             <w:r>
               <w:rPr>
-                <w:rStyle w:val="10"/>
+                <w:rStyle w:val="11"/>
                 <w:sz w:val="18"/>
                 <w:szCs w:val="18"/>
               </w:rPr>
@@ -2005,7 +1988,7 @@
             </w:r>
             <w:r>
               <w:rPr>
-                <w:rStyle w:val="10"/>
+                <w:rStyle w:val="11"/>
                 <w:rFonts w:hint="eastAsia"/>
                 <w:sz w:val="18"/>
                 <w:szCs w:val="18"/>
@@ -2014,24 +1997,24 @@
             </w:r>
             <w:r>
               <w:rPr>
-                <w:rStyle w:val="10"/>
+                <w:rStyle w:val="11"/>
                 <w:rFonts w:hint="eastAsia"/>
                 <w:sz w:val="13"/>
                 <w:szCs w:val="13"/>
               </w:rPr>
-              <w:t xml:space="preserve">{/ </w:t>
-            </w:r>
-            <w:r>
-              <w:rPr>
-                <w:rStyle w:val="10"/>
-                <w:sz w:val="18"/>
-                <w:szCs w:val="18"/>
-              </w:rPr>
-              <w:t xml:space="preserve"> orderBillContainers</w:t>
-            </w:r>
-            <w:r>
-              <w:rPr>
-                <w:rStyle w:val="10"/>
+              <w:t>{/</w:t>
+            </w:r>
+            <w:r>
+              <w:rPr>
+                <w:rStyle w:val="11"/>
+                <w:sz w:val="18"/>
+                <w:szCs w:val="18"/>
+              </w:rPr>
+              <w:t>orderBillContainers</w:t>
+            </w:r>
+            <w:r>
+              <w:rPr>
+                <w:rStyle w:val="11"/>
                 <w:rFonts w:hint="eastAsia"/>
                 <w:sz w:val="13"/>
                 <w:szCs w:val="13"/>
@@ -2047,31 +2030,31 @@
           <w:p>
             <w:pPr>
               <w:rPr>
-                <w:rStyle w:val="10"/>
+                <w:rStyle w:val="11"/>
                 <w:sz w:val="13"/>
                 <w:szCs w:val="13"/>
               </w:rPr>
             </w:pPr>
             <w:r>
               <w:rPr>
-                <w:rStyle w:val="10"/>
+                <w:rStyle w:val="11"/>
                 <w:rFonts w:hint="eastAsia"/>
                 <w:sz w:val="13"/>
                 <w:szCs w:val="13"/>
               </w:rPr>
-              <w:t xml:space="preserve">{# </w:t>
-            </w:r>
-            <w:r>
-              <w:rPr>
-                <w:rStyle w:val="10"/>
-                <w:sz w:val="18"/>
-                <w:szCs w:val="18"/>
-              </w:rPr>
-              <w:t xml:space="preserve"> orderBillContainers</w:t>
-            </w:r>
-            <w:r>
-              <w:rPr>
-                <w:rStyle w:val="10"/>
+              <w:t>{#</w:t>
+            </w:r>
+            <w:r>
+              <w:rPr>
+                <w:rStyle w:val="11"/>
+                <w:sz w:val="18"/>
+                <w:szCs w:val="18"/>
+              </w:rPr>
+              <w:t>orderBillContainers</w:t>
+            </w:r>
+            <w:r>
+              <w:rPr>
+                <w:rStyle w:val="11"/>
                 <w:rFonts w:hint="eastAsia"/>
                 <w:sz w:val="13"/>
                 <w:szCs w:val="13"/>
@@ -2080,7 +2063,7 @@
             </w:r>
             <w:r>
               <w:rPr>
-                <w:rStyle w:val="10"/>
+                <w:rStyle w:val="11"/>
                 <w:rFonts w:hint="eastAsia"/>
                 <w:sz w:val="18"/>
                 <w:szCs w:val="18"/>
@@ -2089,7 +2072,7 @@
             </w:r>
             <w:r>
               <w:rPr>
-                <w:rStyle w:val="10"/>
+                <w:rStyle w:val="11"/>
                 <w:sz w:val="18"/>
                 <w:szCs w:val="18"/>
               </w:rPr>
@@ -2097,7 +2080,7 @@
             </w:r>
             <w:r>
               <w:rPr>
-                <w:rStyle w:val="10"/>
+                <w:rStyle w:val="11"/>
                 <w:rFonts w:hint="eastAsia"/>
                 <w:sz w:val="18"/>
                 <w:szCs w:val="18"/>
@@ -2106,24 +2089,24 @@
             </w:r>
             <w:r>
               <w:rPr>
-                <w:rStyle w:val="10"/>
+                <w:rStyle w:val="11"/>
                 <w:rFonts w:hint="eastAsia"/>
                 <w:sz w:val="13"/>
                 <w:szCs w:val="13"/>
               </w:rPr>
-              <w:t xml:space="preserve">{/ </w:t>
-            </w:r>
-            <w:r>
-              <w:rPr>
-                <w:rStyle w:val="10"/>
-                <w:sz w:val="18"/>
-                <w:szCs w:val="18"/>
-              </w:rPr>
-              <w:t xml:space="preserve"> orderBillContainers</w:t>
-            </w:r>
-            <w:r>
-              <w:rPr>
-                <w:rStyle w:val="10"/>
+              <w:t>{/</w:t>
+            </w:r>
+            <w:r>
+              <w:rPr>
+                <w:rStyle w:val="11"/>
+                <w:sz w:val="18"/>
+                <w:szCs w:val="18"/>
+              </w:rPr>
+              <w:t>orderBillContainers</w:t>
+            </w:r>
+            <w:r>
+              <w:rPr>
+                <w:rStyle w:val="11"/>
                 <w:rFonts w:hint="eastAsia"/>
                 <w:sz w:val="13"/>
                 <w:szCs w:val="13"/>
@@ -2139,31 +2122,31 @@
           <w:p>
             <w:pPr>
               <w:rPr>
-                <w:rStyle w:val="10"/>
+                <w:rStyle w:val="11"/>
                 <w:sz w:val="13"/>
                 <w:szCs w:val="13"/>
               </w:rPr>
             </w:pPr>
             <w:r>
               <w:rPr>
-                <w:rStyle w:val="10"/>
+                <w:rStyle w:val="11"/>
                 <w:rFonts w:hint="eastAsia"/>
                 <w:sz w:val="13"/>
                 <w:szCs w:val="13"/>
               </w:rPr>
-              <w:t xml:space="preserve">{# </w:t>
-            </w:r>
-            <w:r>
-              <w:rPr>
-                <w:rStyle w:val="10"/>
-                <w:sz w:val="18"/>
-                <w:szCs w:val="18"/>
-              </w:rPr>
-              <w:t xml:space="preserve"> orderBillContainers</w:t>
-            </w:r>
-            <w:r>
-              <w:rPr>
-                <w:rStyle w:val="10"/>
+              <w:t>{#</w:t>
+            </w:r>
+            <w:r>
+              <w:rPr>
+                <w:rStyle w:val="11"/>
+                <w:sz w:val="18"/>
+                <w:szCs w:val="18"/>
+              </w:rPr>
+              <w:t>orderBillContainers</w:t>
+            </w:r>
+            <w:r>
+              <w:rPr>
+                <w:rStyle w:val="11"/>
                 <w:rFonts w:hint="eastAsia"/>
                 <w:sz w:val="13"/>
                 <w:szCs w:val="13"/>
@@ -2172,7 +2155,7 @@
             </w:r>
             <w:r>
               <w:rPr>
-                <w:rStyle w:val="10"/>
+                <w:rStyle w:val="11"/>
                 <w:rFonts w:hint="eastAsia"/>
                 <w:sz w:val="18"/>
                 <w:szCs w:val="18"/>
@@ -2181,7 +2164,7 @@
             </w:r>
             <w:r>
               <w:rPr>
-                <w:rStyle w:val="10"/>
+                <w:rStyle w:val="11"/>
                 <w:sz w:val="18"/>
                 <w:szCs w:val="18"/>
               </w:rPr>
@@ -2189,7 +2172,7 @@
             </w:r>
             <w:r>
               <w:rPr>
-                <w:rStyle w:val="10"/>
+                <w:rStyle w:val="11"/>
                 <w:rFonts w:hint="eastAsia"/>
                 <w:sz w:val="18"/>
                 <w:szCs w:val="18"/>
@@ -2198,24 +2181,26 @@
             </w:r>
             <w:r>
               <w:rPr>
-                <w:rStyle w:val="10"/>
+                <w:rStyle w:val="11"/>
                 <w:rFonts w:hint="eastAsia"/>
                 <w:sz w:val="13"/>
                 <w:szCs w:val="13"/>
               </w:rPr>
-              <w:t xml:space="preserve">{/ </w:t>
-            </w:r>
-            <w:r>
-              <w:rPr>
-                <w:rStyle w:val="10"/>
-                <w:sz w:val="18"/>
-                <w:szCs w:val="18"/>
-              </w:rPr>
-              <w:t xml:space="preserve"> orderBillContainers</w:t>
-            </w:r>
-            <w:r>
-              <w:rPr>
-                <w:rStyle w:val="10"/>
+              <w:t>{/</w:t>
+            </w:r>
+            <w:bookmarkStart w:id="0" w:name="_GoBack"/>
+            <w:bookmarkEnd w:id="0"/>
+            <w:r>
+              <w:rPr>
+                <w:rStyle w:val="11"/>
+                <w:sz w:val="18"/>
+                <w:szCs w:val="18"/>
+              </w:rPr>
+              <w:t>orderBillContainers</w:t>
+            </w:r>
+            <w:r>
+              <w:rPr>
+                <w:rStyle w:val="11"/>
                 <w:rFonts w:hint="eastAsia"/>
                 <w:sz w:val="13"/>
                 <w:szCs w:val="13"/>
@@ -2229,10 +2214,10 @@
     <w:p>
       <w:pPr>
         <w:pBdr>
-          <w:bottom w:val="single" w:sz="4" w:space="0" w:color="auto"/>
+          <w:bottom w:val="single" w:color="auto" w:sz="4" w:space="0"/>
         </w:pBdr>
         <w:rPr>
-          <w:rStyle w:val="10"/>
+          <w:rStyle w:val="11"/>
           <w:sz w:val="18"/>
           <w:szCs w:val="18"/>
         </w:rPr>
@@ -2241,7 +2226,7 @@
     <w:p>
       <w:pPr>
         <w:rPr>
-          <w:rStyle w:val="10"/>
+          <w:rStyle w:val="11"/>
           <w:sz w:val="18"/>
           <w:szCs w:val="18"/>
         </w:rPr>
@@ -2250,66 +2235,65 @@
     <w:p>
       <w:pPr>
         <w:rPr>
-          <w:rStyle w:val="10"/>
+          <w:rStyle w:val="11"/>
           <w:sz w:val="18"/>
           <w:szCs w:val="18"/>
         </w:rPr>
       </w:pPr>
       <w:r>
         <w:rPr>
-          <w:rStyle w:val="10"/>
+          <w:rStyle w:val="11"/>
           <w:sz w:val="18"/>
           <w:szCs w:val="18"/>
         </w:rPr>
-        <w:t>请在收到此费用确认单</w:t>
-      </w:r>
-      <w:r>
-        <w:rPr>
-          <w:rStyle w:val="10"/>
-          <w:sz w:val="18"/>
-          <w:szCs w:val="18"/>
-        </w:rPr>
-        <w:t>24</w:t>
-      </w:r>
-      <w:r>
-        <w:rPr>
-          <w:rStyle w:val="10"/>
-          <w:sz w:val="18"/>
-          <w:szCs w:val="18"/>
-        </w:rPr>
-        <w:t>小时之内确认回传，否则我司默认以上费用正确无误。谢谢合作</w:t>
-      </w:r>
-      <w:r>
-        <w:rPr>
-          <w:rStyle w:val="10"/>
-          <w:sz w:val="18"/>
-          <w:szCs w:val="18"/>
-        </w:rPr>
-        <w:t>!</w:t>
+        <w:t>请在收到此费用确认单24小时之内确认回传，否则我司默认以上费用正确无误。谢谢合作!</w:t>
       </w:r>
     </w:p>
     <w:tbl>
       <w:tblPr>
-        <w:tblStyle w:val="a6"/>
+        <w:tblStyle w:val="8"/>
         <w:tblpPr w:leftFromText="180" w:rightFromText="180" w:vertAnchor="text" w:horzAnchor="page" w:tblpX="1794" w:tblpY="298"/>
         <w:tblOverlap w:val="never"/>
         <w:tblW w:w="0" w:type="auto"/>
+        <w:tblInd w:w="0" w:type="dxa"/>
         <w:tblBorders>
-          <w:top w:val="none" w:sz="0" w:space="0" w:color="auto"/>
-          <w:left w:val="none" w:sz="0" w:space="0" w:color="auto"/>
-          <w:bottom w:val="none" w:sz="0" w:space="0" w:color="auto"/>
-          <w:right w:val="none" w:sz="0" w:space="0" w:color="auto"/>
-          <w:insideH w:val="none" w:sz="0" w:space="0" w:color="auto"/>
-          <w:insideV w:val="none" w:sz="0" w:space="0" w:color="auto"/>
+          <w:top w:val="none" w:color="auto" w:sz="0" w:space="0"/>
+          <w:left w:val="none" w:color="auto" w:sz="0" w:space="0"/>
+          <w:bottom w:val="none" w:color="auto" w:sz="0" w:space="0"/>
+          <w:right w:val="none" w:color="auto" w:sz="0" w:space="0"/>
+          <w:insideH w:val="none" w:color="auto" w:sz="0" w:space="0"/>
+          <w:insideV w:val="none" w:color="auto" w:sz="0" w:space="0"/>
         </w:tblBorders>
-        <w:tblLook w:val="04A0" w:firstRow="1" w:lastRow="0" w:firstColumn="1" w:lastColumn="0" w:noHBand="0" w:noVBand="1"/>
+        <w:tblLayout w:type="autofit"/>
+        <w:tblCellMar>
+          <w:top w:w="0" w:type="dxa"/>
+          <w:left w:w="108" w:type="dxa"/>
+          <w:bottom w:w="0" w:type="dxa"/>
+          <w:right w:w="108" w:type="dxa"/>
+        </w:tblCellMar>
       </w:tblPr>
       <w:tblGrid>
         <w:gridCol w:w="8306"/>
       </w:tblGrid>
       <w:tr>
+        <w:tblPrEx>
+          <w:tblBorders>
+            <w:top w:val="none" w:color="auto" w:sz="0" w:space="0"/>
+            <w:left w:val="none" w:color="auto" w:sz="0" w:space="0"/>
+            <w:bottom w:val="none" w:color="auto" w:sz="0" w:space="0"/>
+            <w:right w:val="none" w:color="auto" w:sz="0" w:space="0"/>
+            <w:insideH w:val="none" w:color="auto" w:sz="0" w:space="0"/>
+            <w:insideV w:val="none" w:color="auto" w:sz="0" w:space="0"/>
+          </w:tblBorders>
+          <w:tblCellMar>
+            <w:top w:w="0" w:type="dxa"/>
+            <w:left w:w="108" w:type="dxa"/>
+            <w:bottom w:w="0" w:type="dxa"/>
+            <w:right w:w="108" w:type="dxa"/>
+          </w:tblCellMar>
+        </w:tblPrEx>
         <w:trPr>
-          <w:trHeight w:val="1430"/>
+          <w:trHeight w:val="1430" w:hRule="atLeast"/>
         </w:trPr>
         <w:tc>
           <w:tcPr>
@@ -2317,7 +2301,7 @@
           </w:tcPr>
           <w:p>
             <w:pPr>
-              <w:pStyle w:val="a5"/>
+              <w:pStyle w:val="6"/>
               <w:widowControl/>
               <w:spacing w:beforeAutospacing="0" w:afterAutospacing="0"/>
               <w:rPr>
@@ -2329,7 +2313,7 @@
             </w:pPr>
             <w:r>
               <w:rPr>
-                <w:rFonts w:ascii="Helvetica Neue" w:hAnsi="Helvetica Neue" w:cs="Helvetica Neue" w:hint="eastAsia"/>
+                <w:rFonts w:hint="eastAsia" w:ascii="Helvetica Neue" w:hAnsi="Helvetica Neue" w:cs="Helvetica Neue"/>
                 <w:color w:val="000000"/>
                 <w:sz w:val="15"/>
                 <w:szCs w:val="15"/>
@@ -2347,7 +2331,7 @@
             </w:r>
             <w:r>
               <w:rPr>
-                <w:rFonts w:ascii="Helvetica Neue" w:hAnsi="Helvetica Neue" w:cs="Helvetica Neue" w:hint="eastAsia"/>
+                <w:rFonts w:hint="eastAsia" w:ascii="Helvetica Neue" w:hAnsi="Helvetica Neue" w:cs="Helvetica Neue"/>
                 <w:color w:val="000000"/>
                 <w:sz w:val="15"/>
                 <w:szCs w:val="15"/>
@@ -2357,11 +2341,11 @@
           </w:p>
           <w:p>
             <w:pPr>
-              <w:pStyle w:val="a5"/>
+              <w:pStyle w:val="6"/>
               <w:widowControl/>
               <w:spacing w:beforeAutospacing="0" w:afterAutospacing="0"/>
               <w:rPr>
-                <w:rStyle w:val="10"/>
+                <w:rStyle w:val="11"/>
                 <w:rFonts w:ascii="Helvetica Neue" w:hAnsi="Helvetica Neue" w:cs="Helvetica Neue"/>
                 <w:b w:val="0"/>
                 <w:color w:val="000000"/>
@@ -2373,7 +2357,7 @@
           </w:p>
           <w:p>
             <w:pPr>
-              <w:pStyle w:val="a5"/>
+              <w:pStyle w:val="6"/>
               <w:widowControl/>
               <w:spacing w:beforeAutospacing="0" w:afterAutospacing="0"/>
               <w:rPr>
@@ -2385,7 +2369,7 @@
             </w:pPr>
             <w:r>
               <w:rPr>
-                <w:rFonts w:ascii="Helvetica Neue" w:hAnsi="Helvetica Neue" w:cs="Helvetica Neue" w:hint="eastAsia"/>
+                <w:rFonts w:hint="eastAsia" w:ascii="Helvetica Neue" w:hAnsi="Helvetica Neue" w:cs="Helvetica Neue"/>
                 <w:color w:val="000000"/>
                 <w:sz w:val="15"/>
                 <w:szCs w:val="15"/>
@@ -2403,7 +2387,7 @@
             </w:r>
             <w:r>
               <w:rPr>
-                <w:rFonts w:ascii="Helvetica Neue" w:hAnsi="Helvetica Neue" w:cs="Helvetica Neue" w:hint="eastAsia"/>
+                <w:rFonts w:hint="eastAsia" w:ascii="Helvetica Neue" w:hAnsi="Helvetica Neue" w:cs="Helvetica Neue"/>
                 <w:color w:val="000000"/>
                 <w:sz w:val="15"/>
                 <w:szCs w:val="15"/>
@@ -2413,11 +2397,11 @@
           </w:p>
           <w:p>
             <w:pPr>
-              <w:pStyle w:val="a5"/>
+              <w:pStyle w:val="6"/>
               <w:widowControl/>
               <w:spacing w:beforeAutospacing="0" w:afterAutospacing="0"/>
               <w:rPr>
-                <w:rStyle w:val="10"/>
+                <w:rStyle w:val="11"/>
                 <w:rFonts w:ascii="Helvetica Neue" w:hAnsi="Helvetica Neue" w:cs="Helvetica Neue"/>
                 <w:b w:val="0"/>
                 <w:color w:val="000000"/>
@@ -2429,23 +2413,24 @@
           </w:p>
           <w:p>
             <w:pPr>
-              <w:pStyle w:val="a5"/>
+              <w:pStyle w:val="6"/>
               <w:widowControl/>
               <w:spacing w:beforeAutospacing="0" w:afterAutospacing="0"/>
               <w:rPr>
-                <w:rStyle w:val="10"/>
-                <w:rFonts w:ascii="Helvetica Neue" w:hAnsi="Helvetica Neue" w:cs="Helvetica Neue" w:hint="eastAsia"/>
+                <w:rStyle w:val="11"/>
+                <w:rFonts w:hint="eastAsia" w:ascii="Helvetica Neue" w:hAnsi="Helvetica Neue" w:cs="Helvetica Neue" w:eastAsiaTheme="minorEastAsia"/>
                 <w:b w:val="0"/>
                 <w:color w:val="000000"/>
                 <w:kern w:val="0"/>
                 <w:sz w:val="15"/>
                 <w:szCs w:val="15"/>
-              </w:rPr>
-            </w:pPr>
-            <w:r>
-              <w:rPr>
-                <w:rStyle w:val="10"/>
-                <w:rFonts w:ascii="Helvetica Neue" w:hAnsi="Helvetica Neue" w:cs="Helvetica Neue" w:hint="eastAsia"/>
+                <w:lang w:val="en-US" w:eastAsia="zh-CN"/>
+              </w:rPr>
+            </w:pPr>
+            <w:r>
+              <w:rPr>
+                <w:rStyle w:val="11"/>
+                <w:rFonts w:hint="eastAsia" w:ascii="Helvetica Neue" w:hAnsi="Helvetica Neue" w:cs="Helvetica Neue"/>
                 <w:b w:val="0"/>
                 <w:color w:val="000000"/>
                 <w:kern w:val="0"/>
@@ -2456,7 +2441,7 @@
             </w:r>
             <w:r>
               <w:rPr>
-                <w:rStyle w:val="10"/>
+                <w:rStyle w:val="11"/>
                 <w:rFonts w:ascii="Helvetica Neue" w:hAnsi="Helvetica Neue" w:cs="Helvetica Neue"/>
                 <w:b w:val="0"/>
                 <w:color w:val="000000"/>
@@ -2465,6 +2450,19 @@
                 <w:szCs w:val="15"/>
               </w:rPr>
               <w:t>company_receipt_info</w:t>
+            </w:r>
+            <w:r>
+              <w:rPr>
+                <w:rStyle w:val="11"/>
+                <w:rFonts w:hint="eastAsia" w:ascii="Helvetica Neue" w:hAnsi="Helvetica Neue" w:cs="Helvetica Neue"/>
+                <w:b w:val="0"/>
+                <w:color w:val="000000"/>
+                <w:kern w:val="0"/>
+                <w:sz w:val="15"/>
+                <w:szCs w:val="15"/>
+                <w:lang w:val="en-US" w:eastAsia="zh-CN"/>
+              </w:rPr>
+              <w:t>}</w:t>
             </w:r>
           </w:p>
         </w:tc>
@@ -2473,7 +2471,7 @@
     <w:p>
       <w:pPr>
         <w:rPr>
-          <w:rStyle w:val="10"/>
+          <w:rStyle w:val="11"/>
           <w:sz w:val="18"/>
           <w:szCs w:val="18"/>
         </w:rPr>
@@ -2481,24 +2479,47 @@
     </w:p>
     <w:tbl>
       <w:tblPr>
-        <w:tblStyle w:val="a6"/>
+        <w:tblStyle w:val="8"/>
         <w:tblW w:w="0" w:type="auto"/>
+        <w:tblInd w:w="0" w:type="dxa"/>
         <w:tblBorders>
-          <w:top w:val="none" w:sz="0" w:space="0" w:color="auto"/>
-          <w:left w:val="none" w:sz="0" w:space="0" w:color="auto"/>
-          <w:bottom w:val="none" w:sz="0" w:space="0" w:color="auto"/>
-          <w:right w:val="none" w:sz="0" w:space="0" w:color="auto"/>
-          <w:insideH w:val="none" w:sz="0" w:space="0" w:color="auto"/>
-          <w:insideV w:val="none" w:sz="0" w:space="0" w:color="auto"/>
+          <w:top w:val="none" w:color="auto" w:sz="0" w:space="0"/>
+          <w:left w:val="none" w:color="auto" w:sz="0" w:space="0"/>
+          <w:bottom w:val="none" w:color="auto" w:sz="0" w:space="0"/>
+          <w:right w:val="none" w:color="auto" w:sz="0" w:space="0"/>
+          <w:insideH w:val="none" w:color="auto" w:sz="0" w:space="0"/>
+          <w:insideV w:val="none" w:color="auto" w:sz="0" w:space="0"/>
         </w:tblBorders>
-        <w:tblLook w:val="04A0" w:firstRow="1" w:lastRow="0" w:firstColumn="1" w:lastColumn="0" w:noHBand="0" w:noVBand="1"/>
+        <w:tblLayout w:type="autofit"/>
+        <w:tblCellMar>
+          <w:top w:w="0" w:type="dxa"/>
+          <w:left w:w="108" w:type="dxa"/>
+          <w:bottom w:w="0" w:type="dxa"/>
+          <w:right w:w="108" w:type="dxa"/>
+        </w:tblCellMar>
       </w:tblPr>
       <w:tblGrid>
-        <w:gridCol w:w="8306"/>
+        <w:gridCol w:w="8522"/>
       </w:tblGrid>
       <w:tr>
+        <w:tblPrEx>
+          <w:tblBorders>
+            <w:top w:val="none" w:color="auto" w:sz="0" w:space="0"/>
+            <w:left w:val="none" w:color="auto" w:sz="0" w:space="0"/>
+            <w:bottom w:val="none" w:color="auto" w:sz="0" w:space="0"/>
+            <w:right w:val="none" w:color="auto" w:sz="0" w:space="0"/>
+            <w:insideH w:val="none" w:color="auto" w:sz="0" w:space="0"/>
+            <w:insideV w:val="none" w:color="auto" w:sz="0" w:space="0"/>
+          </w:tblBorders>
+          <w:tblCellMar>
+            <w:top w:w="0" w:type="dxa"/>
+            <w:left w:w="108" w:type="dxa"/>
+            <w:bottom w:w="0" w:type="dxa"/>
+            <w:right w:w="108" w:type="dxa"/>
+          </w:tblCellMar>
+        </w:tblPrEx>
         <w:trPr>
-          <w:trHeight w:val="1957"/>
+          <w:trHeight w:val="1957" w:hRule="atLeast"/>
         </w:trPr>
         <w:tc>
           <w:tcPr>
@@ -2507,7 +2528,7 @@
           <w:p>
             <w:pPr>
               <w:rPr>
-                <w:rStyle w:val="10"/>
+                <w:rStyle w:val="11"/>
                 <w:sz w:val="24"/>
               </w:rPr>
             </w:pPr>
@@ -2518,48 +2539,29 @@
     <w:p>
       <w:pPr>
         <w:rPr>
-          <w:rStyle w:val="10"/>
+          <w:rStyle w:val="11"/>
           <w:sz w:val="18"/>
           <w:szCs w:val="18"/>
         </w:rPr>
       </w:pPr>
     </w:p>
     <w:sectPr>
-      <w:headerReference w:type="default" r:id="rId6"/>
-      <w:footerReference w:type="default" r:id="rId7"/>
+      <w:headerReference r:id="rId3" w:type="default"/>
+      <w:footerReference r:id="rId4" w:type="default"/>
       <w:pgSz w:w="11906" w:h="16838"/>
       <w:pgMar w:top="1440" w:right="1800" w:bottom="1440" w:left="1800" w:header="851" w:footer="992" w:gutter="0"/>
-      <w:cols w:space="425"/>
-      <w:docGrid w:type="lines" w:linePitch="312"/>
+      <w:cols w:space="425" w:num="1"/>
+      <w:docGrid w:type="lines" w:linePitch="312" w:charSpace="0"/>
     </w:sectPr>
   </w:body>
 </w:document>
 </file>
 
-<file path=word/endnotes.xml><?xml version="1.0" encoding="utf-8"?>
-<w:endnotes xmlns:wpc="http://schemas.microsoft.com/office/word/2010/wordprocessingCanvas" xmlns:cx="http://schemas.microsoft.com/office/drawing/2014/chartex" xmlns:cx1="http://schemas.microsoft.com/office/drawing/2015/9/8/chartex" xmlns:cx2="http://schemas.microsoft.com/office/drawing/2015/10/21/chartex" xmlns:cx3="http://schemas.microsoft.com/office/drawing/2016/5/9/chartex" xmlns:cx4="http://schemas.microsoft.com/office/drawing/2016/5/10/chartex" xmlns:cx5="http://schemas.microsoft.com/office/drawing/2016/5/11/chartex" xmlns:cx6="http://schemas.microsoft.com/office/drawing/2016/5/12/chartex" xmlns:cx7="http://schemas.microsoft.com/office/drawing/2016/5/13/chartex" xmlns:cx8="http://schemas.microsoft.com/office/drawing/2016/5/14/chartex" xmlns:mc="http://schemas.openxmlformats.org/markup-compatibility/2006" xmlns:aink="http://schemas.microsoft.com/office/drawing/2016/ink" xmlns:am3d="http://schemas.microsoft.com/office/drawing/2017/model3d" xmlns:o="urn:schemas-microsoft-com:office:office" xmlns:oel="http://schemas.microsoft.com/office/2019/extlst" xmlns:r="http://schemas.openxmlformats.org/officeDocument/2006/relationships" xmlns:m="http://schemas.openxmlformats.org/officeDocument/2006/math" xmlns:v="urn:schemas-microsoft-com:vml" xmlns:wp14="http://schemas.microsoft.com/office/word/2010/wordprocessingDrawing" xmlns:wp="http://schemas.openxmlformats.org/drawingml/2006/wordprocessingDrawing" xmlns:w10="urn:schemas-microsoft-com:office:word" xmlns:w="http://schemas.openxmlformats.org/wordprocessingml/2006/main" xmlns:w14="http://schemas.microsoft.com/office/word/2010/wordml" xmlns:w15="http://schemas.microsoft.com/office/word/2012/wordml" xmlns:w16cex="http://schemas.microsoft.com/office/word/2018/wordml/cex" xmlns:w16cid="http://schemas.microsoft.com/office/word/2016/wordml/cid" xmlns:w16="http://schemas.microsoft.com/office/word/2018/wordml" xmlns:w16du="http://schemas.microsoft.com/office/word/2023/wordml/word16du" xmlns:w16sdtdh="http://schemas.microsoft.com/office/word/2020/wordml/sdtdatahash" xmlns:w16sdtfl="http://schemas.microsoft.com/office/word/2024/wordml/sdtformatlock" xmlns:w16se="http://schemas.microsoft.com/office/word/2015/wordml/symex" xmlns:wpg="http://schemas.microsoft.com/office/word/2010/wordprocessingGroup" xmlns:wpi="http://schemas.microsoft.com/office/word/2010/wordprocessingInk" xmlns:wne="http://schemas.microsoft.com/office/word/2006/wordml" xmlns:wps="http://schemas.microsoft.com/office/word/2010/wordprocessingShape" mc:Ignorable="w14 w15 w16se w16cid w16 w16cex w16sdtdh w16sdtfl w16du wp14">
-  <w:endnote w:type="separator" w:id="-1">
-    <w:p>
-      <w:r>
-        <w:separator/>
-      </w:r>
-    </w:p>
-  </w:endnote>
-  <w:endnote w:type="continuationSeparator" w:id="0">
-    <w:p>
-      <w:r>
-        <w:continuationSeparator/>
-      </w:r>
-    </w:p>
-  </w:endnote>
-</w:endnotes>
-</file>
-
 <file path=word/footer1.xml><?xml version="1.0" encoding="utf-8"?>
-<w:ftr xmlns:wpc="http://schemas.microsoft.com/office/word/2010/wordprocessingCanvas" xmlns:cx="http://schemas.microsoft.com/office/drawing/2014/chartex" xmlns:cx1="http://schemas.microsoft.com/office/drawing/2015/9/8/chartex" xmlns:cx2="http://schemas.microsoft.com/office/drawing/2015/10/21/chartex" xmlns:cx3="http://schemas.microsoft.com/office/drawing/2016/5/9/chartex" xmlns:cx4="http://schemas.microsoft.com/office/drawing/2016/5/10/chartex" xmlns:cx5="http://schemas.microsoft.com/office/drawing/2016/5/11/chartex" xmlns:cx6="http://schemas.microsoft.com/office/drawing/2016/5/12/chartex" xmlns:cx7="http://schemas.microsoft.com/office/drawing/2016/5/13/chartex" xmlns:cx8="http://schemas.microsoft.com/office/drawing/2016/5/14/chartex" xmlns:mc="http://schemas.openxmlformats.org/markup-compatibility/2006" xmlns:aink="http://schemas.microsoft.com/office/drawing/2016/ink" xmlns:am3d="http://schemas.microsoft.com/office/drawing/2017/model3d" xmlns:o="urn:schemas-microsoft-com:office:office" xmlns:oel="http://schemas.microsoft.com/office/2019/extlst" xmlns:r="http://schemas.openxmlformats.org/officeDocument/2006/relationships" xmlns:m="http://schemas.openxmlformats.org/officeDocument/2006/math" xmlns:v="urn:schemas-microsoft-com:vml" xmlns:wp14="http://schemas.microsoft.com/office/word/2010/wordprocessingDrawing" xmlns:wp="http://schemas.openxmlformats.org/drawingml/2006/wordprocessingDrawing" xmlns:w10="urn:schemas-microsoft-com:office:word" xmlns:w="http://schemas.openxmlformats.org/wordprocessingml/2006/main" xmlns:w14="http://schemas.microsoft.com/office/word/2010/wordml" xmlns:w15="http://schemas.microsoft.com/office/word/2012/wordml" xmlns:w16cex="http://schemas.microsoft.com/office/word/2018/wordml/cex" xmlns:w16cid="http://schemas.microsoft.com/office/word/2016/wordml/cid" xmlns:w16="http://schemas.microsoft.com/office/word/2018/wordml" xmlns:w16du="http://schemas.microsoft.com/office/word/2023/wordml/word16du" xmlns:w16sdtdh="http://schemas.microsoft.com/office/word/2020/wordml/sdtdatahash" xmlns:w16sdtfl="http://schemas.microsoft.com/office/word/2024/wordml/sdtformatlock" xmlns:w16se="http://schemas.microsoft.com/office/word/2015/wordml/symex" xmlns:wpg="http://schemas.microsoft.com/office/word/2010/wordprocessingGroup" xmlns:wpi="http://schemas.microsoft.com/office/word/2010/wordprocessingInk" xmlns:wne="http://schemas.microsoft.com/office/word/2006/wordml" xmlns:wps="http://schemas.microsoft.com/office/word/2010/wordprocessingShape" mc:Ignorable="w14 w15 w16se w16cid w16 w16cex w16sdtdh w16sdtfl w16du wp14">
+<w:ftr xmlns:wpc="http://schemas.microsoft.com/office/word/2010/wordprocessingCanvas" xmlns:mc="http://schemas.openxmlformats.org/markup-compatibility/2006" xmlns:o="urn:schemas-microsoft-com:office:office" xmlns:r="http://schemas.openxmlformats.org/officeDocument/2006/relationships" xmlns:m="http://schemas.openxmlformats.org/officeDocument/2006/math" xmlns:v="urn:schemas-microsoft-com:vml" xmlns:wp14="http://schemas.microsoft.com/office/word/2010/wordprocessingDrawing" xmlns:wp="http://schemas.openxmlformats.org/drawingml/2006/wordprocessingDrawing" xmlns:w10="urn:schemas-microsoft-com:office:word" xmlns:w="http://schemas.openxmlformats.org/wordprocessingml/2006/main" xmlns:w14="http://schemas.microsoft.com/office/word/2010/wordml" xmlns:w15="http://schemas.microsoft.com/office/word/2012/wordml" xmlns:wpg="http://schemas.microsoft.com/office/word/2010/wordprocessingGroup" xmlns:wpi="http://schemas.microsoft.com/office/word/2010/wordprocessingInk" xmlns:wne="http://schemas.microsoft.com/office/word/2006/wordml" xmlns:wps="http://schemas.microsoft.com/office/word/2010/wordprocessingShape" xmlns:wpsCustomData="http://www.wps.cn/officeDocument/2013/wpsCustomData" mc:Ignorable="w14 w15 wp14">
   <w:p>
     <w:pPr>
-      <w:pStyle w:val="a3"/>
+      <w:pStyle w:val="3"/>
       <w:jc w:val="center"/>
       <w:rPr>
         <w:sz w:val="15"/>
@@ -2593,34 +2595,15 @@
 </w:ftr>
 </file>
 
-<file path=word/footnotes.xml><?xml version="1.0" encoding="utf-8"?>
-<w:footnotes xmlns:wpc="http://schemas.microsoft.com/office/word/2010/wordprocessingCanvas" xmlns:cx="http://schemas.microsoft.com/office/drawing/2014/chartex" xmlns:cx1="http://schemas.microsoft.com/office/drawing/2015/9/8/chartex" xmlns:cx2="http://schemas.microsoft.com/office/drawing/2015/10/21/chartex" xmlns:cx3="http://schemas.microsoft.com/office/drawing/2016/5/9/chartex" xmlns:cx4="http://schemas.microsoft.com/office/drawing/2016/5/10/chartex" xmlns:cx5="http://schemas.microsoft.com/office/drawing/2016/5/11/chartex" xmlns:cx6="http://schemas.microsoft.com/office/drawing/2016/5/12/chartex" xmlns:cx7="http://schemas.microsoft.com/office/drawing/2016/5/13/chartex" xmlns:cx8="http://schemas.microsoft.com/office/drawing/2016/5/14/chartex" xmlns:mc="http://schemas.openxmlformats.org/markup-compatibility/2006" xmlns:aink="http://schemas.microsoft.com/office/drawing/2016/ink" xmlns:am3d="http://schemas.microsoft.com/office/drawing/2017/model3d" xmlns:o="urn:schemas-microsoft-com:office:office" xmlns:oel="http://schemas.microsoft.com/office/2019/extlst" xmlns:r="http://schemas.openxmlformats.org/officeDocument/2006/relationships" xmlns:m="http://schemas.openxmlformats.org/officeDocument/2006/math" xmlns:v="urn:schemas-microsoft-com:vml" xmlns:wp14="http://schemas.microsoft.com/office/word/2010/wordprocessingDrawing" xmlns:wp="http://schemas.openxmlformats.org/drawingml/2006/wordprocessingDrawing" xmlns:w10="urn:schemas-microsoft-com:office:word" xmlns:w="http://schemas.openxmlformats.org/wordprocessingml/2006/main" xmlns:w14="http://schemas.microsoft.com/office/word/2010/wordml" xmlns:w15="http://schemas.microsoft.com/office/word/2012/wordml" xmlns:w16cex="http://schemas.microsoft.com/office/word/2018/wordml/cex" xmlns:w16cid="http://schemas.microsoft.com/office/word/2016/wordml/cid" xmlns:w16="http://schemas.microsoft.com/office/word/2018/wordml" xmlns:w16du="http://schemas.microsoft.com/office/word/2023/wordml/word16du" xmlns:w16sdtdh="http://schemas.microsoft.com/office/word/2020/wordml/sdtdatahash" xmlns:w16sdtfl="http://schemas.microsoft.com/office/word/2024/wordml/sdtformatlock" xmlns:w16se="http://schemas.microsoft.com/office/word/2015/wordml/symex" xmlns:wpg="http://schemas.microsoft.com/office/word/2010/wordprocessingGroup" xmlns:wpi="http://schemas.microsoft.com/office/word/2010/wordprocessingInk" xmlns:wne="http://schemas.microsoft.com/office/word/2006/wordml" xmlns:wps="http://schemas.microsoft.com/office/word/2010/wordprocessingShape" mc:Ignorable="w14 w15 w16se w16cid w16 w16cex w16sdtdh w16sdtfl w16du wp14">
-  <w:footnote w:type="separator" w:id="-1">
-    <w:p>
-      <w:r>
-        <w:separator/>
-      </w:r>
-    </w:p>
-  </w:footnote>
-  <w:footnote w:type="continuationSeparator" w:id="0">
-    <w:p>
-      <w:r>
-        <w:continuationSeparator/>
-      </w:r>
-    </w:p>
-  </w:footnote>
-</w:footnotes>
-</file>
-
 <file path=word/header1.xml><?xml version="1.0" encoding="utf-8"?>
-<w:hdr xmlns:wpc="http://schemas.microsoft.com/office/word/2010/wordprocessingCanvas" xmlns:cx="http://schemas.microsoft.com/office/drawing/2014/chartex" xmlns:cx1="http://schemas.microsoft.com/office/drawing/2015/9/8/chartex" xmlns:cx2="http://schemas.microsoft.com/office/drawing/2015/10/21/chartex" xmlns:cx3="http://schemas.microsoft.com/office/drawing/2016/5/9/chartex" xmlns:cx4="http://schemas.microsoft.com/office/drawing/2016/5/10/chartex" xmlns:cx5="http://schemas.microsoft.com/office/drawing/2016/5/11/chartex" xmlns:cx6="http://schemas.microsoft.com/office/drawing/2016/5/12/chartex" xmlns:cx7="http://schemas.microsoft.com/office/drawing/2016/5/13/chartex" xmlns:cx8="http://schemas.microsoft.com/office/drawing/2016/5/14/chartex" xmlns:mc="http://schemas.openxmlformats.org/markup-compatibility/2006" xmlns:aink="http://schemas.microsoft.com/office/drawing/2016/ink" xmlns:am3d="http://schemas.microsoft.com/office/drawing/2017/model3d" xmlns:o="urn:schemas-microsoft-com:office:office" xmlns:oel="http://schemas.microsoft.com/office/2019/extlst" xmlns:r="http://schemas.openxmlformats.org/officeDocument/2006/relationships" xmlns:m="http://schemas.openxmlformats.org/officeDocument/2006/math" xmlns:v="urn:schemas-microsoft-com:vml" xmlns:wp14="http://schemas.microsoft.com/office/word/2010/wordprocessingDrawing" xmlns:wp="http://schemas.openxmlformats.org/drawingml/2006/wordprocessingDrawing" xmlns:w10="urn:schemas-microsoft-com:office:word" xmlns:w="http://schemas.openxmlformats.org/wordprocessingml/2006/main" xmlns:w14="http://schemas.microsoft.com/office/word/2010/wordml" xmlns:w15="http://schemas.microsoft.com/office/word/2012/wordml" xmlns:w16cex="http://schemas.microsoft.com/office/word/2018/wordml/cex" xmlns:w16cid="http://schemas.microsoft.com/office/word/2016/wordml/cid" xmlns:w16="http://schemas.microsoft.com/office/word/2018/wordml" xmlns:w16du="http://schemas.microsoft.com/office/word/2023/wordml/word16du" xmlns:w16sdtdh="http://schemas.microsoft.com/office/word/2020/wordml/sdtdatahash" xmlns:w16sdtfl="http://schemas.microsoft.com/office/word/2024/wordml/sdtformatlock" xmlns:w16se="http://schemas.microsoft.com/office/word/2015/wordml/symex" xmlns:wpg="http://schemas.microsoft.com/office/word/2010/wordprocessingGroup" xmlns:wpi="http://schemas.microsoft.com/office/word/2010/wordprocessingInk" xmlns:wne="http://schemas.microsoft.com/office/word/2006/wordml" xmlns:wps="http://schemas.microsoft.com/office/word/2010/wordprocessingShape" mc:Ignorable="w14 w15 w16se w16cid w16 w16cex w16sdtdh w16sdtfl w16du wp14">
+<w:hdr xmlns:wpc="http://schemas.microsoft.com/office/word/2010/wordprocessingCanvas" xmlns:mc="http://schemas.openxmlformats.org/markup-compatibility/2006" xmlns:o="urn:schemas-microsoft-com:office:office" xmlns:r="http://schemas.openxmlformats.org/officeDocument/2006/relationships" xmlns:m="http://schemas.openxmlformats.org/officeDocument/2006/math" xmlns:v="urn:schemas-microsoft-com:vml" xmlns:wp14="http://schemas.microsoft.com/office/word/2010/wordprocessingDrawing" xmlns:wp="http://schemas.openxmlformats.org/drawingml/2006/wordprocessingDrawing" xmlns:w10="urn:schemas-microsoft-com:office:word" xmlns:w="http://schemas.openxmlformats.org/wordprocessingml/2006/main" xmlns:w14="http://schemas.microsoft.com/office/word/2010/wordml" xmlns:w15="http://schemas.microsoft.com/office/word/2012/wordml" xmlns:wpg="http://schemas.microsoft.com/office/word/2010/wordprocessingGroup" xmlns:wpi="http://schemas.microsoft.com/office/word/2010/wordprocessingInk" xmlns:wne="http://schemas.microsoft.com/office/word/2006/wordml" xmlns:wps="http://schemas.microsoft.com/office/word/2010/wordprocessingShape" xmlns:wpsCustomData="http://www.wps.cn/officeDocument/2013/wpsCustomData" mc:Ignorable="w14 w15 wp14">
   <w:p>
     <w:pPr>
-      <w:pStyle w:val="a4"/>
+      <w:pStyle w:val="4"/>
       <w:tabs>
-        <w:tab w:val="clear" w:pos="8306"/>
         <w:tab w:val="left" w:pos="554"/>
         <w:tab w:val="left" w:pos="4690"/>
+        <w:tab w:val="clear" w:pos="8306"/>
       </w:tabs>
     </w:pPr>
     <w:r>
@@ -2637,325 +2620,288 @@
 </file>
 
 <file path=word/styles.xml><?xml version="1.0" encoding="utf-8"?>
-<w:styles xmlns:mc="http://schemas.openxmlformats.org/markup-compatibility/2006" xmlns:r="http://schemas.openxmlformats.org/officeDocument/2006/relationships" xmlns:w="http://schemas.openxmlformats.org/wordprocessingml/2006/main" xmlns:w14="http://schemas.microsoft.com/office/word/2010/wordml" xmlns:w15="http://schemas.microsoft.com/office/word/2012/wordml" xmlns:w16cex="http://schemas.microsoft.com/office/word/2018/wordml/cex" xmlns:w16cid="http://schemas.microsoft.com/office/word/2016/wordml/cid" xmlns:w16="http://schemas.microsoft.com/office/word/2018/wordml" xmlns:w16du="http://schemas.microsoft.com/office/word/2023/wordml/word16du" xmlns:w16sdtdh="http://schemas.microsoft.com/office/word/2020/wordml/sdtdatahash" xmlns:w16sdtfl="http://schemas.microsoft.com/office/word/2024/wordml/sdtformatlock" xmlns:w16se="http://schemas.microsoft.com/office/word/2015/wordml/symex" mc:Ignorable="w14 w15 w16se w16cid w16 w16cex w16sdtdh w16sdtfl w16du">
+<w:styles xmlns:mc="http://schemas.openxmlformats.org/markup-compatibility/2006" xmlns:o="urn:schemas-microsoft-com:office:office" xmlns:r="http://schemas.openxmlformats.org/officeDocument/2006/relationships" xmlns:m="http://schemas.openxmlformats.org/officeDocument/2006/math" xmlns:v="urn:schemas-microsoft-com:vml" xmlns:w="http://schemas.openxmlformats.org/wordprocessingml/2006/main" xmlns:w14="http://schemas.microsoft.com/office/word/2010/wordml" xmlns:w10="urn:schemas-microsoft-com:office:word" xmlns:sl="http://schemas.openxmlformats.org/schemaLibrary/2006/main" xmlns:wpsCustomData="http://www.wps.cn/officeDocument/2013/wpsCustomData" mc:Ignorable="w14">
   <w:docDefaults>
     <w:rPrDefault>
       <w:rPr>
-        <w:rFonts w:ascii="Times New Roman" w:eastAsia="宋体" w:hAnsi="Times New Roman" w:cs="Times New Roman"/>
-        <w:lang w:val="en-US" w:eastAsia="zh-CN" w:bidi="ar-SA"/>
+        <w:rFonts w:ascii="Times New Roman" w:hAnsi="Times New Roman" w:eastAsia="宋体" w:cs="Times New Roman"/>
       </w:rPr>
     </w:rPrDefault>
     <w:pPrDefault/>
   </w:docDefaults>
-  <w:latentStyles w:defLockedState="0" w:defUIPriority="0" w:defSemiHidden="0" w:defUnhideWhenUsed="0" w:defQFormat="0" w:count="376">
-    <w:lsdException w:name="Normal" w:qFormat="1"/>
-    <w:lsdException w:name="heading 1" w:qFormat="1"/>
-    <w:lsdException w:name="heading 2" w:semiHidden="1" w:unhideWhenUsed="1" w:qFormat="1"/>
-    <w:lsdException w:name="heading 3" w:semiHidden="1" w:unhideWhenUsed="1" w:qFormat="1"/>
-    <w:lsdException w:name="heading 4" w:semiHidden="1" w:unhideWhenUsed="1" w:qFormat="1"/>
-    <w:lsdException w:name="heading 5" w:semiHidden="1" w:unhideWhenUsed="1" w:qFormat="1"/>
-    <w:lsdException w:name="heading 6" w:semiHidden="1" w:unhideWhenUsed="1" w:qFormat="1"/>
-    <w:lsdException w:name="heading 7" w:semiHidden="1" w:unhideWhenUsed="1" w:qFormat="1"/>
-    <w:lsdException w:name="heading 8" w:semiHidden="1" w:unhideWhenUsed="1" w:qFormat="1"/>
-    <w:lsdException w:name="heading 9" w:semiHidden="1" w:unhideWhenUsed="1" w:qFormat="1"/>
-    <w:lsdException w:name="footnote text" w:uiPriority="99"/>
-    <w:lsdException w:name="caption" w:semiHidden="1" w:unhideWhenUsed="1" w:qFormat="1"/>
-    <w:lsdException w:name="Title" w:qFormat="1"/>
-    <w:lsdException w:name="Default Paragraph Font" w:semiHidden="1"/>
-    <w:lsdException w:name="Subtitle" w:qFormat="1"/>
-    <w:lsdException w:name="Strong" w:qFormat="1"/>
-    <w:lsdException w:name="Emphasis" w:qFormat="1"/>
-    <w:lsdException w:name="HTML Top of Form" w:semiHidden="1" w:uiPriority="99" w:unhideWhenUsed="1"/>
-    <w:lsdException w:name="HTML Bottom of Form" w:semiHidden="1" w:uiPriority="99" w:unhideWhenUsed="1"/>
-    <w:lsdException w:name="Normal Table" w:semiHidden="1" w:unhideWhenUsed="1"/>
-    <w:lsdException w:name="No List" w:semiHidden="1" w:uiPriority="99" w:unhideWhenUsed="1"/>
-    <w:lsdException w:name="Outline List 1" w:semiHidden="1" w:uiPriority="99" w:unhideWhenUsed="1"/>
-    <w:lsdException w:name="Outline List 2" w:semiHidden="1" w:uiPriority="99" w:unhideWhenUsed="1"/>
-    <w:lsdException w:name="Outline List 3" w:semiHidden="1" w:uiPriority="99" w:unhideWhenUsed="1"/>
-    <w:lsdException w:name="Table Simple 1" w:semiHidden="1" w:unhideWhenUsed="1"/>
-    <w:lsdException w:name="Table Simple 2" w:semiHidden="1" w:unhideWhenUsed="1"/>
-    <w:lsdException w:name="Table Simple 3" w:semiHidden="1" w:unhideWhenUsed="1"/>
-    <w:lsdException w:name="Table Classic 1" w:semiHidden="1" w:unhideWhenUsed="1"/>
-    <w:lsdException w:name="Table Classic 2" w:semiHidden="1" w:unhideWhenUsed="1"/>
-    <w:lsdException w:name="Table Classic 3" w:semiHidden="1" w:unhideWhenUsed="1"/>
-    <w:lsdException w:name="Table Classic 4" w:semiHidden="1" w:unhideWhenUsed="1"/>
-    <w:lsdException w:name="Table Colorful 1" w:semiHidden="1" w:unhideWhenUsed="1"/>
-    <w:lsdException w:name="Table Colorful 2" w:semiHidden="1" w:unhideWhenUsed="1"/>
-    <w:lsdException w:name="Table Colorful 3" w:semiHidden="1" w:unhideWhenUsed="1"/>
-    <w:lsdException w:name="Table Columns 1" w:semiHidden="1" w:unhideWhenUsed="1"/>
-    <w:lsdException w:name="Table Columns 2" w:semiHidden="1" w:unhideWhenUsed="1"/>
-    <w:lsdException w:name="Table Columns 3" w:semiHidden="1" w:unhideWhenUsed="1"/>
-    <w:lsdException w:name="Table Columns 4" w:semiHidden="1" w:unhideWhenUsed="1"/>
-    <w:lsdException w:name="Table Columns 5" w:semiHidden="1" w:unhideWhenUsed="1"/>
-    <w:lsdException w:name="Table Grid 1" w:semiHidden="1" w:unhideWhenUsed="1"/>
-    <w:lsdException w:name="Table Grid 2" w:semiHidden="1" w:unhideWhenUsed="1"/>
-    <w:lsdException w:name="Table Grid 3" w:semiHidden="1" w:unhideWhenUsed="1"/>
-    <w:lsdException w:name="Table Grid 4" w:semiHidden="1" w:unhideWhenUsed="1"/>
-    <w:lsdException w:name="Table Grid 5" w:semiHidden="1" w:unhideWhenUsed="1"/>
-    <w:lsdException w:name="Table Grid 6" w:semiHidden="1" w:unhideWhenUsed="1"/>
-    <w:lsdException w:name="Table Grid 7" w:semiHidden="1" w:unhideWhenUsed="1"/>
-    <w:lsdException w:name="Table Grid 8" w:semiHidden="1" w:unhideWhenUsed="1"/>
-    <w:lsdException w:name="Table List 1" w:semiHidden="1" w:unhideWhenUsed="1"/>
-    <w:lsdException w:name="Table List 2" w:semiHidden="1" w:unhideWhenUsed="1"/>
-    <w:lsdException w:name="Table List 3" w:semiHidden="1" w:unhideWhenUsed="1"/>
-    <w:lsdException w:name="Table List 4" w:semiHidden="1" w:unhideWhenUsed="1"/>
-    <w:lsdException w:name="Table List 5" w:semiHidden="1" w:unhideWhenUsed="1"/>
-    <w:lsdException w:name="Table List 6" w:semiHidden="1" w:unhideWhenUsed="1"/>
-    <w:lsdException w:name="Table List 7" w:semiHidden="1" w:unhideWhenUsed="1"/>
-    <w:lsdException w:name="Table List 8" w:semiHidden="1" w:unhideWhenUsed="1"/>
-    <w:lsdException w:name="Table 3D effects 1" w:semiHidden="1" w:unhideWhenUsed="1"/>
-    <w:lsdException w:name="Table 3D effects 2" w:semiHidden="1" w:unhideWhenUsed="1"/>
-    <w:lsdException w:name="Table 3D effects 3" w:semiHidden="1" w:unhideWhenUsed="1"/>
-    <w:lsdException w:name="Table Contemporary" w:semiHidden="1" w:unhideWhenUsed="1"/>
-    <w:lsdException w:name="Table Elegant" w:semiHidden="1" w:unhideWhenUsed="1"/>
-    <w:lsdException w:name="Table Professional" w:semiHidden="1" w:unhideWhenUsed="1"/>
-    <w:lsdException w:name="Table Subtle 1" w:semiHidden="1" w:unhideWhenUsed="1"/>
-    <w:lsdException w:name="Table Subtle 2" w:semiHidden="1" w:unhideWhenUsed="1"/>
-    <w:lsdException w:name="Table Web 1" w:semiHidden="1" w:unhideWhenUsed="1"/>
-    <w:lsdException w:name="Table Web 2" w:semiHidden="1" w:unhideWhenUsed="1"/>
-    <w:lsdException w:name="Table Web 3" w:semiHidden="1" w:unhideWhenUsed="1"/>
-    <w:lsdException w:name="Table Theme" w:semiHidden="1" w:unhideWhenUsed="1"/>
-    <w:lsdException w:name="Placeholder Text" w:semiHidden="1" w:uiPriority="99" w:unhideWhenUsed="1"/>
-    <w:lsdException w:name="No Spacing" w:semiHidden="1" w:uiPriority="99" w:unhideWhenUsed="1"/>
-    <w:lsdException w:name="Light Shading" w:uiPriority="60"/>
-    <w:lsdException w:name="Light List" w:uiPriority="61"/>
-    <w:lsdException w:name="Light Grid" w:uiPriority="62"/>
-    <w:lsdException w:name="Medium Shading 1" w:uiPriority="63"/>
-    <w:lsdException w:name="Medium Shading 2" w:uiPriority="64"/>
-    <w:lsdException w:name="Medium List 1" w:uiPriority="65"/>
-    <w:lsdException w:name="Medium List 2" w:uiPriority="66"/>
-    <w:lsdException w:name="Medium Grid 1" w:uiPriority="67"/>
-    <w:lsdException w:name="Medium Grid 2" w:uiPriority="68"/>
-    <w:lsdException w:name="Medium Grid 3" w:uiPriority="69"/>
-    <w:lsdException w:name="Dark List" w:uiPriority="70"/>
-    <w:lsdException w:name="Colorful Shading" w:uiPriority="71"/>
-    <w:lsdException w:name="Colorful List" w:uiPriority="72"/>
-    <w:lsdException w:name="Colorful Grid" w:uiPriority="73"/>
-    <w:lsdException w:name="Light Shading Accent 1" w:uiPriority="60"/>
-    <w:lsdException w:name="Light List Accent 1" w:uiPriority="61"/>
-    <w:lsdException w:name="Light Grid Accent 1" w:uiPriority="62"/>
-    <w:lsdException w:name="Medium Shading 1 Accent 1" w:uiPriority="63"/>
-    <w:lsdException w:name="Medium Shading 2 Accent 1" w:uiPriority="64"/>
-    <w:lsdException w:name="Medium List 1 Accent 1" w:uiPriority="65"/>
-    <w:lsdException w:name="Revision" w:semiHidden="1" w:uiPriority="99" w:unhideWhenUsed="1"/>
-    <w:lsdException w:name="List Paragraph" w:semiHidden="1" w:uiPriority="99" w:unhideWhenUsed="1"/>
-    <w:lsdException w:name="Quote" w:semiHidden="1" w:uiPriority="99" w:unhideWhenUsed="1"/>
-    <w:lsdException w:name="Intense Quote" w:semiHidden="1" w:uiPriority="99" w:unhideWhenUsed="1"/>
-    <w:lsdException w:name="Medium List 2 Accent 1" w:uiPriority="66"/>
-    <w:lsdException w:name="Medium Grid 1 Accent 1" w:uiPriority="67"/>
-    <w:lsdException w:name="Medium Grid 2 Accent 1" w:uiPriority="68"/>
-    <w:lsdException w:name="Medium Grid 3 Accent 1" w:uiPriority="69"/>
-    <w:lsdException w:name="Dark List Accent 1" w:uiPriority="70"/>
-    <w:lsdException w:name="Colorful Shading Accent 1" w:uiPriority="71"/>
-    <w:lsdException w:name="Colorful List Accent 1" w:uiPriority="72"/>
-    <w:lsdException w:name="Colorful Grid Accent 1" w:uiPriority="73"/>
-    <w:lsdException w:name="Light Shading Accent 2" w:uiPriority="60"/>
-    <w:lsdException w:name="Light List Accent 2" w:uiPriority="61"/>
-    <w:lsdException w:name="Light Grid Accent 2" w:uiPriority="62"/>
-    <w:lsdException w:name="Medium Shading 1 Accent 2" w:uiPriority="63"/>
-    <w:lsdException w:name="Medium Shading 2 Accent 2" w:uiPriority="64"/>
-    <w:lsdException w:name="Medium List 1 Accent 2" w:uiPriority="65"/>
-    <w:lsdException w:name="Medium List 2 Accent 2" w:uiPriority="66"/>
-    <w:lsdException w:name="Medium Grid 1 Accent 2" w:uiPriority="67"/>
-    <w:lsdException w:name="Medium Grid 2 Accent 2" w:uiPriority="68"/>
-    <w:lsdException w:name="Medium Grid 3 Accent 2" w:uiPriority="69"/>
-    <w:lsdException w:name="Dark List Accent 2" w:uiPriority="70"/>
-    <w:lsdException w:name="Colorful Shading Accent 2" w:uiPriority="71"/>
-    <w:lsdException w:name="Colorful List Accent 2" w:uiPriority="72"/>
-    <w:lsdException w:name="Colorful Grid Accent 2" w:uiPriority="73"/>
-    <w:lsdException w:name="Light Shading Accent 3" w:uiPriority="60"/>
-    <w:lsdException w:name="Light List Accent 3" w:uiPriority="61"/>
-    <w:lsdException w:name="Light Grid Accent 3" w:uiPriority="62"/>
-    <w:lsdException w:name="Medium Shading 1 Accent 3" w:uiPriority="63"/>
-    <w:lsdException w:name="Medium Shading 2 Accent 3" w:uiPriority="64"/>
-    <w:lsdException w:name="Medium List 1 Accent 3" w:uiPriority="65"/>
-    <w:lsdException w:name="Medium List 2 Accent 3" w:uiPriority="66"/>
-    <w:lsdException w:name="Medium Grid 1 Accent 3" w:uiPriority="67"/>
-    <w:lsdException w:name="Medium Grid 2 Accent 3" w:uiPriority="68"/>
-    <w:lsdException w:name="Medium Grid 3 Accent 3" w:uiPriority="69"/>
-    <w:lsdException w:name="Dark List Accent 3" w:uiPriority="70"/>
-    <w:lsdException w:name="Colorful Shading Accent 3" w:uiPriority="71"/>
-    <w:lsdException w:name="Colorful List Accent 3" w:uiPriority="72"/>
-    <w:lsdException w:name="Colorful Grid Accent 3" w:uiPriority="73"/>
-    <w:lsdException w:name="Light Shading Accent 4" w:uiPriority="60"/>
-    <w:lsdException w:name="Light List Accent 4" w:uiPriority="61"/>
-    <w:lsdException w:name="Light Grid Accent 4" w:uiPriority="62"/>
-    <w:lsdException w:name="Medium Shading 1 Accent 4" w:uiPriority="63"/>
-    <w:lsdException w:name="Medium Shading 2 Accent 4" w:uiPriority="64"/>
-    <w:lsdException w:name="Medium List 1 Accent 4" w:uiPriority="65"/>
-    <w:lsdException w:name="Medium List 2 Accent 4" w:uiPriority="66"/>
-    <w:lsdException w:name="Medium Grid 1 Accent 4" w:uiPriority="67"/>
-    <w:lsdException w:name="Medium Grid 2 Accent 4" w:uiPriority="68"/>
-    <w:lsdException w:name="Medium Grid 3 Accent 4" w:uiPriority="69"/>
-    <w:lsdException w:name="Dark List Accent 4" w:uiPriority="70"/>
-    <w:lsdException w:name="Colorful Shading Accent 4" w:uiPriority="71"/>
-    <w:lsdException w:name="Colorful List Accent 4" w:uiPriority="72"/>
-    <w:lsdException w:name="Colorful Grid Accent 4" w:uiPriority="73"/>
-    <w:lsdException w:name="Light Shading Accent 5" w:uiPriority="60"/>
-    <w:lsdException w:name="Light List Accent 5" w:uiPriority="61"/>
-    <w:lsdException w:name="Light Grid Accent 5" w:uiPriority="62"/>
-    <w:lsdException w:name="Medium Shading 1 Accent 5" w:uiPriority="63"/>
-    <w:lsdException w:name="Medium Shading 2 Accent 5" w:uiPriority="64"/>
-    <w:lsdException w:name="Medium List 1 Accent 5" w:uiPriority="65"/>
-    <w:lsdException w:name="Medium List 2 Accent 5" w:uiPriority="66"/>
-    <w:lsdException w:name="Medium Grid 1 Accent 5" w:uiPriority="67"/>
-    <w:lsdException w:name="Medium Grid 2 Accent 5" w:uiPriority="68"/>
-    <w:lsdException w:name="Medium Grid 3 Accent 5" w:uiPriority="69"/>
-    <w:lsdException w:name="Dark List Accent 5" w:uiPriority="70"/>
-    <w:lsdException w:name="Colorful Shading Accent 5" w:uiPriority="71"/>
-    <w:lsdException w:name="Colorful List Accent 5" w:uiPriority="72"/>
-    <w:lsdException w:name="Colorful Grid Accent 5" w:uiPriority="73"/>
-    <w:lsdException w:name="Light Shading Accent 6" w:uiPriority="60"/>
-    <w:lsdException w:name="Light List Accent 6" w:uiPriority="61"/>
-    <w:lsdException w:name="Light Grid Accent 6" w:uiPriority="62"/>
-    <w:lsdException w:name="Medium Shading 1 Accent 6" w:uiPriority="63"/>
-    <w:lsdException w:name="Medium Shading 2 Accent 6" w:uiPriority="64"/>
-    <w:lsdException w:name="Medium List 1 Accent 6" w:uiPriority="65"/>
-    <w:lsdException w:name="Medium List 2 Accent 6" w:uiPriority="66"/>
-    <w:lsdException w:name="Medium Grid 1 Accent 6" w:uiPriority="67"/>
-    <w:lsdException w:name="Medium Grid 2 Accent 6" w:uiPriority="68"/>
-    <w:lsdException w:name="Medium Grid 3 Accent 6" w:uiPriority="69"/>
-    <w:lsdException w:name="Dark List Accent 6" w:uiPriority="70"/>
-    <w:lsdException w:name="Colorful Shading Accent 6" w:uiPriority="71"/>
-    <w:lsdException w:name="Colorful List Accent 6" w:uiPriority="72"/>
-    <w:lsdException w:name="Colorful Grid Accent 6" w:uiPriority="73"/>
-    <w:lsdException w:name="Subtle Emphasis" w:uiPriority="19" w:qFormat="1"/>
-    <w:lsdException w:name="Intense Emphasis" w:uiPriority="21" w:qFormat="1"/>
-    <w:lsdException w:name="Subtle Reference" w:uiPriority="31" w:qFormat="1"/>
-    <w:lsdException w:name="Intense Reference" w:uiPriority="32" w:qFormat="1"/>
-    <w:lsdException w:name="Book Title" w:uiPriority="33" w:qFormat="1"/>
-    <w:lsdException w:name="Bibliography" w:semiHidden="1" w:uiPriority="37" w:unhideWhenUsed="1"/>
-    <w:lsdException w:name="TOC Heading" w:semiHidden="1" w:uiPriority="39" w:unhideWhenUsed="1" w:qFormat="1"/>
-    <w:lsdException w:name="Plain Table 1" w:uiPriority="41"/>
-    <w:lsdException w:name="Plain Table 2" w:uiPriority="42"/>
-    <w:lsdException w:name="Plain Table 3" w:uiPriority="43"/>
-    <w:lsdException w:name="Plain Table 4" w:uiPriority="44"/>
-    <w:lsdException w:name="Plain Table 5" w:uiPriority="45"/>
-    <w:lsdException w:name="Grid Table Light" w:uiPriority="40"/>
-    <w:lsdException w:name="Grid Table 1 Light" w:uiPriority="46"/>
-    <w:lsdException w:name="Grid Table 2" w:uiPriority="47"/>
-    <w:lsdException w:name="Grid Table 3" w:uiPriority="48"/>
-    <w:lsdException w:name="Grid Table 4" w:uiPriority="49"/>
-    <w:lsdException w:name="Grid Table 5 Dark" w:uiPriority="50"/>
-    <w:lsdException w:name="Grid Table 6 Colorful" w:uiPriority="51"/>
-    <w:lsdException w:name="Grid Table 7 Colorful" w:uiPriority="52"/>
-    <w:lsdException w:name="Grid Table 1 Light Accent 1" w:uiPriority="46"/>
-    <w:lsdException w:name="Grid Table 2 Accent 1" w:uiPriority="47"/>
-    <w:lsdException w:name="Grid Table 3 Accent 1" w:uiPriority="48"/>
-    <w:lsdException w:name="Grid Table 4 Accent 1" w:uiPriority="49"/>
-    <w:lsdException w:name="Grid Table 5 Dark Accent 1" w:uiPriority="50"/>
-    <w:lsdException w:name="Grid Table 6 Colorful Accent 1" w:uiPriority="51"/>
-    <w:lsdException w:name="Grid Table 7 Colorful Accent 1" w:uiPriority="52"/>
-    <w:lsdException w:name="Grid Table 1 Light Accent 2" w:uiPriority="46"/>
-    <w:lsdException w:name="Grid Table 2 Accent 2" w:uiPriority="47"/>
-    <w:lsdException w:name="Grid Table 3 Accent 2" w:uiPriority="48"/>
-    <w:lsdException w:name="Grid Table 4 Accent 2" w:uiPriority="49"/>
-    <w:lsdException w:name="Grid Table 5 Dark Accent 2" w:uiPriority="50"/>
-    <w:lsdException w:name="Grid Table 6 Colorful Accent 2" w:uiPriority="51"/>
-    <w:lsdException w:name="Grid Table 7 Colorful Accent 2" w:uiPriority="52"/>
-    <w:lsdException w:name="Grid Table 1 Light Accent 3" w:uiPriority="46"/>
-    <w:lsdException w:name="Grid Table 2 Accent 3" w:uiPriority="47"/>
-    <w:lsdException w:name="Grid Table 3 Accent 3" w:uiPriority="48"/>
-    <w:lsdException w:name="Grid Table 4 Accent 3" w:uiPriority="49"/>
-    <w:lsdException w:name="Grid Table 5 Dark Accent 3" w:uiPriority="50"/>
-    <w:lsdException w:name="Grid Table 6 Colorful Accent 3" w:uiPriority="51"/>
-    <w:lsdException w:name="Grid Table 7 Colorful Accent 3" w:uiPriority="52"/>
-    <w:lsdException w:name="Grid Table 1 Light Accent 4" w:uiPriority="46"/>
-    <w:lsdException w:name="Grid Table 2 Accent 4" w:uiPriority="47"/>
-    <w:lsdException w:name="Grid Table 3 Accent 4" w:uiPriority="48"/>
-    <w:lsdException w:name="Grid Table 4 Accent 4" w:uiPriority="49"/>
-    <w:lsdException w:name="Grid Table 5 Dark Accent 4" w:uiPriority="50"/>
-    <w:lsdException w:name="Grid Table 6 Colorful Accent 4" w:uiPriority="51"/>
-    <w:lsdException w:name="Grid Table 7 Colorful Accent 4" w:uiPriority="52"/>
-    <w:lsdException w:name="Grid Table 1 Light Accent 5" w:uiPriority="46"/>
-    <w:lsdException w:name="Grid Table 2 Accent 5" w:uiPriority="47"/>
-    <w:lsdException w:name="Grid Table 3 Accent 5" w:uiPriority="48"/>
-    <w:lsdException w:name="Grid Table 4 Accent 5" w:uiPriority="49"/>
-    <w:lsdException w:name="Grid Table 5 Dark Accent 5" w:uiPriority="50"/>
-    <w:lsdException w:name="Grid Table 6 Colorful Accent 5" w:uiPriority="51"/>
-    <w:lsdException w:name="Grid Table 7 Colorful Accent 5" w:uiPriority="52"/>
-    <w:lsdException w:name="Grid Table 1 Light Accent 6" w:uiPriority="46"/>
-    <w:lsdException w:name="Grid Table 2 Accent 6" w:uiPriority="47"/>
-    <w:lsdException w:name="Grid Table 3 Accent 6" w:uiPriority="48"/>
-    <w:lsdException w:name="Grid Table 4 Accent 6" w:uiPriority="49"/>
-    <w:lsdException w:name="Grid Table 5 Dark Accent 6" w:uiPriority="50"/>
-    <w:lsdException w:name="Grid Table 6 Colorful Accent 6" w:uiPriority="51"/>
-    <w:lsdException w:name="Grid Table 7 Colorful Accent 6" w:uiPriority="52"/>
-    <w:lsdException w:name="List Table 1 Light" w:uiPriority="46"/>
-    <w:lsdException w:name="List Table 2" w:uiPriority="47"/>
-    <w:lsdException w:name="List Table 3" w:uiPriority="48"/>
-    <w:lsdException w:name="List Table 4" w:uiPriority="49"/>
-    <w:lsdException w:name="List Table 5 Dark" w:uiPriority="50"/>
-    <w:lsdException w:name="List Table 6 Colorful" w:uiPriority="51"/>
-    <w:lsdException w:name="List Table 7 Colorful" w:uiPriority="52"/>
-    <w:lsdException w:name="List Table 1 Light Accent 1" w:uiPriority="46"/>
-    <w:lsdException w:name="List Table 2 Accent 1" w:uiPriority="47"/>
-    <w:lsdException w:name="List Table 3 Accent 1" w:uiPriority="48"/>
-    <w:lsdException w:name="List Table 4 Accent 1" w:uiPriority="49"/>
-    <w:lsdException w:name="List Table 5 Dark Accent 1" w:uiPriority="50"/>
-    <w:lsdException w:name="List Table 6 Colorful Accent 1" w:uiPriority="51"/>
-    <w:lsdException w:name="List Table 7 Colorful Accent 1" w:uiPriority="52"/>
-    <w:lsdException w:name="List Table 1 Light Accent 2" w:uiPriority="46"/>
-    <w:lsdException w:name="List Table 2 Accent 2" w:uiPriority="47"/>
-    <w:lsdException w:name="List Table 3 Accent 2" w:uiPriority="48"/>
-    <w:lsdException w:name="List Table 4 Accent 2" w:uiPriority="49"/>
-    <w:lsdException w:name="List Table 5 Dark Accent 2" w:uiPriority="50"/>
-    <w:lsdException w:name="List Table 6 Colorful Accent 2" w:uiPriority="51"/>
-    <w:lsdException w:name="List Table 7 Colorful Accent 2" w:uiPriority="52"/>
-    <w:lsdException w:name="List Table 1 Light Accent 3" w:uiPriority="46"/>
-    <w:lsdException w:name="List Table 2 Accent 3" w:uiPriority="47"/>
-    <w:lsdException w:name="List Table 3 Accent 3" w:uiPriority="48"/>
-    <w:lsdException w:name="List Table 4 Accent 3" w:uiPriority="49"/>
-    <w:lsdException w:name="List Table 5 Dark Accent 3" w:uiPriority="50"/>
-    <w:lsdException w:name="List Table 6 Colorful Accent 3" w:uiPriority="51"/>
-    <w:lsdException w:name="List Table 7 Colorful Accent 3" w:uiPriority="52"/>
-    <w:lsdException w:name="List Table 1 Light Accent 4" w:uiPriority="46"/>
-    <w:lsdException w:name="List Table 2 Accent 4" w:uiPriority="47"/>
-    <w:lsdException w:name="List Table 3 Accent 4" w:uiPriority="48"/>
-    <w:lsdException w:name="List Table 4 Accent 4" w:uiPriority="49"/>
-    <w:lsdException w:name="List Table 5 Dark Accent 4" w:uiPriority="50"/>
-    <w:lsdException w:name="List Table 6 Colorful Accent 4" w:uiPriority="51"/>
-    <w:lsdException w:name="List Table 7 Colorful Accent 4" w:uiPriority="52"/>
-    <w:lsdException w:name="List Table 1 Light Accent 5" w:uiPriority="46"/>
-    <w:lsdException w:name="List Table 2 Accent 5" w:uiPriority="47"/>
-    <w:lsdException w:name="List Table 3 Accent 5" w:uiPriority="48"/>
-    <w:lsdException w:name="List Table 4 Accent 5" w:uiPriority="49"/>
-    <w:lsdException w:name="List Table 5 Dark Accent 5" w:uiPriority="50"/>
-    <w:lsdException w:name="List Table 6 Colorful Accent 5" w:uiPriority="51"/>
-    <w:lsdException w:name="List Table 7 Colorful Accent 5" w:uiPriority="52"/>
-    <w:lsdException w:name="List Table 1 Light Accent 6" w:uiPriority="46"/>
-    <w:lsdException w:name="List Table 2 Accent 6" w:uiPriority="47"/>
-    <w:lsdException w:name="List Table 3 Accent 6" w:uiPriority="48"/>
-    <w:lsdException w:name="List Table 4 Accent 6" w:uiPriority="49"/>
-    <w:lsdException w:name="List Table 5 Dark Accent 6" w:uiPriority="50"/>
-    <w:lsdException w:name="List Table 6 Colorful Accent 6" w:uiPriority="51"/>
-    <w:lsdException w:name="List Table 7 Colorful Accent 6" w:uiPriority="52"/>
-    <w:lsdException w:name="Mention" w:semiHidden="1" w:uiPriority="99" w:unhideWhenUsed="1"/>
-    <w:lsdException w:name="Smart Hyperlink" w:semiHidden="1" w:uiPriority="99" w:unhideWhenUsed="1"/>
-    <w:lsdException w:name="Hashtag" w:semiHidden="1" w:uiPriority="99" w:unhideWhenUsed="1"/>
-    <w:lsdException w:name="Unresolved Mention" w:semiHidden="1" w:uiPriority="99" w:unhideWhenUsed="1"/>
-    <w:lsdException w:name="Smart Link" w:semiHidden="1" w:uiPriority="99" w:unhideWhenUsed="1"/>
+  <w:latentStyles w:count="260" w:defQFormat="0" w:defUnhideWhenUsed="1" w:defSemiHidden="1" w:defUIPriority="99" w:defLockedState="0">
+    <w:lsdException w:qFormat="1" w:unhideWhenUsed="0" w:uiPriority="0" w:semiHidden="0" w:name="Normal"/>
+    <w:lsdException w:qFormat="1" w:unhideWhenUsed="0" w:uiPriority="0" w:semiHidden="0" w:name="heading 1"/>
+    <w:lsdException w:qFormat="1" w:uiPriority="0" w:name="heading 2"/>
+    <w:lsdException w:qFormat="1" w:uiPriority="0" w:name="heading 3"/>
+    <w:lsdException w:qFormat="1" w:uiPriority="0" w:name="heading 4"/>
+    <w:lsdException w:qFormat="1" w:uiPriority="0" w:name="heading 5"/>
+    <w:lsdException w:qFormat="1" w:uiPriority="0" w:name="heading 6"/>
+    <w:lsdException w:qFormat="1" w:uiPriority="0" w:name="heading 7"/>
+    <w:lsdException w:qFormat="1" w:uiPriority="0" w:name="heading 8"/>
+    <w:lsdException w:qFormat="1" w:uiPriority="0" w:name="heading 9"/>
+    <w:lsdException w:unhideWhenUsed="0" w:uiPriority="0" w:semiHidden="0" w:name="index 1"/>
+    <w:lsdException w:unhideWhenUsed="0" w:uiPriority="0" w:semiHidden="0" w:name="index 2"/>
+    <w:lsdException w:unhideWhenUsed="0" w:uiPriority="0" w:semiHidden="0" w:name="index 3"/>
+    <w:lsdException w:unhideWhenUsed="0" w:uiPriority="0" w:semiHidden="0" w:name="index 4"/>
+    <w:lsdException w:unhideWhenUsed="0" w:uiPriority="0" w:semiHidden="0" w:name="index 5"/>
+    <w:lsdException w:unhideWhenUsed="0" w:uiPriority="0" w:semiHidden="0" w:name="index 6"/>
+    <w:lsdException w:unhideWhenUsed="0" w:uiPriority="0" w:semiHidden="0" w:name="index 7"/>
+    <w:lsdException w:unhideWhenUsed="0" w:uiPriority="0" w:semiHidden="0" w:name="index 8"/>
+    <w:lsdException w:unhideWhenUsed="0" w:uiPriority="0" w:semiHidden="0" w:name="index 9"/>
+    <w:lsdException w:unhideWhenUsed="0" w:uiPriority="0" w:semiHidden="0" w:name="toc 1"/>
+    <w:lsdException w:unhideWhenUsed="0" w:uiPriority="0" w:semiHidden="0" w:name="toc 2"/>
+    <w:lsdException w:unhideWhenUsed="0" w:uiPriority="0" w:semiHidden="0" w:name="toc 3"/>
+    <w:lsdException w:unhideWhenUsed="0" w:uiPriority="0" w:semiHidden="0" w:name="toc 4"/>
+    <w:lsdException w:unhideWhenUsed="0" w:uiPriority="0" w:semiHidden="0" w:name="toc 5"/>
+    <w:lsdException w:unhideWhenUsed="0" w:uiPriority="0" w:semiHidden="0" w:name="toc 6"/>
+    <w:lsdException w:unhideWhenUsed="0" w:uiPriority="0" w:semiHidden="0" w:name="toc 7"/>
+    <w:lsdException w:unhideWhenUsed="0" w:uiPriority="0" w:semiHidden="0" w:name="toc 8"/>
+    <w:lsdException w:unhideWhenUsed="0" w:uiPriority="0" w:semiHidden="0" w:name="toc 9"/>
+    <w:lsdException w:unhideWhenUsed="0" w:uiPriority="0" w:semiHidden="0" w:name="Normal Indent"/>
+    <w:lsdException w:uiPriority="99" w:semiHidden="0" w:name="footnote text"/>
+    <w:lsdException w:unhideWhenUsed="0" w:uiPriority="0" w:semiHidden="0" w:name="annotation text"/>
+    <w:lsdException w:unhideWhenUsed="0" w:uiPriority="0" w:semiHidden="0" w:name="header"/>
+    <w:lsdException w:unhideWhenUsed="0" w:uiPriority="0" w:semiHidden="0" w:name="footer"/>
+    <w:lsdException w:unhideWhenUsed="0" w:uiPriority="0" w:semiHidden="0" w:name="index heading"/>
+    <w:lsdException w:qFormat="1" w:uiPriority="0" w:name="caption"/>
+    <w:lsdException w:unhideWhenUsed="0" w:uiPriority="0" w:semiHidden="0" w:name="table of figures"/>
+    <w:lsdException w:unhideWhenUsed="0" w:uiPriority="0" w:semiHidden="0" w:name="envelope address"/>
+    <w:lsdException w:unhideWhenUsed="0" w:uiPriority="0" w:semiHidden="0" w:name="envelope return"/>
+    <w:lsdException w:unhideWhenUsed="0" w:uiPriority="0" w:semiHidden="0" w:name="footnote reference"/>
+    <w:lsdException w:unhideWhenUsed="0" w:uiPriority="0" w:semiHidden="0" w:name="annotation reference"/>
+    <w:lsdException w:unhideWhenUsed="0" w:uiPriority="0" w:semiHidden="0" w:name="line number"/>
+    <w:lsdException w:unhideWhenUsed="0" w:uiPriority="0" w:semiHidden="0" w:name="page number"/>
+    <w:lsdException w:unhideWhenUsed="0" w:uiPriority="0" w:semiHidden="0" w:name="endnote reference"/>
+    <w:lsdException w:unhideWhenUsed="0" w:uiPriority="0" w:semiHidden="0" w:name="endnote text"/>
+    <w:lsdException w:unhideWhenUsed="0" w:uiPriority="0" w:semiHidden="0" w:name="table of authorities"/>
+    <w:lsdException w:unhideWhenUsed="0" w:uiPriority="0" w:semiHidden="0" w:name="macro"/>
+    <w:lsdException w:unhideWhenUsed="0" w:uiPriority="0" w:semiHidden="0" w:name="toa heading"/>
+    <w:lsdException w:unhideWhenUsed="0" w:uiPriority="0" w:semiHidden="0" w:name="List"/>
+    <w:lsdException w:unhideWhenUsed="0" w:uiPriority="0" w:semiHidden="0" w:name="List Bullet"/>
+    <w:lsdException w:unhideWhenUsed="0" w:uiPriority="0" w:semiHidden="0" w:name="List Number"/>
+    <w:lsdException w:unhideWhenUsed="0" w:uiPriority="0" w:semiHidden="0" w:name="List 2"/>
+    <w:lsdException w:unhideWhenUsed="0" w:uiPriority="0" w:semiHidden="0" w:name="List 3"/>
+    <w:lsdException w:unhideWhenUsed="0" w:uiPriority="0" w:semiHidden="0" w:name="List 4"/>
+    <w:lsdException w:unhideWhenUsed="0" w:uiPriority="0" w:semiHidden="0" w:name="List 5"/>
+    <w:lsdException w:unhideWhenUsed="0" w:uiPriority="0" w:semiHidden="0" w:name="List Bullet 2"/>
+    <w:lsdException w:unhideWhenUsed="0" w:uiPriority="0" w:semiHidden="0" w:name="List Bullet 3"/>
+    <w:lsdException w:unhideWhenUsed="0" w:uiPriority="0" w:semiHidden="0" w:name="List Bullet 4"/>
+    <w:lsdException w:unhideWhenUsed="0" w:uiPriority="0" w:semiHidden="0" w:name="List Bullet 5"/>
+    <w:lsdException w:unhideWhenUsed="0" w:uiPriority="0" w:semiHidden="0" w:name="List Number 2"/>
+    <w:lsdException w:unhideWhenUsed="0" w:uiPriority="0" w:semiHidden="0" w:name="List Number 3"/>
+    <w:lsdException w:unhideWhenUsed="0" w:uiPriority="0" w:semiHidden="0" w:name="List Number 4"/>
+    <w:lsdException w:unhideWhenUsed="0" w:uiPriority="0" w:semiHidden="0" w:name="List Number 5"/>
+    <w:lsdException w:qFormat="1" w:unhideWhenUsed="0" w:uiPriority="0" w:semiHidden="0" w:name="Title"/>
+    <w:lsdException w:unhideWhenUsed="0" w:uiPriority="0" w:semiHidden="0" w:name="Closing"/>
+    <w:lsdException w:unhideWhenUsed="0" w:uiPriority="0" w:semiHidden="0" w:name="Signature"/>
+    <w:lsdException w:uiPriority="1" w:name="Default Paragraph Font"/>
+    <w:lsdException w:unhideWhenUsed="0" w:uiPriority="0" w:semiHidden="0" w:name="Body Text"/>
+    <w:lsdException w:unhideWhenUsed="0" w:uiPriority="0" w:semiHidden="0" w:name="Body Text Indent"/>
+    <w:lsdException w:unhideWhenUsed="0" w:uiPriority="0" w:semiHidden="0" w:name="List Continue"/>
+    <w:lsdException w:unhideWhenUsed="0" w:uiPriority="0" w:semiHidden="0" w:name="List Continue 2"/>
+    <w:lsdException w:unhideWhenUsed="0" w:uiPriority="0" w:semiHidden="0" w:name="List Continue 3"/>
+    <w:lsdException w:unhideWhenUsed="0" w:uiPriority="0" w:semiHidden="0" w:name="List Continue 4"/>
+    <w:lsdException w:unhideWhenUsed="0" w:uiPriority="0" w:semiHidden="0" w:name="List Continue 5"/>
+    <w:lsdException w:unhideWhenUsed="0" w:uiPriority="0" w:semiHidden="0" w:name="Message Header"/>
+    <w:lsdException w:qFormat="1" w:unhideWhenUsed="0" w:uiPriority="0" w:semiHidden="0" w:name="Subtitle"/>
+    <w:lsdException w:unhideWhenUsed="0" w:uiPriority="0" w:semiHidden="0" w:name="Salutation"/>
+    <w:lsdException w:unhideWhenUsed="0" w:uiPriority="0" w:semiHidden="0" w:name="Date"/>
+    <w:lsdException w:unhideWhenUsed="0" w:uiPriority="0" w:semiHidden="0" w:name="Body Text First Indent"/>
+    <w:lsdException w:unhideWhenUsed="0" w:uiPriority="0" w:semiHidden="0" w:name="Body Text First Indent 2"/>
+    <w:lsdException w:unhideWhenUsed="0" w:uiPriority="0" w:semiHidden="0" w:name="Note Heading"/>
+    <w:lsdException w:unhideWhenUsed="0" w:uiPriority="0" w:semiHidden="0" w:name="Body Text 2"/>
+    <w:lsdException w:unhideWhenUsed="0" w:uiPriority="0" w:semiHidden="0" w:name="Body Text 3"/>
+    <w:lsdException w:unhideWhenUsed="0" w:uiPriority="0" w:semiHidden="0" w:name="Body Text Indent 2"/>
+    <w:lsdException w:unhideWhenUsed="0" w:uiPriority="0" w:semiHidden="0" w:name="Body Text Indent 3"/>
+    <w:lsdException w:unhideWhenUsed="0" w:uiPriority="0" w:semiHidden="0" w:name="Block Text"/>
+    <w:lsdException w:unhideWhenUsed="0" w:uiPriority="0" w:semiHidden="0" w:name="Hyperlink"/>
+    <w:lsdException w:unhideWhenUsed="0" w:uiPriority="0" w:semiHidden="0" w:name="FollowedHyperlink"/>
+    <w:lsdException w:qFormat="1" w:unhideWhenUsed="0" w:uiPriority="0" w:semiHidden="0" w:name="Strong"/>
+    <w:lsdException w:qFormat="1" w:unhideWhenUsed="0" w:uiPriority="0" w:semiHidden="0" w:name="Emphasis"/>
+    <w:lsdException w:unhideWhenUsed="0" w:uiPriority="0" w:semiHidden="0" w:name="Document Map"/>
+    <w:lsdException w:unhideWhenUsed="0" w:uiPriority="0" w:semiHidden="0" w:name="Plain Text"/>
+    <w:lsdException w:unhideWhenUsed="0" w:uiPriority="0" w:semiHidden="0" w:name="E-mail Signature"/>
+    <w:lsdException w:unhideWhenUsed="0" w:uiPriority="0" w:semiHidden="0" w:name="Normal (Web)"/>
+    <w:lsdException w:unhideWhenUsed="0" w:uiPriority="0" w:semiHidden="0" w:name="HTML Acronym"/>
+    <w:lsdException w:unhideWhenUsed="0" w:uiPriority="0" w:semiHidden="0" w:name="HTML Address"/>
+    <w:lsdException w:unhideWhenUsed="0" w:uiPriority="0" w:semiHidden="0" w:name="HTML Cite"/>
+    <w:lsdException w:unhideWhenUsed="0" w:uiPriority="0" w:semiHidden="0" w:name="HTML Code"/>
+    <w:lsdException w:unhideWhenUsed="0" w:uiPriority="0" w:semiHidden="0" w:name="HTML Definition"/>
+    <w:lsdException w:unhideWhenUsed="0" w:uiPriority="0" w:semiHidden="0" w:name="HTML Keyboard"/>
+    <w:lsdException w:unhideWhenUsed="0" w:uiPriority="0" w:semiHidden="0" w:name="HTML Preformatted"/>
+    <w:lsdException w:unhideWhenUsed="0" w:uiPriority="0" w:semiHidden="0" w:name="HTML Sample"/>
+    <w:lsdException w:unhideWhenUsed="0" w:uiPriority="0" w:semiHidden="0" w:name="HTML Typewriter"/>
+    <w:lsdException w:unhideWhenUsed="0" w:uiPriority="0" w:semiHidden="0" w:name="HTML Variable"/>
+    <w:lsdException w:uiPriority="99" w:name="Normal Table"/>
+    <w:lsdException w:unhideWhenUsed="0" w:uiPriority="0" w:semiHidden="0" w:name="annotation subject"/>
+    <w:lsdException w:uiPriority="0" w:name="Table Simple 1"/>
+    <w:lsdException w:uiPriority="0" w:name="Table Simple 2"/>
+    <w:lsdException w:uiPriority="0" w:name="Table Simple 3"/>
+    <w:lsdException w:uiPriority="0" w:name="Table Classic 1"/>
+    <w:lsdException w:uiPriority="0" w:name="Table Classic 2"/>
+    <w:lsdException w:uiPriority="0" w:name="Table Classic 3"/>
+    <w:lsdException w:uiPriority="0" w:name="Table Classic 4"/>
+    <w:lsdException w:uiPriority="0" w:name="Table Colorful 1"/>
+    <w:lsdException w:uiPriority="0" w:name="Table Colorful 2"/>
+    <w:lsdException w:uiPriority="0" w:name="Table Colorful 3"/>
+    <w:lsdException w:uiPriority="0" w:name="Table Columns 1"/>
+    <w:lsdException w:uiPriority="0" w:name="Table Columns 2"/>
+    <w:lsdException w:uiPriority="0" w:name="Table Columns 3"/>
+    <w:lsdException w:uiPriority="0" w:name="Table Columns 4"/>
+    <w:lsdException w:uiPriority="0" w:name="Table Columns 5"/>
+    <w:lsdException w:uiPriority="0" w:name="Table Grid 1"/>
+    <w:lsdException w:uiPriority="0" w:name="Table Grid 2"/>
+    <w:lsdException w:uiPriority="0" w:name="Table Grid 3"/>
+    <w:lsdException w:uiPriority="0" w:name="Table Grid 4"/>
+    <w:lsdException w:uiPriority="0" w:name="Table Grid 5"/>
+    <w:lsdException w:uiPriority="0" w:name="Table Grid 6"/>
+    <w:lsdException w:uiPriority="0" w:name="Table Grid 7"/>
+    <w:lsdException w:uiPriority="0" w:name="Table Grid 8"/>
+    <w:lsdException w:uiPriority="0" w:name="Table List 1"/>
+    <w:lsdException w:uiPriority="0" w:name="Table List 2"/>
+    <w:lsdException w:uiPriority="0" w:name="Table List 3"/>
+    <w:lsdException w:uiPriority="0" w:name="Table List 4"/>
+    <w:lsdException w:uiPriority="0" w:name="Table List 5"/>
+    <w:lsdException w:uiPriority="0" w:name="Table List 6"/>
+    <w:lsdException w:uiPriority="0" w:name="Table List 7"/>
+    <w:lsdException w:uiPriority="0" w:name="Table List 8"/>
+    <w:lsdException w:uiPriority="0" w:name="Table 3D effects 1"/>
+    <w:lsdException w:uiPriority="0" w:name="Table 3D effects 2"/>
+    <w:lsdException w:uiPriority="0" w:name="Table 3D effects 3"/>
+    <w:lsdException w:uiPriority="0" w:name="Table Contemporary"/>
+    <w:lsdException w:uiPriority="0" w:name="Table Elegant"/>
+    <w:lsdException w:uiPriority="0" w:name="Table Professional"/>
+    <w:lsdException w:uiPriority="0" w:name="Table Subtle 1"/>
+    <w:lsdException w:uiPriority="0" w:name="Table Subtle 2"/>
+    <w:lsdException w:uiPriority="0" w:name="Table Web 1"/>
+    <w:lsdException w:uiPriority="0" w:name="Table Web 2"/>
+    <w:lsdException w:uiPriority="0" w:name="Table Web 3"/>
+    <w:lsdException w:unhideWhenUsed="0" w:uiPriority="0" w:semiHidden="0" w:name="Balloon Text"/>
+    <w:lsdException w:unhideWhenUsed="0" w:uiPriority="0" w:semiHidden="0" w:name="Table Grid"/>
+    <w:lsdException w:uiPriority="0" w:name="Table Theme"/>
+    <w:lsdException w:unhideWhenUsed="0" w:uiPriority="60" w:semiHidden="0" w:name="Light Shading"/>
+    <w:lsdException w:unhideWhenUsed="0" w:uiPriority="61" w:semiHidden="0" w:name="Light List"/>
+    <w:lsdException w:unhideWhenUsed="0" w:uiPriority="62" w:semiHidden="0" w:name="Light Grid"/>
+    <w:lsdException w:unhideWhenUsed="0" w:uiPriority="63" w:semiHidden="0" w:name="Medium Shading 1"/>
+    <w:lsdException w:unhideWhenUsed="0" w:uiPriority="64" w:semiHidden="0" w:name="Medium Shading 2"/>
+    <w:lsdException w:unhideWhenUsed="0" w:uiPriority="65" w:semiHidden="0" w:name="Medium List 1"/>
+    <w:lsdException w:unhideWhenUsed="0" w:uiPriority="66" w:semiHidden="0" w:name="Medium List 2"/>
+    <w:lsdException w:unhideWhenUsed="0" w:uiPriority="67" w:semiHidden="0" w:name="Medium Grid 1"/>
+    <w:lsdException w:unhideWhenUsed="0" w:uiPriority="68" w:semiHidden="0" w:name="Medium Grid 2"/>
+    <w:lsdException w:unhideWhenUsed="0" w:uiPriority="69" w:semiHidden="0" w:name="Medium Grid 3"/>
+    <w:lsdException w:unhideWhenUsed="0" w:uiPriority="70" w:semiHidden="0" w:name="Dark List"/>
+    <w:lsdException w:unhideWhenUsed="0" w:uiPriority="71" w:semiHidden="0" w:name="Colorful Shading"/>
+    <w:lsdException w:unhideWhenUsed="0" w:uiPriority="72" w:semiHidden="0" w:name="Colorful List"/>
+    <w:lsdException w:unhideWhenUsed="0" w:uiPriority="73" w:semiHidden="0" w:name="Colorful Grid"/>
+    <w:lsdException w:qFormat="1" w:unhideWhenUsed="0" w:uiPriority="60" w:semiHidden="0" w:name="Light Shading Accent 1"/>
+    <w:lsdException w:unhideWhenUsed="0" w:uiPriority="61" w:semiHidden="0" w:name="Light List Accent 1"/>
+    <w:lsdException w:unhideWhenUsed="0" w:uiPriority="62" w:semiHidden="0" w:name="Light Grid Accent 1"/>
+    <w:lsdException w:unhideWhenUsed="0" w:uiPriority="63" w:semiHidden="0" w:name="Medium Shading 1 Accent 1"/>
+    <w:lsdException w:unhideWhenUsed="0" w:uiPriority="64" w:semiHidden="0" w:name="Medium Shading 2 Accent 1"/>
+    <w:lsdException w:unhideWhenUsed="0" w:uiPriority="65" w:semiHidden="0" w:name="Medium List 1 Accent 1"/>
+    <w:lsdException w:unhideWhenUsed="0" w:uiPriority="66" w:semiHidden="0" w:name="Medium List 2 Accent 1"/>
+    <w:lsdException w:unhideWhenUsed="0" w:uiPriority="67" w:semiHidden="0" w:name="Medium Grid 1 Accent 1"/>
+    <w:lsdException w:unhideWhenUsed="0" w:uiPriority="68" w:semiHidden="0" w:name="Medium Grid 2 Accent 1"/>
+    <w:lsdException w:unhideWhenUsed="0" w:uiPriority="69" w:semiHidden="0" w:name="Medium Grid 3 Accent 1"/>
+    <w:lsdException w:unhideWhenUsed="0" w:uiPriority="70" w:semiHidden="0" w:name="Dark List Accent 1"/>
+    <w:lsdException w:unhideWhenUsed="0" w:uiPriority="71" w:semiHidden="0" w:name="Colorful Shading Accent 1"/>
+    <w:lsdException w:unhideWhenUsed="0" w:uiPriority="72" w:semiHidden="0" w:name="Colorful List Accent 1"/>
+    <w:lsdException w:unhideWhenUsed="0" w:uiPriority="73" w:semiHidden="0" w:name="Colorful Grid Accent 1"/>
+    <w:lsdException w:unhideWhenUsed="0" w:uiPriority="60" w:semiHidden="0" w:name="Light Shading Accent 2"/>
+    <w:lsdException w:unhideWhenUsed="0" w:uiPriority="61" w:semiHidden="0" w:name="Light List Accent 2"/>
+    <w:lsdException w:unhideWhenUsed="0" w:uiPriority="62" w:semiHidden="0" w:name="Light Grid Accent 2"/>
+    <w:lsdException w:unhideWhenUsed="0" w:uiPriority="63" w:semiHidden="0" w:name="Medium Shading 1 Accent 2"/>
+    <w:lsdException w:unhideWhenUsed="0" w:uiPriority="64" w:semiHidden="0" w:name="Medium Shading 2 Accent 2"/>
+    <w:lsdException w:unhideWhenUsed="0" w:uiPriority="65" w:semiHidden="0" w:name="Medium List 1 Accent 2"/>
+    <w:lsdException w:unhideWhenUsed="0" w:uiPriority="66" w:semiHidden="0" w:name="Medium List 2 Accent 2"/>
+    <w:lsdException w:unhideWhenUsed="0" w:uiPriority="67" w:semiHidden="0" w:name="Medium Grid 1 Accent 2"/>
+    <w:lsdException w:unhideWhenUsed="0" w:uiPriority="68" w:semiHidden="0" w:name="Medium Grid 2 Accent 2"/>
+    <w:lsdException w:unhideWhenUsed="0" w:uiPriority="69" w:semiHidden="0" w:name="Medium Grid 3 Accent 2"/>
+    <w:lsdException w:unhideWhenUsed="0" w:uiPriority="70" w:semiHidden="0" w:name="Dark List Accent 2"/>
+    <w:lsdException w:unhideWhenUsed="0" w:uiPriority="71" w:semiHidden="0" w:name="Colorful Shading Accent 2"/>
+    <w:lsdException w:unhideWhenUsed="0" w:uiPriority="72" w:semiHidden="0" w:name="Colorful List Accent 2"/>
+    <w:lsdException w:unhideWhenUsed="0" w:uiPriority="73" w:semiHidden="0" w:name="Colorful Grid Accent 2"/>
+    <w:lsdException w:unhideWhenUsed="0" w:uiPriority="60" w:semiHidden="0" w:name="Light Shading Accent 3"/>
+    <w:lsdException w:unhideWhenUsed="0" w:uiPriority="61" w:semiHidden="0" w:name="Light List Accent 3"/>
+    <w:lsdException w:unhideWhenUsed="0" w:uiPriority="62" w:semiHidden="0" w:name="Light Grid Accent 3"/>
+    <w:lsdException w:unhideWhenUsed="0" w:uiPriority="63" w:semiHidden="0" w:name="Medium Shading 1 Accent 3"/>
+    <w:lsdException w:unhideWhenUsed="0" w:uiPriority="64" w:semiHidden="0" w:name="Medium Shading 2 Accent 3"/>
+    <w:lsdException w:unhideWhenUsed="0" w:uiPriority="65" w:semiHidden="0" w:name="Medium List 1 Accent 3"/>
+    <w:lsdException w:unhideWhenUsed="0" w:uiPriority="66" w:semiHidden="0" w:name="Medium List 2 Accent 3"/>
+    <w:lsdException w:unhideWhenUsed="0" w:uiPriority="67" w:semiHidden="0" w:name="Medium Grid 1 Accent 3"/>
+    <w:lsdException w:unhideWhenUsed="0" w:uiPriority="68" w:semiHidden="0" w:name="Medium Grid 2 Accent 3"/>
+    <w:lsdException w:unhideWhenUsed="0" w:uiPriority="69" w:semiHidden="0" w:name="Medium Grid 3 Accent 3"/>
+    <w:lsdException w:unhideWhenUsed="0" w:uiPriority="70" w:semiHidden="0" w:name="Dark List Accent 3"/>
+    <w:lsdException w:unhideWhenUsed="0" w:uiPriority="71" w:semiHidden="0" w:name="Colorful Shading Accent 3"/>
+    <w:lsdException w:unhideWhenUsed="0" w:uiPriority="72" w:semiHidden="0" w:name="Colorful List Accent 3"/>
+    <w:lsdException w:unhideWhenUsed="0" w:uiPriority="73" w:semiHidden="0" w:name="Colorful Grid Accent 3"/>
+    <w:lsdException w:unhideWhenUsed="0" w:uiPriority="60" w:semiHidden="0" w:name="Light Shading Accent 4"/>
+    <w:lsdException w:unhideWhenUsed="0" w:uiPriority="61" w:semiHidden="0" w:name="Light List Accent 4"/>
+    <w:lsdException w:unhideWhenUsed="0" w:uiPriority="62" w:semiHidden="0" w:name="Light Grid Accent 4"/>
+    <w:lsdException w:unhideWhenUsed="0" w:uiPriority="63" w:semiHidden="0" w:name="Medium Shading 1 Accent 4"/>
+    <w:lsdException w:unhideWhenUsed="0" w:uiPriority="64" w:semiHidden="0" w:name="Medium Shading 2 Accent 4"/>
+    <w:lsdException w:unhideWhenUsed="0" w:uiPriority="65" w:semiHidden="0" w:name="Medium List 1 Accent 4"/>
+    <w:lsdException w:unhideWhenUsed="0" w:uiPriority="66" w:semiHidden="0" w:name="Medium List 2 Accent 4"/>
+    <w:lsdException w:unhideWhenUsed="0" w:uiPriority="67" w:semiHidden="0" w:name="Medium Grid 1 Accent 4"/>
+    <w:lsdException w:unhideWhenUsed="0" w:uiPriority="68" w:semiHidden="0" w:name="Medium Grid 2 Accent 4"/>
+    <w:lsdException w:unhideWhenUsed="0" w:uiPriority="69" w:semiHidden="0" w:name="Medium Grid 3 Accent 4"/>
+    <w:lsdException w:unhideWhenUsed="0" w:uiPriority="70" w:semiHidden="0" w:name="Dark List Accent 4"/>
+    <w:lsdException w:unhideWhenUsed="0" w:uiPriority="71" w:semiHidden="0" w:name="Colorful Shading Accent 4"/>
+    <w:lsdException w:unhideWhenUsed="0" w:uiPriority="72" w:semiHidden="0" w:name="Colorful List Accent 4"/>
+    <w:lsdException w:unhideWhenUsed="0" w:uiPriority="73" w:semiHidden="0" w:name="Colorful Grid Accent 4"/>
+    <w:lsdException w:unhideWhenUsed="0" w:uiPriority="60" w:semiHidden="0" w:name="Light Shading Accent 5"/>
+    <w:lsdException w:unhideWhenUsed="0" w:uiPriority="61" w:semiHidden="0" w:name="Light List Accent 5"/>
+    <w:lsdException w:unhideWhenUsed="0" w:uiPriority="62" w:semiHidden="0" w:name="Light Grid Accent 5"/>
+    <w:lsdException w:unhideWhenUsed="0" w:uiPriority="63" w:semiHidden="0" w:name="Medium Shading 1 Accent 5"/>
+    <w:lsdException w:unhideWhenUsed="0" w:uiPriority="64" w:semiHidden="0" w:name="Medium Shading 2 Accent 5"/>
+    <w:lsdException w:unhideWhenUsed="0" w:uiPriority="65" w:semiHidden="0" w:name="Medium List 1 Accent 5"/>
+    <w:lsdException w:unhideWhenUsed="0" w:uiPriority="66" w:semiHidden="0" w:name="Medium List 2 Accent 5"/>
+    <w:lsdException w:unhideWhenUsed="0" w:uiPriority="67" w:semiHidden="0" w:name="Medium Grid 1 Accent 5"/>
+    <w:lsdException w:unhideWhenUsed="0" w:uiPriority="68" w:semiHidden="0" w:name="Medium Grid 2 Accent 5"/>
+    <w:lsdException w:unhideWhenUsed="0" w:uiPriority="69" w:semiHidden="0" w:name="Medium Grid 3 Accent 5"/>
+    <w:lsdException w:unhideWhenUsed="0" w:uiPriority="70" w:semiHidden="0" w:name="Dark List Accent 5"/>
+    <w:lsdException w:unhideWhenUsed="0" w:uiPriority="71" w:semiHidden="0" w:name="Colorful Shading Accent 5"/>
+    <w:lsdException w:unhideWhenUsed="0" w:uiPriority="72" w:semiHidden="0" w:name="Colorful List Accent 5"/>
+    <w:lsdException w:unhideWhenUsed="0" w:uiPriority="73" w:semiHidden="0" w:name="Colorful Grid Accent 5"/>
+    <w:lsdException w:unhideWhenUsed="0" w:uiPriority="60" w:semiHidden="0" w:name="Light Shading Accent 6"/>
+    <w:lsdException w:unhideWhenUsed="0" w:uiPriority="61" w:semiHidden="0" w:name="Light List Accent 6"/>
+    <w:lsdException w:unhideWhenUsed="0" w:uiPriority="62" w:semiHidden="0" w:name="Light Grid Accent 6"/>
+    <w:lsdException w:unhideWhenUsed="0" w:uiPriority="63" w:semiHidden="0" w:name="Medium Shading 1 Accent 6"/>
+    <w:lsdException w:unhideWhenUsed="0" w:uiPriority="64" w:semiHidden="0" w:name="Medium Shading 2 Accent 6"/>
+    <w:lsdException w:unhideWhenUsed="0" w:uiPriority="65" w:semiHidden="0" w:name="Medium List 1 Accent 6"/>
+    <w:lsdException w:unhideWhenUsed="0" w:uiPriority="66" w:semiHidden="0" w:name="Medium List 2 Accent 6"/>
+    <w:lsdException w:unhideWhenUsed="0" w:uiPriority="67" w:semiHidden="0" w:name="Medium Grid 1 Accent 6"/>
+    <w:lsdException w:unhideWhenUsed="0" w:uiPriority="68" w:semiHidden="0" w:name="Medium Grid 2 Accent 6"/>
+    <w:lsdException w:unhideWhenUsed="0" w:uiPriority="69" w:semiHidden="0" w:name="Medium Grid 3 Accent 6"/>
+    <w:lsdException w:unhideWhenUsed="0" w:uiPriority="70" w:semiHidden="0" w:name="Dark List Accent 6"/>
+    <w:lsdException w:unhideWhenUsed="0" w:uiPriority="71" w:semiHidden="0" w:name="Colorful Shading Accent 6"/>
+    <w:lsdException w:unhideWhenUsed="0" w:uiPriority="72" w:semiHidden="0" w:name="Colorful List Accent 6"/>
+    <w:lsdException w:unhideWhenUsed="0" w:uiPriority="73" w:semiHidden="0" w:name="Colorful Grid Accent 6"/>
   </w:latentStyles>
-  <w:style w:type="paragraph" w:default="1" w:styleId="a">
+  <w:style w:type="paragraph" w:default="1" w:styleId="1">
     <w:name w:val="Normal"/>
     <w:qFormat/>
+    <w:uiPriority w:val="0"/>
     <w:pPr>
       <w:widowControl w:val="0"/>
       <w:jc w:val="both"/>
     </w:pPr>
     <w:rPr>
-      <w:rFonts w:asciiTheme="minorHAnsi" w:eastAsiaTheme="minorEastAsia" w:hAnsiTheme="minorHAnsi" w:cstheme="minorBidi"/>
+      <w:rFonts w:asciiTheme="minorHAnsi" w:hAnsiTheme="minorHAnsi" w:eastAsiaTheme="minorEastAsia" w:cstheme="minorBidi"/>
       <w:kern w:val="2"/>
       <w:sz w:val="21"/>
       <w:szCs w:val="24"/>
+      <w:lang w:val="en-US" w:eastAsia="zh-CN" w:bidi="ar-SA"/>
     </w:rPr>
   </w:style>
-  <w:style w:type="paragraph" w:styleId="1">
+  <w:style w:type="paragraph" w:styleId="2">
     <w:name w:val="heading 1"/>
-    <w:basedOn w:val="a"/>
-    <w:next w:val="a"/>
-    <w:link w:val="10"/>
+    <w:basedOn w:val="1"/>
+    <w:next w:val="1"/>
+    <w:link w:val="11"/>
     <w:qFormat/>
+    <w:uiPriority w:val="0"/>
     <w:pPr>
       <w:keepNext/>
       <w:keepLines/>
@@ -2968,19 +2914,18 @@
       <w:sz w:val="44"/>
     </w:rPr>
   </w:style>
-  <w:style w:type="character" w:default="1" w:styleId="a0">
+  <w:style w:type="character" w:default="1" w:styleId="10">
     <w:name w:val="Default Paragraph Font"/>
-    <w:uiPriority w:val="1"/>
     <w:semiHidden/>
     <w:unhideWhenUsed/>
+    <w:uiPriority w:val="1"/>
   </w:style>
-  <w:style w:type="table" w:default="1" w:styleId="a1">
+  <w:style w:type="table" w:default="1" w:styleId="7">
     <w:name w:val="Normal Table"/>
-    <w:uiPriority w:val="99"/>
     <w:semiHidden/>
     <w:unhideWhenUsed/>
+    <w:uiPriority w:val="99"/>
     <w:tblPr>
-      <w:tblInd w:w="0" w:type="dxa"/>
       <w:tblCellMar>
         <w:top w:w="0" w:type="dxa"/>
         <w:left w:w="108" w:type="dxa"/>
@@ -2989,15 +2934,10 @@
       </w:tblCellMar>
     </w:tblPr>
   </w:style>
-  <w:style w:type="numbering" w:default="1" w:styleId="a2">
-    <w:name w:val="No List"/>
-    <w:uiPriority w:val="99"/>
-    <w:semiHidden/>
-    <w:unhideWhenUsed/>
-  </w:style>
-  <w:style w:type="paragraph" w:styleId="a3">
+  <w:style w:type="paragraph" w:styleId="3">
     <w:name w:val="footer"/>
-    <w:basedOn w:val="a"/>
+    <w:basedOn w:val="1"/>
+    <w:uiPriority w:val="0"/>
     <w:pPr>
       <w:tabs>
         <w:tab w:val="center" w:pos="4153"/>
@@ -3010,15 +2950,16 @@
       <w:sz w:val="18"/>
     </w:rPr>
   </w:style>
-  <w:style w:type="paragraph" w:styleId="a4">
+  <w:style w:type="paragraph" w:styleId="4">
     <w:name w:val="header"/>
-    <w:basedOn w:val="a"/>
+    <w:basedOn w:val="1"/>
+    <w:uiPriority w:val="0"/>
     <w:pPr>
       <w:pBdr>
-        <w:top w:val="none" w:sz="0" w:space="1" w:color="auto"/>
-        <w:left w:val="none" w:sz="0" w:space="4" w:color="auto"/>
-        <w:bottom w:val="none" w:sz="0" w:space="1" w:color="auto"/>
-        <w:right w:val="none" w:sz="0" w:space="4" w:color="auto"/>
+        <w:top w:val="none" w:color="auto" w:sz="0" w:space="1"/>
+        <w:left w:val="none" w:color="auto" w:sz="0" w:space="4"/>
+        <w:bottom w:val="none" w:color="auto" w:sz="0" w:space="1"/>
+        <w:right w:val="none" w:color="auto" w:sz="0" w:space="4"/>
       </w:pBdr>
       <w:tabs>
         <w:tab w:val="center" w:pos="4153"/>
@@ -3030,74 +2971,12 @@
       <w:sz w:val="18"/>
     </w:rPr>
   </w:style>
-  <w:style w:type="paragraph" w:styleId="a5">
-    <w:name w:val="Normal (Web)"/>
-    <w:basedOn w:val="a"/>
-    <w:pPr>
-      <w:spacing w:beforeAutospacing="1" w:afterAutospacing="1"/>
-      <w:jc w:val="left"/>
-    </w:pPr>
-    <w:rPr>
-      <w:rFonts w:cs="Times New Roman"/>
-      <w:kern w:val="0"/>
-      <w:sz w:val="24"/>
-    </w:rPr>
-  </w:style>
-  <w:style w:type="table" w:styleId="a6">
-    <w:name w:val="Table Grid"/>
-    <w:basedOn w:val="a1"/>
-    <w:pPr>
-      <w:widowControl w:val="0"/>
-      <w:jc w:val="both"/>
-    </w:pPr>
-    <w:tblPr>
-      <w:tblBorders>
-        <w:top w:val="single" w:sz="4" w:space="0" w:color="auto"/>
-        <w:left w:val="single" w:sz="4" w:space="0" w:color="auto"/>
-        <w:bottom w:val="single" w:sz="4" w:space="0" w:color="auto"/>
-        <w:right w:val="single" w:sz="4" w:space="0" w:color="auto"/>
-        <w:insideH w:val="single" w:sz="4" w:space="0" w:color="auto"/>
-        <w:insideV w:val="single" w:sz="4" w:space="0" w:color="auto"/>
-      </w:tblBorders>
-    </w:tblPr>
-  </w:style>
-  <w:style w:type="character" w:customStyle="1" w:styleId="10">
-    <w:name w:val="标题 1 字符"/>
-    <w:link w:val="1"/>
-    <w:rPr>
-      <w:b/>
-      <w:kern w:val="44"/>
-      <w:sz w:val="44"/>
-    </w:rPr>
-  </w:style>
-  <w:style w:type="paragraph" w:customStyle="1" w:styleId="DecimalAligned">
-    <w:name w:val="Decimal Aligned"/>
-    <w:basedOn w:val="a"/>
-    <w:uiPriority w:val="40"/>
-    <w:qFormat/>
-    <w:rsid w:val="0026637C"/>
-    <w:pPr>
-      <w:widowControl/>
-      <w:tabs>
-        <w:tab w:val="decimal" w:pos="360"/>
-      </w:tabs>
-      <w:spacing w:after="200" w:line="276" w:lineRule="auto"/>
-      <w:jc w:val="left"/>
-    </w:pPr>
-    <w:rPr>
-      <w:rFonts w:cs="Times New Roman"/>
-      <w:kern w:val="0"/>
-      <w:sz w:val="22"/>
-      <w:szCs w:val="22"/>
-    </w:rPr>
-  </w:style>
-  <w:style w:type="paragraph" w:styleId="a7">
+  <w:style w:type="paragraph" w:styleId="5">
     <w:name w:val="footnote text"/>
-    <w:basedOn w:val="a"/>
-    <w:link w:val="a8"/>
+    <w:basedOn w:val="1"/>
+    <w:link w:val="13"/>
+    <w:unhideWhenUsed/>
     <w:uiPriority w:val="99"/>
-    <w:unhideWhenUsed/>
-    <w:rsid w:val="0026637C"/>
     <w:pPr>
       <w:widowControl/>
       <w:jc w:val="left"/>
@@ -3109,44 +2988,54 @@
       <w:szCs w:val="20"/>
     </w:rPr>
   </w:style>
-  <w:style w:type="character" w:customStyle="1" w:styleId="a8">
-    <w:name w:val="脚注文本 字符"/>
-    <w:basedOn w:val="a0"/>
-    <w:link w:val="a7"/>
-    <w:uiPriority w:val="99"/>
-    <w:rsid w:val="0026637C"/>
+  <w:style w:type="paragraph" w:styleId="6">
+    <w:name w:val="Normal (Web)"/>
+    <w:basedOn w:val="1"/>
+    <w:uiPriority w:val="0"/>
+    <w:pPr>
+      <w:spacing w:beforeAutospacing="1" w:afterAutospacing="1"/>
+      <w:jc w:val="left"/>
+    </w:pPr>
     <w:rPr>
-      <w:rFonts w:asciiTheme="minorHAnsi" w:eastAsiaTheme="minorEastAsia" w:hAnsiTheme="minorHAnsi"/>
+      <w:rFonts w:cs="Times New Roman"/>
+      <w:kern w:val="0"/>
+      <w:sz w:val="24"/>
     </w:rPr>
   </w:style>
-  <w:style w:type="character" w:styleId="a9">
-    <w:name w:val="Subtle Emphasis"/>
-    <w:basedOn w:val="a0"/>
-    <w:uiPriority w:val="19"/>
+  <w:style w:type="table" w:styleId="8">
+    <w:name w:val="Table Grid"/>
+    <w:basedOn w:val="7"/>
+    <w:uiPriority w:val="0"/>
+    <w:pPr>
+      <w:widowControl w:val="0"/>
+      <w:jc w:val="both"/>
+    </w:pPr>
+    <w:tblPr>
+      <w:tblBorders>
+        <w:top w:val="single" w:color="auto" w:sz="4" w:space="0"/>
+        <w:left w:val="single" w:color="auto" w:sz="4" w:space="0"/>
+        <w:bottom w:val="single" w:color="auto" w:sz="4" w:space="0"/>
+        <w:right w:val="single" w:color="auto" w:sz="4" w:space="0"/>
+        <w:insideH w:val="single" w:color="auto" w:sz="4" w:space="0"/>
+        <w:insideV w:val="single" w:color="auto" w:sz="4" w:space="0"/>
+      </w:tblBorders>
+    </w:tblPr>
+  </w:style>
+  <w:style w:type="table" w:styleId="9">
+    <w:name w:val="Light Shading Accent 1"/>
+    <w:basedOn w:val="7"/>
     <w:qFormat/>
-    <w:rsid w:val="0026637C"/>
+    <w:uiPriority w:val="60"/>
     <w:rPr>
-      <w:i/>
-      <w:iCs/>
-    </w:rPr>
-  </w:style>
-  <w:style w:type="table" w:styleId="-1">
-    <w:name w:val="Light Shading Accent 1"/>
-    <w:basedOn w:val="a1"/>
-    <w:uiPriority w:val="60"/>
-    <w:rsid w:val="0026637C"/>
-    <w:rPr>
-      <w:rFonts w:asciiTheme="minorHAnsi" w:eastAsiaTheme="minorEastAsia" w:hAnsiTheme="minorHAnsi" w:cstheme="minorBidi"/>
-      <w:color w:val="2D53A0" w:themeColor="accent1" w:themeShade="BF"/>
+      <w:rFonts w:asciiTheme="minorHAnsi" w:hAnsiTheme="minorHAnsi" w:eastAsiaTheme="minorEastAsia" w:cstheme="minorBidi"/>
+      <w:color w:val="2E54A1" w:themeColor="accent1" w:themeShade="BF"/>
       <w:sz w:val="22"/>
       <w:szCs w:val="22"/>
     </w:rPr>
     <w:tblPr>
-      <w:tblStyleRowBandSize w:val="1"/>
-      <w:tblStyleColBandSize w:val="1"/>
       <w:tblBorders>
-        <w:top w:val="single" w:sz="8" w:space="0" w:color="4874CB" w:themeColor="accent1"/>
-        <w:bottom w:val="single" w:sz="8" w:space="0" w:color="4874CB" w:themeColor="accent1"/>
+        <w:top w:val="single" w:color="4874CB" w:themeColor="accent1" w:sz="8" w:space="0"/>
+        <w:bottom w:val="single" w:color="4874CB" w:themeColor="accent1" w:sz="8" w:space="0"/>
       </w:tblBorders>
     </w:tblPr>
     <w:tblStylePr w:type="firstRow">
@@ -3160,9 +3049,9 @@
       <w:tblPr/>
       <w:tcPr>
         <w:tcBorders>
-          <w:top w:val="single" w:sz="8" w:space="0" w:color="4874CB" w:themeColor="accent1"/>
+          <w:top w:val="single" w:color="4874CB" w:themeColor="accent1" w:sz="8" w:space="0"/>
           <w:left w:val="nil"/>
-          <w:bottom w:val="single" w:sz="8" w:space="0" w:color="4874CB" w:themeColor="accent1"/>
+          <w:bottom w:val="single" w:color="4874CB" w:themeColor="accent1" w:sz="8" w:space="0"/>
           <w:right w:val="nil"/>
           <w:insideH w:val="nil"/>
           <w:insideV w:val="nil"/>
@@ -3180,9 +3069,9 @@
       <w:tblPr/>
       <w:tcPr>
         <w:tcBorders>
-          <w:top w:val="single" w:sz="8" w:space="0" w:color="4874CB" w:themeColor="accent1"/>
+          <w:top w:val="single" w:color="4874CB" w:themeColor="accent1" w:sz="8" w:space="0"/>
           <w:left w:val="nil"/>
-          <w:bottom w:val="single" w:sz="8" w:space="0" w:color="4874CB" w:themeColor="accent1"/>
+          <w:bottom w:val="single" w:color="4874CB" w:themeColor="accent1" w:sz="8" w:space="0"/>
           <w:right w:val="nil"/>
           <w:insideH w:val="nil"/>
           <w:insideV w:val="nil"/>
@@ -3225,6 +3114,55 @@
         <w:shd w:val="clear" w:color="auto" w:fill="D1DCF2" w:themeFill="accent1" w:themeFillTint="3F"/>
       </w:tcPr>
     </w:tblStylePr>
+  </w:style>
+  <w:style w:type="character" w:customStyle="1" w:styleId="11">
+    <w:name w:val="标题 1 字符"/>
+    <w:link w:val="2"/>
+    <w:uiPriority w:val="0"/>
+    <w:rPr>
+      <w:b/>
+      <w:kern w:val="44"/>
+      <w:sz w:val="44"/>
+    </w:rPr>
+  </w:style>
+  <w:style w:type="paragraph" w:customStyle="1" w:styleId="12">
+    <w:name w:val="Decimal Aligned"/>
+    <w:basedOn w:val="1"/>
+    <w:qFormat/>
+    <w:uiPriority w:val="40"/>
+    <w:pPr>
+      <w:widowControl/>
+      <w:tabs>
+        <w:tab w:val="decimal" w:pos="360"/>
+      </w:tabs>
+      <w:spacing w:after="200" w:line="276" w:lineRule="auto"/>
+      <w:jc w:val="left"/>
+    </w:pPr>
+    <w:rPr>
+      <w:rFonts w:cs="Times New Roman"/>
+      <w:kern w:val="0"/>
+      <w:sz w:val="22"/>
+      <w:szCs w:val="22"/>
+    </w:rPr>
+  </w:style>
+  <w:style w:type="character" w:customStyle="1" w:styleId="13">
+    <w:name w:val="脚注文本 字符"/>
+    <w:basedOn w:val="10"/>
+    <w:link w:val="5"/>
+    <w:uiPriority w:val="99"/>
+    <w:rPr>
+      <w:rFonts w:asciiTheme="minorHAnsi" w:hAnsiTheme="minorHAnsi" w:eastAsiaTheme="minorEastAsia"/>
+    </w:rPr>
+  </w:style>
+  <w:style w:type="character" w:customStyle="1" w:styleId="14">
+    <w:name w:val="Subtle Emphasis"/>
+    <w:basedOn w:val="10"/>
+    <w:qFormat/>
+    <w:uiPriority w:val="19"/>
+    <w:rPr>
+      <w:i/>
+      <w:iCs/>
+    </w:rPr>
   </w:style>
 </w:styles>
 </file>
@@ -3473,6 +3411,5 @@
     </a:fmtScheme>
   </a:themeElements>
   <a:objectDefaults/>
-  <a:extraClrSchemeLst/>
 </a:theme>
 </file>
--- a/public/template2.docx
+++ b/public/template2.docx
@@ -1535,10 +1535,22 @@
       <w:r>
         <w:rPr>
           <w:rStyle w:val="11"/>
+          <w:rFonts w:hint="eastAsia"/>
+          <w:sz w:val="18"/>
+          <w:szCs w:val="18"/>
+          <w:lang w:val="en-US" w:eastAsia="zh-CN"/>
+        </w:rPr>
+        <w:t>totals</w:t>
+      </w:r>
+      <w:bookmarkStart w:id="0" w:name="_GoBack"/>
+      <w:bookmarkEnd w:id="0"/>
+      <w:r>
+        <w:rPr>
+          <w:rStyle w:val="11"/>
           <w:sz w:val="18"/>
           <w:szCs w:val="18"/>
         </w:rPr>
-        <w:t>totals.totalCNY</w:t>
+        <w:t>.totalCNY</w:t>
       </w:r>
       <w:r>
         <w:rPr>
@@ -2188,8 +2200,6 @@
               </w:rPr>
               <w:t>{/</w:t>
             </w:r>
-            <w:bookmarkStart w:id="0" w:name="_GoBack"/>
-            <w:bookmarkEnd w:id="0"/>
             <w:r>
               <w:rPr>
                 <w:rStyle w:val="11"/>
